--- a/docx/ch04_intellectual_property.docx
+++ b/docx/ch04_intellectual_property.docx
@@ -7,7 +7,79 @@
         <w:pStyle w:val="Title"/>
       </w:pPr>
       <w:r>
-        <w:t xml:space="preserve">Chapter 4: Intellectual Property in the Digital Age | Computing &amp; AI Ethics</w:t>
+        <w:t xml:space="preserve">Chapter</w:t>
+      </w:r>
+      <w:r>
+        <w:t xml:space="preserve"> </w:t>
+      </w:r>
+      <w:r>
+        <w:t xml:space="preserve">4:</w:t>
+      </w:r>
+      <w:r>
+        <w:t xml:space="preserve"> </w:t>
+      </w:r>
+      <w:r>
+        <w:t xml:space="preserve">Intellectual</w:t>
+      </w:r>
+      <w:r>
+        <w:t xml:space="preserve"> </w:t>
+      </w:r>
+      <w:r>
+        <w:t xml:space="preserve">Property</w:t>
+      </w:r>
+      <w:r>
+        <w:t xml:space="preserve"> </w:t>
+      </w:r>
+      <w:r>
+        <w:t xml:space="preserve">in</w:t>
+      </w:r>
+      <w:r>
+        <w:t xml:space="preserve"> </w:t>
+      </w:r>
+      <w:r>
+        <w:t xml:space="preserve">the</w:t>
+      </w:r>
+      <w:r>
+        <w:t xml:space="preserve"> </w:t>
+      </w:r>
+      <w:r>
+        <w:t xml:space="preserve">Digital</w:t>
+      </w:r>
+      <w:r>
+        <w:t xml:space="preserve"> </w:t>
+      </w:r>
+      <w:r>
+        <w:t xml:space="preserve">Age</w:t>
+      </w:r>
+      <w:r>
+        <w:t xml:space="preserve"> </w:t>
+      </w:r>
+      <w:r>
+        <w:t xml:space="preserve">|</w:t>
+      </w:r>
+      <w:r>
+        <w:t xml:space="preserve"> </w:t>
+      </w:r>
+      <w:r>
+        <w:t xml:space="preserve">Computing</w:t>
+      </w:r>
+      <w:r>
+        <w:t xml:space="preserve"> </w:t>
+      </w:r>
+      <w:r>
+        <w:t xml:space="preserve">&amp;</w:t>
+      </w:r>
+      <w:r>
+        <w:t xml:space="preserve"> </w:t>
+      </w:r>
+      <w:r>
+        <w:t xml:space="preserve">AI</w:t>
+      </w:r>
+      <w:r>
+        <w:t xml:space="preserve"> </w:t>
+      </w:r>
+      <w:r>
+        <w:t xml:space="preserve">Ethics</w:t>
       </w:r>
     </w:p>
     <w:p>
@@ -15,11 +87,49 @@
         <w:pStyle w:val="Author"/>
       </w:pPr>
       <w:r>
-        <w:t xml:space="preserve">Brendan Shea, PhD</w:t>
-      </w:r>
-    </w:p>
-    <w:bookmarkStart w:id="10" w:name="central-questions"/>
-    <w:bookmarkStart w:id="9" w:name="cq-heading"/>
+        <w:t xml:space="preserve">Brendan</w:t>
+      </w:r>
+      <w:r>
+        <w:t xml:space="preserve"> </w:t>
+      </w:r>
+      <w:r>
+        <w:t xml:space="preserve">Shea,</w:t>
+      </w:r>
+      <w:r>
+        <w:t xml:space="preserve"> </w:t>
+      </w:r>
+      <w:r>
+        <w:t xml:space="preserve">PhD</w:t>
+      </w:r>
+    </w:p>
+    <w:p>
+      <w:pPr>
+        <w:pStyle w:val="ChapterEyebrow"/>
+      </w:pPr>
+      <w:r>
+        <w:t xml:space="preserve">Chapter 4</w:t>
+      </w:r>
+    </w:p>
+    <w:bookmarkStart w:id="20" w:name="intellectual-property-in-the-digital-age"/>
+    <w:p>
+      <w:pPr>
+        <w:pStyle w:val="Heading1"/>
+      </w:pPr>
+      <w:r>
+        <w:t xml:space="preserve">Intellectual Property in the Digital Age</w:t>
+      </w:r>
+    </w:p>
+    <w:p>
+      <w:pPr>
+        <w:pStyle w:val="ChapterSubtitle"/>
+      </w:pPr>
+      <w:r>
+        <w:t xml:space="preserve">Creation, Control, and the Battle for Ideas</w:t>
+      </w:r>
+    </w:p>
+    <w:bookmarkEnd w:id="20"/>
+    <w:bookmarkStart w:id="22" w:name="central-questions"/>
+    <w:bookmarkStart w:id="21" w:name="cq-heading"/>
     <w:p>
       <w:pPr>
         <w:pStyle w:val="Heading2"/>
@@ -30,11 +140,11 @@
     </w:p>
     <w:p>
       <w:pPr>
-        <w:pStyle w:val="Compact"/>
         <w:numPr>
           <w:ilvl w:val="0"/>
           <w:numId w:val="1001"/>
         </w:numPr>
+        <w:pStyle w:val="Compact"/>
       </w:pPr>
       <w:r>
         <w:t xml:space="preserve">Why should anyone "own" an idea, and what philosophical traditions justify intellectual property rights?</w:t>
@@ -42,11 +152,11 @@
     </w:p>
     <w:p>
       <w:pPr>
-        <w:pStyle w:val="Compact"/>
         <w:numPr>
           <w:ilvl w:val="0"/>
           <w:numId w:val="1001"/>
         </w:numPr>
+        <w:pStyle w:val="Compact"/>
       </w:pPr>
       <w:r>
         <w:t xml:space="preserve">What are the four primary types of IP, and why do they differ in duration and purpose?</w:t>
@@ -54,11 +164,11 @@
     </w:p>
     <w:p>
       <w:pPr>
-        <w:pStyle w:val="Compact"/>
         <w:numPr>
           <w:ilvl w:val="0"/>
           <w:numId w:val="1001"/>
         </w:numPr>
+        <w:pStyle w:val="Compact"/>
       </w:pPr>
       <w:r>
         <w:t xml:space="preserve">How did digital technology disrupt traditional IP business models, and how did the industry adapt?</w:t>
@@ -66,11 +176,11 @@
     </w:p>
     <w:p>
       <w:pPr>
-        <w:pStyle w:val="Compact"/>
         <w:numPr>
           <w:ilvl w:val="0"/>
           <w:numId w:val="1001"/>
         </w:numPr>
+        <w:pStyle w:val="Compact"/>
       </w:pPr>
       <w:r>
         <w:t xml:space="preserve">Do IP mechanisms primarily promote innovation and creativity — or primarily enable control by powerful interests?</w:t>
@@ -78,11 +188,11 @@
     </w:p>
     <w:p>
       <w:pPr>
-        <w:pStyle w:val="Compact"/>
         <w:numPr>
           <w:ilvl w:val="0"/>
           <w:numId w:val="1001"/>
         </w:numPr>
+        <w:pStyle w:val="Compact"/>
       </w:pPr>
       <w:r>
         <w:t xml:space="preserve">How should copyright and patent law respond to AI systems that train on human creative work and then generate new content?</w:t>
@@ -90,20 +200,20 @@
     </w:p>
     <w:p>
       <w:pPr>
-        <w:pStyle w:val="Compact"/>
         <w:numPr>
           <w:ilvl w:val="0"/>
           <w:numId w:val="1001"/>
         </w:numPr>
+        <w:pStyle w:val="Compact"/>
       </w:pPr>
       <w:r>
         <w:t xml:space="preserve">How do we balance creators' rights with the public's interest in access to knowledge?</w:t>
       </w:r>
     </w:p>
-    <w:bookmarkEnd w:id="9"/>
-    <w:bookmarkEnd w:id="10"/>
-    <w:bookmarkStart w:id="17" w:name="intro"/>
-    <w:bookmarkStart w:id="16" w:name="intro-heading"/>
+    <w:bookmarkEnd w:id="21"/>
+    <w:bookmarkEnd w:id="22"/>
+    <w:bookmarkStart w:id="29" w:name="intro"/>
+    <w:bookmarkStart w:id="28" w:name="intro-heading"/>
     <w:p>
       <w:pPr>
         <w:pStyle w:val="Heading2"/>
@@ -124,51 +234,45 @@
       </w:r>
       <w:r>
         <w:rPr>
+          <w:bCs/>
           <w:b/>
+        </w:rPr>
+        <w:t xml:space="preserve">rivalrous</w:t>
+      </w:r>
+      <w:r>
+        <w:t xml:space="preserve">: my use prevents yours. But ideas are different. If I share an idea with you, I don't lose it. We both have it. You can share it with a hundred more people, and none of us has any less of it. Jefferson found this philosophically fascinating — and practically challenging. If ideas cannot be "taken" in any normal sense, what exactly would it mean to "own" one?</w:t>
+      </w:r>
+    </w:p>
+    <w:p>
+      <w:pPr>
+        <w:pStyle w:val="BlockQuote"/>
+      </w:pPr>
+      <w:r>
+        <w:t xml:space="preserve">He who receives an idea from me, receives instruction himself without lessening mine; as he who lights his taper at mine, receives light without darkening me.</w:t>
+      </w:r>
+    </w:p>
+    <w:p>
+      <w:pPr>
+        <w:pStyle w:val="BlockQuote"/>
+      </w:pPr>
+      <w:r>
+        <w:t xml:space="preserve">(Jefferson, 1813)</w:t>
+      </w:r>
+    </w:p>
+    <w:p>
+      <w:pPr>
+        <w:pStyle w:val="BodyText"/>
+      </w:pPr>
+      <w:r>
+        <w:t xml:space="preserve">Jefferson's puzzle is at the heart of</w:t>
+      </w:r>
+      <w:r>
+        <w:t xml:space="preserve"> </w:t>
+      </w:r>
+      <w:r>
+        <w:rPr>
           <w:bCs/>
-        </w:rPr>
-        <w:t xml:space="preserve">rivalrous</w:t>
-      </w:r>
-      <w:r>
-        <w:t xml:space="preserve">: my use prevents yours. But ideas are different. If I share an idea with you, I don't lose it. We both have it. You can share it with a hundred more people, and none of us has any less of it. Jefferson found this philosophically fascinating — and practically challenging. If ideas cannot be "taken" in any normal sense, what exactly would it mean to "own" one?</w:t>
-      </w:r>
-    </w:p>
-    <w:p>
-      <w:pPr>
-        <w:pStyle w:val="BlockQuote"/>
-      </w:pPr>
-      <w:r>
-        <w:t xml:space="preserve">"He who receives an idea from me, receives instruction himself without lessening mine; as he who lights his taper at mine, receives light without darkening me."</w:t>
-      </w:r>
-    </w:p>
-    <w:p>
-      <w:pPr>
-        <w:pStyle w:val="BlockQuote"/>
-      </w:pPr>
-      <w:r>
-        <w:t xml:space="preserve">— Thomas Jefferson, Letter to Isaac McPherson, 1813</w:t>
-      </w:r>
-      <w:r>
-        <w:t xml:space="preserve"> </w:t>
-      </w:r>
-      <w:r>
-        <w:t xml:space="preserve">(Jefferson, 1813)</w:t>
-      </w:r>
-    </w:p>
-    <w:p>
-      <w:pPr>
-        <w:pStyle w:val="BodyText"/>
-      </w:pPr>
-      <w:r>
-        <w:t xml:space="preserve">Jefferson's puzzle is at the heart of</w:t>
-      </w:r>
-      <w:r>
-        <w:t xml:space="preserve"> </w:t>
-      </w:r>
-      <w:r>
-        <w:rPr>
           <w:b/>
-          <w:bCs/>
         </w:rPr>
         <w:t xml:space="preserve">intellectual property law</w:t>
       </w:r>
@@ -196,18 +300,18 @@
           <wp:inline>
             <wp:extent cx="5334000" cy="7999182"/>
             <wp:effectExtent b="0" l="0" r="0" t="0"/>
-            <wp:docPr descr="Marble bust of Plato at the Musei Capitolini, Rome" title="" id="12" name="Picture"/>
+            <wp:docPr descr="Marble bust of Plato at the Musei Capitolini, Rome" title="" id="24" name="Picture"/>
             <a:graphic>
               <a:graphicData uri="http://schemas.openxmlformats.org/drawingml/2006/picture">
                 <pic:pic>
                   <pic:nvPicPr>
-                    <pic:cNvPr descr="C:/Users/brend/OneDrive/Documents/Github/computing_ai_ethics/images/plato_bust.jpg" id="13" name="Picture"/>
+                    <pic:cNvPr descr="/home/user/computing_ai_ethics/images/plato_bust.jpg" id="25" name="Picture"/>
                     <pic:cNvPicPr>
                       <a:picLocks noChangeArrowheads="1" noChangeAspect="1"/>
                     </pic:cNvPicPr>
                   </pic:nvPicPr>
                   <pic:blipFill>
-                    <a:blip r:embed="rId11"/>
+                    <a:blip r:embed="rId23"/>
                     <a:stretch>
                       <a:fillRect/>
                     </a:stretch>
@@ -242,7 +346,7 @@
         <w:t xml:space="preserve">Figure 4.1 — Plato (428–348 BCE), Roman marble copy. Musei Capitolini, Rome. Public domain. The philosophical puzzle of whether ideas can be owned traces back to ancient debates about the nature of knowledge — whether it is discovered or invented, and whether knowing something can ever constitute a form of possession.</w:t>
       </w:r>
     </w:p>
-    <w:bookmarkStart w:id="14" w:name="the-four-types-of-intellectual-property"/>
+    <w:bookmarkStart w:id="26" w:name="the-four-types-of-intellectual-property"/>
     <w:p>
       <w:pPr>
         <w:pStyle w:val="Heading3"/>
@@ -272,6 +376,7 @@
         <w:tblStyle w:val="Table"/>
         <w:tblW w:type="auto" w:w="0"/>
         <w:tblLook w:firstRow="1" w:lastRow="0" w:firstColumn="0" w:lastColumn="0" w:noHBand="0" w:noVBand="0" w:val="0020"/>
+        <w:jc w:val="start"/>
         <w:tblCaption w:val="Table 4.1 — The Four Types of Intellectual Property"/>
       </w:tblPr>
       <w:tblGrid>
@@ -282,13 +387,14 @@
       </w:tblGrid>
       <w:tr>
         <w:trPr>
-          <w:tblHeader w:val="on"/>
+          <w:tblHeader w:val="true"/>
         </w:trPr>
         <w:tc>
           <w:tcPr/>
           <w:p>
             <w:pPr>
               <w:pStyle w:val="Compact"/>
+              <w:jc w:val="left"/>
             </w:pPr>
             <w:r>
               <w:t xml:space="preserve">Type</w:t>
@@ -300,6 +406,7 @@
           <w:p>
             <w:pPr>
               <w:pStyle w:val="Compact"/>
+              <w:jc w:val="left"/>
             </w:pPr>
             <w:r>
               <w:t xml:space="preserve">What It Protects</w:t>
@@ -311,6 +418,7 @@
           <w:p>
             <w:pPr>
               <w:pStyle w:val="Compact"/>
+              <w:jc w:val="left"/>
             </w:pPr>
             <w:r>
               <w:t xml:space="preserve">Duration (U.S.)</w:t>
@@ -322,6 +430,7 @@
           <w:p>
             <w:pPr>
               <w:pStyle w:val="Compact"/>
+              <w:jc w:val="left"/>
             </w:pPr>
             <w:r>
               <w:t xml:space="preserve">Key Feature</w:t>
@@ -335,11 +444,12 @@
           <w:p>
             <w:pPr>
               <w:pStyle w:val="Compact"/>
+              <w:jc w:val="left"/>
             </w:pPr>
             <w:r>
               <w:rPr>
+                <w:bCs/>
                 <w:b/>
-                <w:bCs/>
               </w:rPr>
               <w:t xml:space="preserve">Copyright</w:t>
             </w:r>
@@ -350,6 +460,7 @@
           <w:p>
             <w:pPr>
               <w:pStyle w:val="Compact"/>
+              <w:jc w:val="left"/>
             </w:pPr>
             <w:r>
               <w:t xml:space="preserve">Original creative expression: books, music, films, software, art</w:t>
@@ -361,6 +472,7 @@
           <w:p>
             <w:pPr>
               <w:pStyle w:val="Compact"/>
+              <w:jc w:val="left"/>
             </w:pPr>
             <w:r>
               <w:t xml:space="preserve">Life of author + 70 years</w:t>
@@ -372,6 +484,7 @@
           <w:p>
             <w:pPr>
               <w:pStyle w:val="Compact"/>
+              <w:jc w:val="left"/>
             </w:pPr>
             <w:r>
               <w:t xml:space="preserve">Protects expression, not ideas; fair use exception</w:t>
@@ -385,11 +498,12 @@
           <w:p>
             <w:pPr>
               <w:pStyle w:val="Compact"/>
+              <w:jc w:val="left"/>
             </w:pPr>
             <w:r>
               <w:rPr>
+                <w:bCs/>
                 <w:b/>
-                <w:bCs/>
               </w:rPr>
               <w:t xml:space="preserve">Patents</w:t>
             </w:r>
@@ -400,6 +514,7 @@
           <w:p>
             <w:pPr>
               <w:pStyle w:val="Compact"/>
+              <w:jc w:val="left"/>
             </w:pPr>
             <w:r>
               <w:t xml:space="preserve">Novel, useful, non-obvious inventions and processes</w:t>
@@ -411,6 +526,7 @@
           <w:p>
             <w:pPr>
               <w:pStyle w:val="Compact"/>
+              <w:jc w:val="left"/>
             </w:pPr>
             <w:r>
               <w:t xml:space="preserve">20 years from filing</w:t>
@@ -422,6 +538,7 @@
           <w:p>
             <w:pPr>
               <w:pStyle w:val="Compact"/>
+              <w:jc w:val="left"/>
             </w:pPr>
             <w:r>
               <w:t xml:space="preserve">Requires public disclosure; exclusive right to make, sell, use</w:t>
@@ -435,11 +552,12 @@
           <w:p>
             <w:pPr>
               <w:pStyle w:val="Compact"/>
+              <w:jc w:val="left"/>
             </w:pPr>
             <w:r>
               <w:rPr>
+                <w:bCs/>
                 <w:b/>
-                <w:bCs/>
               </w:rPr>
               <w:t xml:space="preserve">Trademarks</w:t>
             </w:r>
@@ -450,6 +568,7 @@
           <w:p>
             <w:pPr>
               <w:pStyle w:val="Compact"/>
+              <w:jc w:val="left"/>
             </w:pPr>
             <w:r>
               <w:t xml:space="preserve">Brand identifiers: names, logos, slogans</w:t>
@@ -461,6 +580,7 @@
           <w:p>
             <w:pPr>
               <w:pStyle w:val="Compact"/>
+              <w:jc w:val="left"/>
             </w:pPr>
             <w:r>
               <w:t xml:space="preserve">Indefinite (if actively used and renewed)</w:t>
@@ -472,6 +592,7 @@
           <w:p>
             <w:pPr>
               <w:pStyle w:val="Compact"/>
+              <w:jc w:val="left"/>
             </w:pPr>
             <w:r>
               <w:t xml:space="preserve">Prevents consumer confusion; can be lost through "genericide"</w:t>
@@ -485,11 +606,12 @@
           <w:p>
             <w:pPr>
               <w:pStyle w:val="Compact"/>
+              <w:jc w:val="left"/>
             </w:pPr>
             <w:r>
               <w:rPr>
+                <w:bCs/>
                 <w:b/>
-                <w:bCs/>
               </w:rPr>
               <w:t xml:space="preserve">Trade Secrets</w:t>
             </w:r>
@@ -500,6 +622,7 @@
           <w:p>
             <w:pPr>
               <w:pStyle w:val="Compact"/>
+              <w:jc w:val="left"/>
             </w:pPr>
             <w:r>
               <w:t xml:space="preserve">Confidential business information: formulas, algorithms, client lists</w:t>
@@ -511,6 +634,7 @@
           <w:p>
             <w:pPr>
               <w:pStyle w:val="Compact"/>
+              <w:jc w:val="left"/>
             </w:pPr>
             <w:r>
               <w:t xml:space="preserve">Indefinite (while kept secret)</w:t>
@@ -522,6 +646,7 @@
           <w:p>
             <w:pPr>
               <w:pStyle w:val="Compact"/>
+              <w:jc w:val="left"/>
             </w:pPr>
             <w:r>
               <w:t xml:space="preserve">Protection ends if secret is disclosed or independently discovered</w:t>
@@ -542,24 +667,24 @@
       </w:r>
       <w:r>
         <w:rPr>
+          <w:iCs/>
           <w:i/>
+        </w:rPr>
+        <w:t xml:space="preserve">ideas</w:t>
+      </w:r>
+      <w:r>
+        <w:t xml:space="preserve"> </w:t>
+      </w:r>
+      <w:r>
+        <w:t xml:space="preserve">and</w:t>
+      </w:r>
+      <w:r>
+        <w:t xml:space="preserve"> </w:t>
+      </w:r>
+      <w:r>
+        <w:rPr>
           <w:iCs/>
-        </w:rPr>
-        <w:t xml:space="preserve">ideas</w:t>
-      </w:r>
-      <w:r>
-        <w:t xml:space="preserve"> </w:t>
-      </w:r>
-      <w:r>
-        <w:t xml:space="preserve">and</w:t>
-      </w:r>
-      <w:r>
-        <w:t xml:space="preserve"> </w:t>
-      </w:r>
-      <w:r>
-        <w:rPr>
           <w:i/>
-          <w:iCs/>
         </w:rPr>
         <w:t xml:space="preserve">expression</w:t>
       </w:r>
@@ -569,14 +694,38 @@
     </w:p>
     <w:p>
       <w:pPr>
+        <w:pStyle w:val="DefinitionTerm"/>
+      </w:pPr>
+      <w:r>
+        <w:t xml:space="preserve">Fair use</w:t>
+      </w:r>
+    </w:p>
+    <w:p>
+      <w:pPr>
+        <w:pStyle w:val="DefinitionBody"/>
+      </w:pPr>
+      <w:r>
+        <w:t xml:space="preserve">A doctrine in U.S. copyright law that permits limited unauthorized use of a protected work — for criticism, commentary, news reporting, teaching, scholarship, research, or parody — without the copyright holder's permission. Courts decide fair use case by case, weighing four statutory factors: the purpose and character of the use, the nature of the original work, how much of it was used, and the effect of the use on the market for the original.</w:t>
+      </w:r>
+    </w:p>
+    <w:p>
+      <w:pPr>
         <w:pStyle w:val="BodyText"/>
       </w:pPr>
       <w:r>
+        <w:t xml:space="preserve">Fair use is the pressure valve in the copyright system, and it is deliberately vague. There is no list of permitted uses and no bright line — only four factors that a judge weighs after the fact. That vagueness is a feature if you think copyright needs to bend to circumstances the drafters could not foresee, and a bug if you are a documentary filmmaker or a software engineer trying to work out in advance whether you are about to be sued. Nearly every hard question in this chapter, from Google's use of Java to the training of large language models, eventually comes down to how a court weighs those four factors.</w:t>
+      </w:r>
+    </w:p>
+    <w:p>
+      <w:pPr>
+        <w:pStyle w:val="BodyText"/>
+      </w:pPr>
+      <w:r>
         <w:t xml:space="preserve">Patents differ importantly from copyright in that they require public disclosure. When an inventor files for a patent, they must explain in detail how the invention works — this information becomes part of the public record, available for anyone to read and learn from. In exchange for this disclosure, the inventor receives a twenty-year monopoly on making, selling, and using the invention. The theory is that this is a fair bargain: society gets the knowledge, the inventor gets a temporary exclusive right. After twenty years, the invention enters the public domain and anyone can use the technology freely. Whether this bargain is actually fair — and whether twenty years is the right term — is a question the pharmaceutical industry case studies in this chapter will sharpen considerably.</w:t>
       </w:r>
     </w:p>
-    <w:bookmarkEnd w:id="14"/>
-    <w:bookmarkStart w:id="15" w:name="a-brief-history-of-expanding-rights"/>
+    <w:bookmarkEnd w:id="26"/>
+    <w:bookmarkStart w:id="27" w:name="a-brief-history-of-expanding-rights"/>
     <w:p>
       <w:pPr>
         <w:pStyle w:val="Heading3"/>
@@ -598,6 +747,7 @@
         <w:tblStyle w:val="Table"/>
         <w:tblW w:type="auto" w:w="0"/>
         <w:tblLook w:firstRow="1" w:lastRow="0" w:firstColumn="0" w:lastColumn="0" w:noHBand="0" w:noVBand="0" w:val="0020"/>
+        <w:jc w:val="start"/>
         <w:tblCaption w:val="Table 4.2 — Key Milestones in Intellectual Property History"/>
       </w:tblPr>
       <w:tblGrid>
@@ -606,13 +756,14 @@
       </w:tblGrid>
       <w:tr>
         <w:trPr>
-          <w:tblHeader w:val="on"/>
+          <w:tblHeader w:val="true"/>
         </w:trPr>
         <w:tc>
           <w:tcPr/>
           <w:p>
             <w:pPr>
               <w:pStyle w:val="Compact"/>
+              <w:jc w:val="left"/>
             </w:pPr>
             <w:r>
               <w:t xml:space="preserve">Year</w:t>
@@ -624,6 +775,7 @@
           <w:p>
             <w:pPr>
               <w:pStyle w:val="Compact"/>
+              <w:jc w:val="left"/>
             </w:pPr>
             <w:r>
               <w:t xml:space="preserve">Development</w:t>
@@ -637,6 +789,7 @@
           <w:p>
             <w:pPr>
               <w:pStyle w:val="Compact"/>
+              <w:jc w:val="left"/>
             </w:pPr>
             <w:r>
               <w:t xml:space="preserve">1710</w:t>
@@ -648,6 +801,7 @@
           <w:p>
             <w:pPr>
               <w:pStyle w:val="Compact"/>
+              <w:jc w:val="left"/>
             </w:pPr>
             <w:r>
               <w:t xml:space="preserve">Statute of Anne (Britain): first copyright law; 14-year term, renewable once</w:t>
@@ -661,6 +815,7 @@
           <w:p>
             <w:pPr>
               <w:pStyle w:val="Compact"/>
+              <w:jc w:val="left"/>
             </w:pPr>
             <w:r>
               <w:t xml:space="preserve">1790</w:t>
@@ -672,6 +827,7 @@
           <w:p>
             <w:pPr>
               <w:pStyle w:val="Compact"/>
+              <w:jc w:val="left"/>
             </w:pPr>
             <w:r>
               <w:t xml:space="preserve">U.S. Copyright Act: 14-year term, renewable once; narrow scope</w:t>
@@ -685,6 +841,7 @@
           <w:p>
             <w:pPr>
               <w:pStyle w:val="Compact"/>
+              <w:jc w:val="left"/>
             </w:pPr>
             <w:r>
               <w:t xml:space="preserve">1886</w:t>
@@ -696,6 +853,7 @@
           <w:p>
             <w:pPr>
               <w:pStyle w:val="Compact"/>
+              <w:jc w:val="left"/>
             </w:pPr>
             <w:r>
               <w:t xml:space="preserve">Berne Convention: international copyright harmonization; automatic protection</w:t>
@@ -709,6 +867,7 @@
           <w:p>
             <w:pPr>
               <w:pStyle w:val="Compact"/>
+              <w:jc w:val="left"/>
             </w:pPr>
             <w:r>
               <w:t xml:space="preserve">1976</w:t>
@@ -720,6 +879,7 @@
           <w:p>
             <w:pPr>
               <w:pStyle w:val="Compact"/>
+              <w:jc w:val="left"/>
             </w:pPr>
             <w:r>
               <w:t xml:space="preserve">U.S. Copyright Act: extended to life + 50 years; work-for-hire rules</w:t>
@@ -733,6 +893,7 @@
           <w:p>
             <w:pPr>
               <w:pStyle w:val="Compact"/>
+              <w:jc w:val="left"/>
             </w:pPr>
             <w:r>
               <w:t xml:space="preserve">1994</w:t>
@@ -744,6 +905,7 @@
           <w:p>
             <w:pPr>
               <w:pStyle w:val="Compact"/>
+              <w:jc w:val="left"/>
             </w:pPr>
             <w:r>
               <w:t xml:space="preserve">TRIPS Agreement: linked IP to global trade; forced developing countries to adopt strong IP regimes</w:t>
@@ -757,6 +919,7 @@
           <w:p>
             <w:pPr>
               <w:pStyle w:val="Compact"/>
+              <w:jc w:val="left"/>
             </w:pPr>
             <w:r>
               <w:t xml:space="preserve">1998</w:t>
@@ -768,6 +931,7 @@
           <w:p>
             <w:pPr>
               <w:pStyle w:val="Compact"/>
+              <w:jc w:val="left"/>
             </w:pPr>
             <w:r>
               <w:t xml:space="preserve">DMCA + Sonny Bono Act: extended to life + 70 years; criminalized circumvention of digital locks</w:t>
@@ -781,20 +945,22 @@
           <w:p>
             <w:pPr>
               <w:pStyle w:val="Compact"/>
-            </w:pPr>
-            <w:r>
-              <w:t xml:space="preserve">2020s</w:t>
-            </w:r>
-          </w:p>
-        </w:tc>
-        <w:tc>
-          <w:tcPr/>
-          <w:p>
-            <w:pPr>
-              <w:pStyle w:val="Compact"/>
-            </w:pPr>
-            <w:r>
-              <w:t xml:space="preserve">AI training, generative models, and streaming reshape every IP category simultaneously</w:t>
+              <w:jc w:val="left"/>
+            </w:pPr>
+            <w:r>
+              <w:t xml:space="preserve">2023–2026</w:t>
+            </w:r>
+          </w:p>
+        </w:tc>
+        <w:tc>
+          <w:tcPr/>
+          <w:p>
+            <w:pPr>
+              <w:pStyle w:val="Compact"/>
+              <w:jc w:val="left"/>
+            </w:pPr>
+            <w:r>
+              <w:t xml:space="preserve">Streaming and generative AI reshape every IP category at once; the first court rulings on AI training arrive, and one AI company pays $1.5 billion to settle a copyright class action</w:t>
             </w:r>
           </w:p>
         </w:tc>
@@ -818,11 +984,11 @@
     </w:p>
     <w:p>
       <w:pPr>
-        <w:pStyle w:val="Compact"/>
         <w:numPr>
           <w:ilvl w:val="0"/>
           <w:numId w:val="1002"/>
         </w:numPr>
+        <w:pStyle w:val="Compact"/>
       </w:pPr>
       <w:r>
         <w:t xml:space="preserve">Jefferson argued that ideas are fundamentally different from physical goods because sharing an idea doesn't diminish it. Does this mean IP law is always unjust — or does the non-rivalrous nature of ideas affect only the appropriate</w:t>
@@ -832,8 +998,8 @@
       </w:r>
       <w:r>
         <w:rPr>
+          <w:iCs/>
           <w:i/>
-          <w:iCs/>
         </w:rPr>
         <w:t xml:space="preserve">length</w:t>
       </w:r>
@@ -846,11 +1012,11 @@
     </w:p>
     <w:p>
       <w:pPr>
-        <w:pStyle w:val="Compact"/>
         <w:numPr>
           <w:ilvl w:val="0"/>
           <w:numId w:val="1002"/>
         </w:numPr>
+        <w:pStyle w:val="Compact"/>
       </w:pPr>
       <w:r>
         <w:t xml:space="preserve">Copyright terms have expanded from 14 years to life + 70 years. What term length would you choose if you were designing the system from scratch, and what would guide your decision?</w:t>
@@ -858,21 +1024,21 @@
     </w:p>
     <w:p>
       <w:pPr>
-        <w:pStyle w:val="Compact"/>
         <w:numPr>
           <w:ilvl w:val="0"/>
           <w:numId w:val="1002"/>
         </w:numPr>
+        <w:pStyle w:val="Compact"/>
       </w:pPr>
       <w:r>
         <w:t xml:space="preserve">The idea-expression distinction protects ideas from monopoly while protecting expression. Can you think of cases where this line is genuinely hard to draw?</w:t>
       </w:r>
     </w:p>
-    <w:bookmarkEnd w:id="15"/>
-    <w:bookmarkEnd w:id="16"/>
-    <w:bookmarkEnd w:id="17"/>
-    <w:bookmarkStart w:id="26" w:name="justifications"/>
-    <w:bookmarkStart w:id="25" w:name="just-heading"/>
+    <w:bookmarkEnd w:id="27"/>
+    <w:bookmarkEnd w:id="28"/>
+    <w:bookmarkEnd w:id="29"/>
+    <w:bookmarkStart w:id="38" w:name="justifications"/>
+    <w:bookmarkStart w:id="37" w:name="just-heading"/>
     <w:p>
       <w:pPr>
         <w:pStyle w:val="Heading2"/>
@@ -889,7 +1055,7 @@
         <w:t xml:space="preserve">Why should intellectual property rights exist at all? Three major philosophical traditions offer competing answers. Each captures something important, but each also has significant weaknesses that the others do not share. Understanding the justifications matters because they generate different policy conclusions: if you are a Lockean, you might think IP should track how much labor the creator invested; if you are a utilitarian, you care only about whether the system actually produces more creation than alternative arrangements; if you follow Hegel, you think certain authorial rights should be inalienable regardless of economic consequences.</w:t>
       </w:r>
     </w:p>
-    <w:bookmarkStart w:id="18" w:name="the-labor-argument"/>
+    <w:bookmarkStart w:id="30" w:name="the-labor-argument"/>
     <w:p>
       <w:pPr>
         <w:pStyle w:val="Heading3"/>
@@ -916,11 +1082,11 @@
     </w:p>
     <w:p>
       <w:pPr>
-        <w:pStyle w:val="Compact"/>
         <w:numPr>
           <w:ilvl w:val="0"/>
           <w:numId w:val="1003"/>
         </w:numPr>
+        <w:pStyle w:val="Compact"/>
       </w:pPr>
       <w:r>
         <w:t xml:space="preserve">People have a natural right to the fruits of their labor — what they make by mixing their effort with the world belongs to them.</w:t>
@@ -928,11 +1094,11 @@
     </w:p>
     <w:p>
       <w:pPr>
-        <w:pStyle w:val="Compact"/>
         <w:numPr>
           <w:ilvl w:val="0"/>
           <w:numId w:val="1003"/>
         </w:numPr>
+        <w:pStyle w:val="Compact"/>
       </w:pPr>
       <w:r>
         <w:t xml:space="preserve">Intellectual creations are the product of sustained mental labor: a novelist's years of effort, an inventor's decades of research.</w:t>
@@ -940,11 +1106,11 @@
     </w:p>
     <w:p>
       <w:pPr>
-        <w:pStyle w:val="Compact"/>
         <w:numPr>
           <w:ilvl w:val="0"/>
           <w:numId w:val="1003"/>
         </w:numPr>
+        <w:pStyle w:val="Compact"/>
       </w:pPr>
       <w:r>
         <w:t xml:space="preserve">Without legal protection, others can immediately copy the result of that labor without contributing to the effort that produced it.</w:t>
@@ -969,7 +1135,26 @@
         <w:pStyle w:val="BodyText"/>
       </w:pPr>
       <w:r>
-        <w:t xml:space="preserve">Locke's argument has intuitive appeal — it tracks our everyday sense that people deserve credit and compensation for what they create. But it faces serious objections when applied to intellectual work. Ideas are never purely original: every creator builds on earlier work, borrows from traditions, and recombines influences absorbed from the surrounding culture. Newton said he "stood on the shoulders of giants"; Shakespeare borrowed his plots wholesale from earlier sources; virtually every song shares chord progressions, rhythmic patterns, and melodic conventions with countless predecessors. If intellectual creations always build on prior creations, how much of any particular work is genuinely the creator's own? The Lockean framework struggles to draw this line.</w:t>
+        <w:t xml:space="preserve">Locke's argument, adapted from the account of property in his</w:t>
+      </w:r>
+      <w:r>
+        <w:t xml:space="preserve"> </w:t>
+      </w:r>
+      <w:r>
+        <w:rPr>
+          <w:iCs/>
+          <w:i/>
+        </w:rPr>
+        <w:t xml:space="preserve">Second Treatise of Government</w:t>
+      </w:r>
+      <w:r>
+        <w:t xml:space="preserve"> </w:t>
+      </w:r>
+      <w:r>
+        <w:t xml:space="preserve">(Locke, 1689)</w:t>
+      </w:r>
+      <w:r>
+        <w:t xml:space="preserve">, has intuitive appeal — it tracks our everyday sense that people deserve credit and compensation for what they create. But it faces serious objections when applied to intellectual work. Ideas are never purely original: every creator builds on earlier work, borrows from traditions, and recombines influences absorbed from the surrounding culture. Newton said he "stood on the shoulders of giants"; Shakespeare borrowed his plots wholesale from earlier sources; virtually every song shares chord progressions, rhythmic patterns, and melodic conventions with countless predecessors. If intellectual creations always build on prior creations, how much of any particular work is genuinely the creator's own? The Lockean framework struggles to draw this line.</w:t>
       </w:r>
     </w:p>
     <w:p>
@@ -980,8 +1165,8 @@
         <w:t xml:space="preserve">Locke himself added a crucial proviso to the labor theory: property appropriation is justified only as long as "enough and as good" is left for others. In the physical world, this proviso eventually runs out — there is only so much land. But in the world of ideas, the proviso never runs out: the fact that Jefferson has expressed an idea does not prevent anyone else from expressing the same idea in their own words. This suggests that even if Locke's labor theory justifies some IP rights, it provides no justification for the strongest forms — those that effectively prevent others from building on existing ideas.</w:t>
       </w:r>
     </w:p>
-    <w:bookmarkEnd w:id="18"/>
-    <w:bookmarkStart w:id="19" w:name="the-incentive-argument"/>
+    <w:bookmarkEnd w:id="30"/>
+    <w:bookmarkStart w:id="31" w:name="the-incentive-argument"/>
     <w:p>
       <w:pPr>
         <w:pStyle w:val="Heading3"/>
@@ -1008,11 +1193,11 @@
     </w:p>
     <w:p>
       <w:pPr>
-        <w:pStyle w:val="Compact"/>
         <w:numPr>
           <w:ilvl w:val="0"/>
           <w:numId w:val="1004"/>
         </w:numPr>
+        <w:pStyle w:val="Compact"/>
       </w:pPr>
       <w:r>
         <w:t xml:space="preserve">Society benefits greatly from creative works and technological inventions — from new drugs that save lives to novels that deepen human understanding.</w:t>
@@ -1020,11 +1205,11 @@
     </w:p>
     <w:p>
       <w:pPr>
-        <w:pStyle w:val="Compact"/>
         <w:numPr>
           <w:ilvl w:val="0"/>
           <w:numId w:val="1004"/>
         </w:numPr>
+        <w:pStyle w:val="Compact"/>
       </w:pPr>
       <w:r>
         <w:t xml:space="preserve">Creating such works requires substantial time, effort, and investment — a new pharmaceutical drug can cost over a billion dollars to develop and test.</w:t>
@@ -1032,11 +1217,11 @@
     </w:p>
     <w:p>
       <w:pPr>
-        <w:pStyle w:val="Compact"/>
         <w:numPr>
           <w:ilvl w:val="0"/>
           <w:numId w:val="1004"/>
         </w:numPr>
+        <w:pStyle w:val="Compact"/>
       </w:pPr>
       <w:r>
         <w:t xml:space="preserve">Without protection, competitors can immediately copy successful works and undercut creators on price without having borne the development cost.</w:t>
@@ -1044,11 +1229,11 @@
     </w:p>
     <w:p>
       <w:pPr>
-        <w:pStyle w:val="Compact"/>
         <w:numPr>
           <w:ilvl w:val="0"/>
           <w:numId w:val="1004"/>
         </w:numPr>
+        <w:pStyle w:val="Compact"/>
       </w:pPr>
       <w:r>
         <w:t xml:space="preserve">This free-rider problem would, over time, reduce creators' incentives and therefore reduce the quantity of new creation.</w:t>
@@ -1073,83 +1258,95 @@
         <w:pStyle w:val="BodyText"/>
       </w:pPr>
       <w:r>
-        <w:t xml:space="preserve">The incentive argument is how IP is most commonly defended in courts, legislatures, and economics textbooks. It is also the most empirically testable — and the empirical picture is more complicated than the clean theoretical argument suggests. For some industries (pharmaceuticals, where the cost of development vastly exceeds the cost of copying), patent protection appears genuinely necessary to sustain investment in R&amp;D. For others (fashion, cuisine, perfume, jokes), industries have thrived for centuries without meaningful IP protection by relying on lead-time advantages, brand reputation, and rapid iteration. Open-source software — produced collaboratively by volunteers with no IP-derived revenue — powers the vast majority of the world's servers, smartphones, and websites. These examples suggest that IP incentives are neither universally necessary nor universally effective. For instance, consider some of the most creatively dynamic industries in history, all of which operate with minimal IP protection:</w:t>
-      </w:r>
-    </w:p>
-    <w:p>
-      <w:pPr>
-        <w:pStyle w:val="Compact"/>
+        <w:t xml:space="preserve">The incentive argument is how IP is most commonly defended in courts, legislatures, and economics textbooks. It is also the most empirically testable — and the empirical picture is more complicated than the clean theoretical argument suggests. For some industries (pharmaceuticals, where the cost of development vastly exceeds the cost of copying), patent protection appears genuinely necessary to sustain investment in R&amp;D. For others (fashion, cuisine, perfume, jokes), industries have thrived for centuries without meaningful IP protection by relying on lead-time advantages, brand reputation, and rapid iteration. Open-source software — produced collaboratively by volunteers with no IP-derived revenue — powers the vast majority of the world's servers, smartphones, and websites. These examples suggest that IP incentives are neither universally necessary nor universally effective. Consider four of the most creatively dynamic fields in modern life, all of which operate with minimal IP protection:</w:t>
+      </w:r>
+    </w:p>
+    <w:p>
+      <w:pPr>
         <w:numPr>
           <w:ilvl w:val="0"/>
           <w:numId w:val="1005"/>
         </w:numPr>
-      </w:pPr>
-      <w:r>
-        <w:rPr>
+        <w:pStyle w:val="Compact"/>
+      </w:pPr>
+      <w:r>
+        <w:rPr>
+          <w:bCs/>
           <w:b/>
-          <w:bCs/>
-        </w:rPr>
-        <w:t xml:space="preserve">Fashion design</w:t>
-      </w:r>
-      <w:r>
-        <w:t xml:space="preserve">: Garment designs cannot be copyrighted, yet Paris fashion houses have driven global trends for over a century. Designers rely on prestige, lead-time, and rapid iteration rather than legal exclusivity.</w:t>
-      </w:r>
-    </w:p>
-    <w:p>
-      <w:pPr>
-        <w:pStyle w:val="Compact"/>
+        </w:rPr>
+        <w:t xml:space="preserve">Fashion design.</w:t>
+      </w:r>
+      <w:r>
+        <w:t xml:space="preserve"> </w:t>
+      </w:r>
+      <w:r>
+        <w:t xml:space="preserve">Garment designs generally cannot be copyrighted in the United States, yet Paris fashion houses have driven global trends for over a century. Designers rely on prestige, lead time, and rapid iteration rather than legal exclusivity.</w:t>
+      </w:r>
+    </w:p>
+    <w:p>
+      <w:pPr>
         <w:numPr>
           <w:ilvl w:val="0"/>
           <w:numId w:val="1005"/>
         </w:numPr>
-      </w:pPr>
-      <w:r>
-        <w:rPr>
+        <w:pStyle w:val="Compact"/>
+      </w:pPr>
+      <w:r>
+        <w:rPr>
+          <w:bCs/>
           <w:b/>
-          <w:bCs/>
-        </w:rPr>
-        <w:t xml:space="preserve">Restaurant cuisine</w:t>
-      </w:r>
-      <w:r>
-        <w:t xml:space="preserve">: Recipes cannot be copyrighted, yet fine dining continuously innovates. Ferran Adrià's molecular gastronomy techniques were freely copied around the world — and his restaurant El Bulli remained the world's most coveted reservation for years anyway.</w:t>
-      </w:r>
-    </w:p>
-    <w:p>
-      <w:pPr>
-        <w:pStyle w:val="Compact"/>
+        </w:rPr>
+        <w:t xml:space="preserve">Restaurant cuisine.</w:t>
+      </w:r>
+      <w:r>
+        <w:t xml:space="preserve"> </w:t>
+      </w:r>
+      <w:r>
+        <w:t xml:space="preserve">Recipes — as lists of ingredients and functional instructions — cannot be copyrighted, yet fine dining innovates continuously. Ferran Adrià's techniques at El Bulli were freely copied around the world, and his restaurant remained the most coveted reservation on earth anyway.</w:t>
+      </w:r>
+    </w:p>
+    <w:p>
+      <w:pPr>
         <w:numPr>
           <w:ilvl w:val="0"/>
           <w:numId w:val="1005"/>
         </w:numPr>
-      </w:pPr>
-      <w:r>
-        <w:rPr>
+        <w:pStyle w:val="Compact"/>
+      </w:pPr>
+      <w:r>
+        <w:rPr>
+          <w:bCs/>
           <w:b/>
-          <w:bCs/>
-        </w:rPr>
-        <w:t xml:space="preserve">Stand-up comedy</w:t>
-      </w:r>
-      <w:r>
-        <w:t xml:space="preserve">: Once a joke is told publicly, anyone can repeat it. Yet comedians continue to produce new material because reputation and originality are competitive advantages that legal protection cannot substitute for.</w:t>
-      </w:r>
-    </w:p>
-    <w:p>
-      <w:pPr>
-        <w:pStyle w:val="Compact"/>
+        </w:rPr>
+        <w:t xml:space="preserve">Stand-up comedy.</w:t>
+      </w:r>
+      <w:r>
+        <w:t xml:space="preserve"> </w:t>
+      </w:r>
+      <w:r>
+        <w:t xml:space="preserve">Once a joke is told publicly, anyone can repeat it, and formal lawsuits are almost unheard of. Yet comedians keep producing new material, policed largely by an informal professional norm against joke theft.</w:t>
+      </w:r>
+    </w:p>
+    <w:p>
+      <w:pPr>
         <w:numPr>
           <w:ilvl w:val="0"/>
           <w:numId w:val="1005"/>
         </w:numPr>
-      </w:pPr>
-      <w:r>
-        <w:rPr>
+        <w:pStyle w:val="Compact"/>
+      </w:pPr>
+      <w:r>
+        <w:rPr>
+          <w:bCs/>
           <w:b/>
-          <w:bCs/>
-        </w:rPr>
-        <w:t xml:space="preserve">Sports strategy</w:t>
-      </w:r>
-      <w:r>
-        <w:t xml:space="preserve">: A coach who invents a new play or defensive formation cannot patent it; opponents can immediately adopt it. Yet coaching innovation continues unabated.</w:t>
+        </w:rPr>
+        <w:t xml:space="preserve">Sports strategy.</w:t>
+      </w:r>
+      <w:r>
+        <w:t xml:space="preserve"> </w:t>
+      </w:r>
+      <w:r>
+        <w:t xml:space="preserve">A coach who invents a new play or defensive formation cannot patent it; opponents can adopt it the following week. Coaching innovation continues unabated.</w:t>
       </w:r>
     </w:p>
     <w:p>
@@ -1157,7 +1354,7 @@
         <w:pStyle w:val="FirstParagraph"/>
       </w:pPr>
       <w:r>
-        <w:t xml:space="preserve">In each case, the absence of IP protection has not stifled creation — it has forced creators to compete on the basis of ongoing innovation rather than past monopoly.</w:t>
+        <w:t xml:space="preserve">In each case, the absence of IP protection has not stifled creation. It has instead forced creators to compete on the basis of ongoing innovation rather than past monopoly — which is, on the utilitarian's own terms, not obviously a worse outcome.</w:t>
       </w:r>
     </w:p>
     <w:p>
@@ -1172,8 +1369,8 @@
       </w:r>
       <w:r>
         <w:rPr>
+          <w:iCs/>
           <w:i/>
-          <w:iCs/>
         </w:rPr>
         <w:t xml:space="preserve">enough</w:t>
       </w:r>
@@ -1181,8 +1378,8 @@
         <w:t xml:space="preserve">? Economic analysis generally suggests that the optimal term is much shorter than current law provides — a songwriter is not more likely to compose a song because copyright will protect it for seventy years after their death rather than fifty. The additional decades of protection provide revenue to heirs and corporate rights-holders, not creative incentive to the original creator. This suggests that current terms have been extended beyond what incentive theory justifies — which raises the question of whose interests the extensions actually serve.</w:t>
       </w:r>
     </w:p>
-    <w:bookmarkEnd w:id="19"/>
-    <w:bookmarkStart w:id="20" w:name="the-personality-argument"/>
+    <w:bookmarkEnd w:id="31"/>
+    <w:bookmarkStart w:id="32" w:name="the-personality-argument"/>
     <w:p>
       <w:pPr>
         <w:pStyle w:val="Heading3"/>
@@ -1209,11 +1406,11 @@
     </w:p>
     <w:p>
       <w:pPr>
-        <w:pStyle w:val="Compact"/>
         <w:numPr>
           <w:ilvl w:val="0"/>
           <w:numId w:val="1006"/>
         </w:numPr>
+        <w:pStyle w:val="Compact"/>
       </w:pPr>
       <w:r>
         <w:t xml:space="preserve">Human persons have dignity and deserve respect as self-creating beings whose identity is expressed in their projects and creations.</w:t>
@@ -1221,11 +1418,11 @@
     </w:p>
     <w:p>
       <w:pPr>
-        <w:pStyle w:val="Compact"/>
         <w:numPr>
           <w:ilvl w:val="0"/>
           <w:numId w:val="1006"/>
         </w:numPr>
+        <w:pStyle w:val="Compact"/>
       </w:pPr>
       <w:r>
         <w:t xml:space="preserve">Creative works embody the creator's personality, vision, and self-expression in a way that purely physical products do not.</w:t>
@@ -1249,8 +1446,54 @@
       </w:r>
       <w:r>
         <w:rPr>
+          <w:iCs/>
           <w:i/>
+        </w:rPr>
+        <w:t xml:space="preserve">moral rights</w:t>
+      </w:r>
+      <w:r>
+        <w:t xml:space="preserve"> </w:t>
+      </w:r>
+      <w:r>
+        <w:t xml:space="preserve">in their works that go beyond economic interests — rights of attribution (credit) and integrity (protection against distortion) that should persist even after commercial transfer.</w:t>
+      </w:r>
+    </w:p>
+    <w:p>
+      <w:pPr>
+        <w:pStyle w:val="BodyText"/>
+      </w:pPr>
+      <w:r>
+        <w:t xml:space="preserve">The personality theory, associated with Hegel's</w:t>
+      </w:r>
+      <w:r>
+        <w:t xml:space="preserve"> </w:t>
+      </w:r>
+      <w:r>
+        <w:rPr>
           <w:iCs/>
+          <w:i/>
+        </w:rPr>
+        <w:t xml:space="preserve">Elements of the Philosophy of Right</w:t>
+      </w:r>
+      <w:r>
+        <w:t xml:space="preserve"> </w:t>
+      </w:r>
+      <w:r>
+        <w:t xml:space="preserve">(Hegel, 1991)</w:t>
+      </w:r>
+      <w:r>
+        <w:t xml:space="preserve"> </w:t>
+      </w:r>
+      <w:r>
+        <w:t xml:space="preserve">and developed most fully in the continental European legal tradition, gives rise to the concept of</w:t>
+      </w:r>
+      <w:r>
+        <w:t xml:space="preserve"> </w:t>
+      </w:r>
+      <w:r>
+        <w:rPr>
+          <w:bCs/>
+          <w:b/>
         </w:rPr>
         <w:t xml:space="preserve">moral rights</w:t>
       </w:r>
@@ -1258,7 +1501,20 @@
         <w:t xml:space="preserve"> </w:t>
       </w:r>
       <w:r>
-        <w:t xml:space="preserve">in their works that go beyond economic interests — rights of attribution (credit) and integrity (protection against distortion) that should persist even after commercial transfer.</w:t>
+        <w:t xml:space="preserve">— rights that exist independently of economic interests and, in many jurisdictions, cannot be signed away by contract. A French author who sells the copyright in a novel to a publisher retains the right to be identified as its author and to object to alterations that damage their reputation. These rights are recognized in most European copyright systems and in Article 6</w:t>
+      </w:r>
+      <w:r>
+        <w:rPr>
+          <w:iCs/>
+          <w:i/>
+        </w:rPr>
+        <w:t xml:space="preserve">bis</w:t>
+      </w:r>
+      <w:r>
+        <w:t xml:space="preserve"> </w:t>
+      </w:r>
+      <w:r>
+        <w:t xml:space="preserve">of the Berne Convention, but they are much weaker in the United States, where copyright is treated predominantly as a commercial instrument.</w:t>
       </w:r>
     </w:p>
     <w:p>
@@ -1266,23 +1522,77 @@
         <w:pStyle w:val="BodyText"/>
       </w:pPr>
       <w:r>
-        <w:t xml:space="preserve">The personality theory, associated with Hegel and developed most fully in continental European legal tradition, gives rise to the concept of</w:t>
-      </w:r>
-      <w:r>
-        <w:t xml:space="preserve"> </w:t>
-      </w:r>
-      <w:r>
-        <w:rPr>
-          <w:b/>
-          <w:bCs/>
-        </w:rPr>
-        <w:t xml:space="preserve">moral rights</w:t>
-      </w:r>
-      <w:r>
-        <w:t xml:space="preserve"> </w:t>
-      </w:r>
-      <w:r>
-        <w:t xml:space="preserve">— rights that exist independently of economic interests and cannot be waived by contract. A French author who sells the copyright to their novel to a publisher retains the right to be identified as the author and to object to alterations that damage their reputation. These rights are recognized in most European copyright systems and in the Berne Convention, but are much weaker in the United States, where copyright is predominantly treated as a commercial instrument. A revealing example of the difference: when Monty Python's television films were edited by American distributors — scenes cut, jokes removed, commercial breaks inserted without permission — the troupe sued successfully in the 1970s, but had to rely on contract law and trademark rather than any formal moral right. Their core complaint — "this is no longer our work, yet it bears our name" — is precisely what moral rights are designed to address, and US copyright law simply had no mechanism for it. European creators in the same situation would have had a straightforward legal claim.</w:t>
+        <w:t xml:space="preserve">A revealing example of the difference: in 1975 the American network ABC broadcast episodes of</w:t>
+      </w:r>
+      <w:r>
+        <w:t xml:space="preserve"> </w:t>
+      </w:r>
+      <w:r>
+        <w:rPr>
+          <w:iCs/>
+          <w:i/>
+        </w:rPr>
+        <w:t xml:space="preserve">Monty Python's Flying Circus</w:t>
+      </w:r>
+      <w:r>
+        <w:t xml:space="preserve"> </w:t>
+      </w:r>
+      <w:r>
+        <w:t xml:space="preserve">from which roughly a quarter of the running time had been cut to make room for commercials and to remove material thought offensive to American audiences. The troupe sued and, in</w:t>
+      </w:r>
+      <w:r>
+        <w:t xml:space="preserve"> </w:t>
+      </w:r>
+      <w:r>
+        <w:rPr>
+          <w:iCs/>
+          <w:i/>
+        </w:rPr>
+        <w:t xml:space="preserve">Gilliam v. American Broadcasting Companies</w:t>
+      </w:r>
+      <w:r>
+        <w:t xml:space="preserve"> </w:t>
+      </w:r>
+      <w:r>
+        <w:t xml:space="preserve">(2d Cir. 1976)</w:t>
+      </w:r>
+      <w:r>
+        <w:t xml:space="preserve"> </w:t>
+      </w:r>
+      <w:r>
+        <w:t xml:space="preserve">(Gilliam v. American Broadcasting Companies, Inc., 1976)</w:t>
+      </w:r>
+      <w:r>
+        <w:t xml:space="preserve">, won a preliminary injunction against further broadcasts. But the Second Circuit reached that result through copyright — the editing exceeded the scope of the license ABC had obtained — and through the Lanham Act's prohibition on false designation of origin, while noting explicitly that American copyright law does not recognize the</w:t>
+      </w:r>
+      <w:r>
+        <w:t xml:space="preserve"> </w:t>
+      </w:r>
+      <w:r>
+        <w:rPr>
+          <w:iCs/>
+          <w:i/>
+        </w:rPr>
+        <w:t xml:space="preserve">droit moral</w:t>
+      </w:r>
+      <w:r>
+        <w:t xml:space="preserve">. Their core complaint —</w:t>
+      </w:r>
+      <w:r>
+        <w:t xml:space="preserve"> </w:t>
+      </w:r>
+      <w:r>
+        <w:rPr>
+          <w:iCs/>
+          <w:i/>
+        </w:rPr>
+        <w:t xml:space="preserve">this is no longer our work, yet it still bears our name</w:t>
+      </w:r>
+      <w:r>
+        <w:t xml:space="preserve"> </w:t>
+      </w:r>
+      <w:r>
+        <w:t xml:space="preserve">— is exactly what moral rights are designed to address, and US law had to reach it sideways. A French or German author in the same position would have had a direct claim.</w:t>
       </w:r>
     </w:p>
     <w:p>
@@ -1293,8 +1603,8 @@
         <w:t xml:space="preserve">The personality theory has an interesting implication for AI-generated content: if the justification for creators' moral rights is that works express the creator's personality, then a work generated by an AI — which has no personality in the relevant sense — would not be entitled to the same protections. We return to this issue in the AI section below.</w:t>
       </w:r>
     </w:p>
-    <w:bookmarkEnd w:id="20"/>
-    <w:bookmarkStart w:id="24" w:name="the-social-contract-of-ip"/>
+    <w:bookmarkEnd w:id="32"/>
+    <w:bookmarkStart w:id="36" w:name="the-social-contract-of-ip"/>
     <w:p>
       <w:pPr>
         <w:pStyle w:val="Heading3"/>
@@ -1318,20 +1628,20 @@
       <w:r>
         <w:drawing>
           <wp:inline>
-            <wp:extent cx="5334000" cy="760276"/>
+            <wp:extent cx="5334000" cy="772343"/>
             <wp:effectExtent b="0" l="0" r="0" t="0"/>
-            <wp:docPr descr="Diagram 1" title="" id="22" name="Picture"/>
+            <wp:docPr descr="Diagram 1" title="" id="34" name="Picture"/>
             <a:graphic>
               <a:graphicData uri="http://schemas.openxmlformats.org/drawingml/2006/picture">
                 <pic:pic>
                   <pic:nvPicPr>
-                    <pic:cNvPr descr="C:/Users/brend/AppData/Local/Temp/docx-build-2So8QR/ch04_intellectual_property-diagrams/diag_0.png" id="23" name="Picture"/>
+                    <pic:cNvPr descr="/tmp/docx-build-87TwSJ/ch04_intellectual_property-diagrams/diag_0.png" id="35" name="Picture"/>
                     <pic:cNvPicPr>
                       <a:picLocks noChangeArrowheads="1" noChangeAspect="1"/>
                     </pic:cNvPicPr>
                   </pic:nvPicPr>
                   <pic:blipFill>
-                    <a:blip r:embed="rId21"/>
+                    <a:blip r:embed="rId33"/>
                     <a:stretch>
                       <a:fillRect/>
                     </a:stretch>
@@ -1339,7 +1649,7 @@
                   <pic:spPr bwMode="auto">
                     <a:xfrm>
                       <a:off x="0" y="0"/>
-                      <a:ext cx="5334000" cy="760276"/>
+                      <a:ext cx="5334000" cy="772343"/>
                     </a:xfrm>
                     <a:prstGeom prst="rect">
                       <a:avLst/>
@@ -1393,11 +1703,11 @@
     </w:p>
     <w:p>
       <w:pPr>
-        <w:pStyle w:val="Compact"/>
         <w:numPr>
           <w:ilvl w:val="0"/>
           <w:numId w:val="1007"/>
         </w:numPr>
+        <w:pStyle w:val="Compact"/>
       </w:pPr>
       <w:r>
         <w:t xml:space="preserve">Which justification for IP — labor, incentive, or personality — do you find most compelling, and why? Does your answer change depending on whether you are thinking about music copyright or pharmaceutical patents?</w:t>
@@ -1405,11 +1715,11 @@
     </w:p>
     <w:p>
       <w:pPr>
-        <w:pStyle w:val="Compact"/>
         <w:numPr>
           <w:ilvl w:val="0"/>
           <w:numId w:val="1007"/>
         </w:numPr>
+        <w:pStyle w:val="Compact"/>
       </w:pPr>
       <w:r>
         <w:t xml:space="preserve">The incentive theory says IP should provide just enough protection to motivate creation. How would you determine empirically whether any particular term length achieves this goal?</w:t>
@@ -1417,21 +1727,21 @@
     </w:p>
     <w:p>
       <w:pPr>
-        <w:pStyle w:val="Compact"/>
         <w:numPr>
           <w:ilvl w:val="0"/>
           <w:numId w:val="1007"/>
         </w:numPr>
+        <w:pStyle w:val="Compact"/>
       </w:pPr>
       <w:r>
         <w:t xml:space="preserve">If AI can generate creative content without any financial incentive, what does that imply for the incentive-based justification for copyright?</w:t>
       </w:r>
     </w:p>
-    <w:bookmarkEnd w:id="24"/>
-    <w:bookmarkEnd w:id="25"/>
-    <w:bookmarkEnd w:id="26"/>
-    <w:bookmarkStart w:id="34" w:name="digital"/>
-    <w:bookmarkStart w:id="33" w:name="digital-heading"/>
+    <w:bookmarkEnd w:id="36"/>
+    <w:bookmarkEnd w:id="37"/>
+    <w:bookmarkEnd w:id="38"/>
+    <w:bookmarkStart w:id="46" w:name="digital"/>
+    <w:bookmarkStart w:id="45" w:name="digital-heading"/>
     <w:p>
       <w:pPr>
         <w:pStyle w:val="Heading2"/>
@@ -1457,18 +1767,18 @@
           <wp:inline>
             <wp:extent cx="5334000" cy="6826527"/>
             <wp:effectExtent b="0" l="0" r="0" t="0"/>
-            <wp:docPr descr="Portrait photograph of Thomas Edison, c. 1877–1880" title="" id="28" name="Picture"/>
+            <wp:docPr descr="Portrait photograph of Thomas Edison, c. 1877–1880" title="" id="40" name="Picture"/>
             <a:graphic>
               <a:graphicData uri="http://schemas.openxmlformats.org/drawingml/2006/picture">
                 <pic:pic>
                   <pic:nvPicPr>
-                    <pic:cNvPr descr="C:/Users/brend/OneDrive/Documents/Github/computing_ai_ethics/images/edison.jpg" id="29" name="Picture"/>
+                    <pic:cNvPr descr="/home/user/computing_ai_ethics/images/edison.jpg" id="41" name="Picture"/>
                     <pic:cNvPicPr>
                       <a:picLocks noChangeArrowheads="1" noChangeAspect="1"/>
                     </pic:cNvPicPr>
                   </pic:nvPicPr>
                   <pic:blipFill>
-                    <a:blip r:embed="rId27"/>
+                    <a:blip r:embed="rId39"/>
                     <a:stretch>
                       <a:fillRect/>
                     </a:stretch>
@@ -1503,7 +1813,7 @@
         <w:t xml:space="preserve">Thomas A. Edison, c. 1877–1880. Public domain.</w:t>
       </w:r>
     </w:p>
-    <w:bookmarkStart w:id="30" w:name="thomas-edison-18471931"/>
+    <w:bookmarkStart w:id="42" w:name="thomas-edison-18471931"/>
     <w:p>
       <w:pPr>
         <w:pStyle w:val="Heading3"/>
@@ -1528,8 +1838,8 @@
         <w:t xml:space="preserve">Edison's career raises a persistent question about the patent system's relationship to innovation. On one hand, his laboratory's output was genuinely remarkable. On the other, Edison's aggressive patent strategies — especially in the "War of Currents" against Nikola Tesla and George Westinghouse over the standard for electrical power — are widely seen as having retarded adoption of the superior AC system. Edison used IP as a competitive weapon, not merely a reward for invention. This combination of genuine creativity and strategic litigation is characteristic of how large actors use IP today.</w:t>
       </w:r>
     </w:p>
-    <w:bookmarkEnd w:id="30"/>
-    <w:bookmarkStart w:id="31" w:name="how-digital-changed-everything"/>
+    <w:bookmarkEnd w:id="42"/>
+    <w:bookmarkStart w:id="43" w:name="how-digital-changed-everything"/>
     <w:p>
       <w:pPr>
         <w:pStyle w:val="Heading3"/>
@@ -1582,13 +1892,65 @@
       </w:r>
       <w:r>
         <w:rPr>
+          <w:iCs/>
           <w:i/>
+        </w:rPr>
+        <w:t xml:space="preserve">A&amp;M Records v. Napster</w:t>
+      </w:r>
+      <w:r>
+        <w:t xml:space="preserve">. The courts agreed, and Napster was forced to shut down in 2001.</w:t>
+      </w:r>
+    </w:p>
+    <w:p>
+      <w:pPr>
+        <w:pStyle w:val="CaseStudy"/>
+      </w:pPr>
+      <w:r>
+        <w:t xml:space="preserve">But shutting down Napster did not end file sharing — it pushed it toward architectures with no central index to shut down. Kazaa, Grokster, and BitTorrent were harder targets precisely because there was less to sue. The industry kept trying: in</w:t>
+      </w:r>
+      <w:r>
+        <w:t xml:space="preserve"> </w:t>
+      </w:r>
+      <w:r>
+        <w:rPr>
           <w:iCs/>
-        </w:rPr>
-        <w:t xml:space="preserve">A&amp;M Records v. Napster</w:t>
-      </w:r>
-      <w:r>
-        <w:t xml:space="preserve">. The courts agreed, and Napster was forced to shut down in 2001.</w:t>
+          <w:i/>
+        </w:rPr>
+        <w:t xml:space="preserve">MGM Studios v. Grokster</w:t>
+      </w:r>
+      <w:r>
+        <w:t xml:space="preserve"> </w:t>
+      </w:r>
+      <w:r>
+        <w:t xml:space="preserve">(2005)</w:t>
+      </w:r>
+      <w:r>
+        <w:t xml:space="preserve"> </w:t>
+      </w:r>
+      <w:r>
+        <w:t xml:space="preserve">(Metro-Goldwyn-Mayer Studios Inc. v. Grokster, Ltd., 2005)</w:t>
+      </w:r>
+      <w:r>
+        <w:t xml:space="preserve"> </w:t>
+      </w:r>
+      <w:r>
+        <w:t xml:space="preserve">the Supreme Court held unanimously that a service could be liable for inducing infringement, which finished Grokster but not the underlying technology. Eventually the labels largely accepted that they could not sue their way out of the problem. The lasting consequence of Napster was not the death of music piracy but the death of the CD-based business model, which was replaced — eventually — by streaming. The iTunes Music Store, launched in 2003, and Spotify, launched in 2008, demonstrated that consumers would pay for convenient legal access to music. By the 2020s, streaming revenue had restored the music industry to growth — but on fundamentally different terms, with value concentrated in platforms rather than labels or artists.</w:t>
+      </w:r>
+    </w:p>
+    <w:p>
+      <w:pPr>
+        <w:pStyle w:val="BoxLabel"/>
+      </w:pPr>
+      <w:r>
+        <w:t xml:space="preserve">Case Study</w:t>
+      </w:r>
+    </w:p>
+    <w:p>
+      <w:pPr>
+        <w:pStyle w:val="BoxTitle"/>
+      </w:pPr>
+      <w:r>
+        <w:t xml:space="preserve">The DMCA and the Problem of Digital Locks (1998)</w:t>
       </w:r>
     </w:p>
     <w:p>
@@ -1596,23 +1958,7 @@
         <w:pStyle w:val="CaseStudy"/>
       </w:pPr>
       <w:r>
-        <w:t xml:space="preserve">But shutting down Napster did not end file sharing — it drove it to decentralized alternatives that were legally much harder to attack. Kazaa, Grokster, and BitTorrent did not maintain central servers, making them legally more resistant. Eventually, the industry largely accepted that it could not sue its way out of the problem. The lasting consequence of Napster was not the death of music piracy but the death of the CD-based business model, which was replaced — eventually — by streaming services. iTunes, launched in 2003, and Spotify, launched in 2008, demonstrated that consumers would pay for convenient legal access to music. By the 2020s, streaming revenue had restored the music industry to growth — but on fundamentally different terms, with value concentrated in platforms rather than labels or artists.</w:t>
-      </w:r>
-    </w:p>
-    <w:p>
-      <w:pPr>
-        <w:pStyle w:val="BoxLabel"/>
-      </w:pPr>
-      <w:r>
-        <w:t xml:space="preserve">Case Study</w:t>
-      </w:r>
-    </w:p>
-    <w:p>
-      <w:pPr>
-        <w:pStyle w:val="BoxTitle"/>
-      </w:pPr>
-      <w:r>
-        <w:t xml:space="preserve">The DMCA and the Problem of Digital Locks (1998)</w:t>
+        <w:t xml:space="preserve">The Digital Millennium Copyright Act was Congress's legislative response to digital reproduction. Its most consequential provision — and most controversial — was the anti-circumvention clause: it made it illegal to circumvent "technological protection measures" (digital locks, or DRM) even for purposes that would otherwise be entirely legal under copyright law. The logic was that if a rights-holder could lock their digital content, that lock should be legally protected.</w:t>
       </w:r>
     </w:p>
     <w:p>
@@ -1620,19 +1966,11 @@
         <w:pStyle w:val="CaseStudy"/>
       </w:pPr>
       <w:r>
-        <w:t xml:space="preserve">The Digital Millennium Copyright Act was Congress's legislative response to digital reproduction. Its most consequential provision — and most controversial — was the anti-circumvention clause: it made it illegal to circumvent "technological protection measures" (digital locks, or DRM) even for purposes that would otherwise be entirely legal under copyright law. The logic was that if a rights-holder could lock their digital content, that lock should be legally protected.</w:t>
-      </w:r>
-    </w:p>
-    <w:p>
-      <w:pPr>
-        <w:pStyle w:val="CaseStudy"/>
-      </w:pPr>
-      <w:r>
         <w:t xml:space="preserve">The practical consequences were broader than anyone anticipated. Security researchers who reverse-engineered software to find vulnerabilities found themselves potentially criminalized. Owners of products who wished to repair them found that accessing the diagnostic software embedded in their tractors, insulin pumps, or smartphones could technically violate the DMCA. Librarians and educators who needed to make accessible versions of digital texts for disabled users faced legal uncertainty. The EFF and others have argued that the DMCA effectively transferred power from content owners to content manufacturers — you can own a DVD but the DMCA prevents you from making a backup copy for personal use. A series of exemptions granted by the Copyright Office every three years provides limited relief, but the underlying law remains a significant restriction on the ownership rights and fair use privileges that copyright law otherwise protects.</w:t>
       </w:r>
     </w:p>
-    <w:bookmarkEnd w:id="31"/>
-    <w:bookmarkStart w:id="32" w:name="X95ef63b408d6453b79a483ef8cde9020bb85378"/>
+    <w:bookmarkEnd w:id="43"/>
+    <w:bookmarkStart w:id="44" w:name="X95ef63b408d6453b79a483ef8cde9020bb85378"/>
     <w:p>
       <w:pPr>
         <w:pStyle w:val="Heading3"/>
@@ -1662,6 +2000,7 @@
         <w:tblStyle w:val="Table"/>
         <w:tblW w:type="auto" w:w="0"/>
         <w:tblLook w:firstRow="1" w:lastRow="0" w:firstColumn="0" w:lastColumn="0" w:noHBand="0" w:noVBand="0" w:val="0020"/>
+        <w:jc w:val="start"/>
         <w:tblCaption w:val="Table 4.3 — Streaming Economics: Who Gets What"/>
       </w:tblPr>
       <w:tblGrid>
@@ -1670,13 +2009,14 @@
       </w:tblGrid>
       <w:tr>
         <w:trPr>
-          <w:tblHeader w:val="on"/>
+          <w:tblHeader w:val="true"/>
         </w:trPr>
         <w:tc>
           <w:tcPr/>
           <w:p>
             <w:pPr>
               <w:pStyle w:val="Compact"/>
+              <w:jc w:val="left"/>
             </w:pPr>
             <w:r>
               <w:t xml:space="preserve">Metric</w:t>
@@ -1688,9 +2028,10 @@
           <w:p>
             <w:pPr>
               <w:pStyle w:val="Compact"/>
-            </w:pPr>
-            <w:r>
-              <w:t xml:space="preserve">Value (approximate, 2024)</w:t>
+              <w:jc w:val="left"/>
+            </w:pPr>
+            <w:r>
+              <w:t xml:space="preserve">Value (approximate)</w:t>
             </w:r>
           </w:p>
         </w:tc>
@@ -1701,6 +2042,7 @@
           <w:p>
             <w:pPr>
               <w:pStyle w:val="Compact"/>
+              <w:jc w:val="left"/>
             </w:pPr>
             <w:r>
               <w:t xml:space="preserve">Spotify pay per stream</w:t>
@@ -1712,6 +2054,7 @@
           <w:p>
             <w:pPr>
               <w:pStyle w:val="Compact"/>
+              <w:jc w:val="left"/>
             </w:pPr>
             <w:r>
               <w:t xml:space="preserve">$0.003–$0.005 (varies by country and deal terms)</w:t>
@@ -1725,6 +2068,7 @@
           <w:p>
             <w:pPr>
               <w:pStyle w:val="Compact"/>
+              <w:jc w:val="left"/>
             </w:pPr>
             <w:r>
               <w:t xml:space="preserve">Streams needed to earn $1</w:t>
@@ -1736,6 +2080,7 @@
           <w:p>
             <w:pPr>
               <w:pStyle w:val="Compact"/>
+              <w:jc w:val="left"/>
             </w:pPr>
             <w:r>
               <w:t xml:space="preserve">200–330 streams</w:t>
@@ -1749,20 +2094,22 @@
           <w:p>
             <w:pPr>
               <w:pStyle w:val="Compact"/>
-            </w:pPr>
-            <w:r>
-              <w:t xml:space="preserve">Minimum threshold (2024)</w:t>
-            </w:r>
-          </w:p>
-        </w:tc>
-        <w:tc>
-          <w:tcPr/>
-          <w:p>
-            <w:pPr>
-              <w:pStyle w:val="Compact"/>
-            </w:pPr>
-            <w:r>
-              <w:t xml:space="preserve">1,000 streams per year to earn anything at all</w:t>
+              <w:jc w:val="left"/>
+            </w:pPr>
+            <w:r>
+              <w:t xml:space="preserve">Minimum payout threshold</w:t>
+            </w:r>
+          </w:p>
+        </w:tc>
+        <w:tc>
+          <w:tcPr/>
+          <w:p>
+            <w:pPr>
+              <w:pStyle w:val="Compact"/>
+              <w:jc w:val="left"/>
+            </w:pPr>
+            <w:r>
+              <w:t xml:space="preserve">Since 2024, a track must reach 1,000 streams in a year to earn anything at all</w:t>
             </w:r>
           </w:p>
         </w:tc>
@@ -1773,6 +2120,7 @@
           <w:p>
             <w:pPr>
               <w:pStyle w:val="Compact"/>
+              <w:jc w:val="left"/>
             </w:pPr>
             <w:r>
               <w:t xml:space="preserve">Who captures most streaming revenue</w:t>
@@ -1784,6 +2132,7 @@
           <w:p>
             <w:pPr>
               <w:pStyle w:val="Compact"/>
+              <w:jc w:val="left"/>
             </w:pPr>
             <w:r>
               <w:t xml:space="preserve">Platforms and major labels (through negotiated catalog deals)</w:t>
@@ -1810,11 +2159,11 @@
     </w:p>
     <w:p>
       <w:pPr>
-        <w:pStyle w:val="Compact"/>
         <w:numPr>
           <w:ilvl w:val="0"/>
           <w:numId w:val="1008"/>
         </w:numPr>
+        <w:pStyle w:val="Compact"/>
       </w:pPr>
       <w:r>
         <w:t xml:space="preserve">Did Napster "kill" the music industry, or did it force the industry to find a better business model? Could the industry have made this transition voluntarily, without the disruption?</w:t>
@@ -1822,11 +2171,11 @@
     </w:p>
     <w:p>
       <w:pPr>
-        <w:pStyle w:val="Compact"/>
         <w:numPr>
           <w:ilvl w:val="0"/>
           <w:numId w:val="1008"/>
         </w:numPr>
+        <w:pStyle w:val="Compact"/>
       </w:pPr>
       <w:r>
         <w:t xml:space="preserve">The DMCA makes it illegal to circumvent digital locks even for legal purposes. Does this represent a reasonable balance between creator rights and user rights — or has it tilted too far toward rights-holders?</w:t>
@@ -1834,21 +2183,21 @@
     </w:p>
     <w:p>
       <w:pPr>
-        <w:pStyle w:val="Compact"/>
         <w:numPr>
           <w:ilvl w:val="0"/>
           <w:numId w:val="1008"/>
         </w:numPr>
+        <w:pStyle w:val="Compact"/>
       </w:pPr>
       <w:r>
         <w:t xml:space="preserve">When you pay for a streaming subscription, you don't "own" the content — you rent access to it. Does this distinction matter morally? What are its practical consequences?</w:t>
       </w:r>
     </w:p>
-    <w:bookmarkEnd w:id="32"/>
-    <w:bookmarkEnd w:id="33"/>
-    <w:bookmarkEnd w:id="34"/>
-    <w:bookmarkStart w:id="40" w:name="critiques"/>
-    <w:bookmarkStart w:id="39" w:name="crit-heading"/>
+    <w:bookmarkEnd w:id="44"/>
+    <w:bookmarkEnd w:id="45"/>
+    <w:bookmarkEnd w:id="46"/>
+    <w:bookmarkStart w:id="52" w:name="critiques"/>
+    <w:bookmarkStart w:id="51" w:name="crit-heading"/>
     <w:p>
       <w:pPr>
         <w:pStyle w:val="Heading2"/>
@@ -1865,7 +2214,7 @@
         <w:t xml:space="preserve">A significant body of critical scholarship argues that intellectual property law, whatever its original justifications, has become a mechanism for concentrating economic power in incumbent corporations rather than for incentivizing or rewarding genuine creation. Three scholars have been particularly influential in developing these critiques.</w:t>
       </w:r>
     </w:p>
-    <w:bookmarkStart w:id="35" w:name="peter-drahos-b.-1955"/>
+    <w:bookmarkStart w:id="47" w:name="peter-drahos-b.-1955"/>
     <w:p>
       <w:pPr>
         <w:pStyle w:val="Heading3"/>
@@ -1879,7 +2228,7 @@
         <w:pStyle w:val="KeyThinker"/>
       </w:pPr>
       <w:r>
-        <w:t xml:space="preserve">Australian legal scholar and professor at the Australian National University, Drahos is the leading analyst of how IP has been globalized as a tool of corporate and geopolitical power</w:t>
+        <w:t xml:space="preserve">Australian legal scholar and professor at the Australian National University, Drahos is a leading analyst of how IP has been globalized as a tool of corporate and geopolitical power. His central concept, developed with the criminologist John Braithwaite, is "information feudalism"</w:t>
       </w:r>
       <w:r>
         <w:t xml:space="preserve"> </w:t>
@@ -1888,7 +2237,7 @@
         <w:t xml:space="preserve">(Drahos &amp; Braithwaite, 2002)</w:t>
       </w:r>
       <w:r>
-        <w:t xml:space="preserve">. His central concept is "information feudalism": the argument that through trade agreements like TRIPS (Trade-Related Aspects of Intellectual Property Rights), a small number of powerful corporations — primarily American and European pharmaceutical, software, and entertainment companies — successfully pressed governments to adopt and enforce strong IP regimes worldwide, including in developing countries that had no domestic interest in such protections.</w:t>
+        <w:t xml:space="preserve">: the argument that through trade agreements like TRIPS (Trade-Related Aspects of Intellectual Property Rights), a small number of powerful corporations — primarily American and European pharmaceutical, software, and entertainment companies — successfully pressed governments to adopt and enforce strong IP regimes worldwide, including in developing countries that had no domestic interest in such protections.</w:t>
       </w:r>
     </w:p>
     <w:p>
@@ -1899,8 +2248,8 @@
         <w:t xml:space="preserve">The mechanism, Drahos argues, was leverage: IP protection was bundled with access to wealthy-country markets in trade negotiations, so developing countries that wanted trade access had to accept IP terms written by their trading partners' corporate lobbies. The result is a set of global IP norms designed to maximize the rents flowing to incumbent rights-holders, not to achieve any theoretically optimal balance between incentive and access. Drahos calls the outcome "IP feudalism" because it creates hierarchical relationships between IP owners (lords) and those who must pay for access to knowledge (serfs) — including access to medicines, seeds, and software.</w:t>
       </w:r>
     </w:p>
-    <w:bookmarkEnd w:id="35"/>
-    <w:bookmarkStart w:id="36" w:name="cory-doctorow-b.-1971"/>
+    <w:bookmarkEnd w:id="47"/>
+    <w:bookmarkStart w:id="48" w:name="cory-doctorow-b.-1971"/>
     <w:p>
       <w:pPr>
         <w:pStyle w:val="Heading3"/>
@@ -1914,7 +2263,7 @@
         <w:pStyle w:val="KeyThinker"/>
       </w:pPr>
       <w:r>
-        <w:t xml:space="preserve">Canadian-British science fiction writer and technology journalist, Doctorow is one of the most prolific and accessible critics of how Big Tech and Big Content use IP to maintain market power</w:t>
+        <w:t xml:space="preserve">Canadian-British science fiction writer and technology journalist, Doctorow is one of the most prolific and accessible critics of how Big Tech and Big Content use IP to maintain market power. His central concept, developed with the legal scholar Rebecca Giblin, is "chokepoint capitalism"</w:t>
       </w:r>
       <w:r>
         <w:t xml:space="preserve"> </w:t>
@@ -1923,7 +2272,7 @@
         <w:t xml:space="preserve">(Doctorow &amp; Giblin, 2022)</w:t>
       </w:r>
       <w:r>
-        <w:t xml:space="preserve">. His central concept is "chokepoint capitalism": the argument that Amazon, Spotify, Google, Apple, and the major content conglomerates have created bottleneck control points in markets for creative goods, and that IP law — combined with platform market power — enables them to squeeze creators from both sides.</w:t>
+        <w:t xml:space="preserve">: the argument that Amazon, Spotify, Google, Apple, and the major content conglomerates have created bottleneck control points in markets for creative goods, and that IP law — combined with platform market power — enables them to squeeze creators from both sides.</w:t>
       </w:r>
     </w:p>
     <w:p>
@@ -1934,8 +2283,8 @@
         <w:t xml:space="preserve">Doctorow's analysis distinguishes between the original purpose of IP (providing creators with enough leverage to earn a living) and its current function (providing platforms and conglomerates with the legal tools to extract rents from creators and consumers alike). The problem, in his view, is not primarily piracy but monopsony: creators face a small number of buyers (platforms) with enormous market power, while those same platforms face a large number of sellers (creators) with no individual leverage. IP law in this context doesn't protect creators — it protects the platforms' ability to control the terms on which creators can reach their audiences.</w:t>
       </w:r>
     </w:p>
-    <w:bookmarkEnd w:id="36"/>
-    <w:bookmarkStart w:id="37" w:name="tim-wu-b.-1972"/>
+    <w:bookmarkEnd w:id="48"/>
+    <w:bookmarkStart w:id="49" w:name="tim-wu-b.-1972"/>
     <w:p>
       <w:pPr>
         <w:pStyle w:val="Heading3"/>
@@ -1975,8 +2324,8 @@
         <w:t xml:space="preserve">Wu argues that IP is one of the primary legal instruments through which the "closing" phase of the Cycle operates. AT&amp;T used patents to control the telephone network for decades; Hollywood studios used copyright to control film distribution; IBM used software patents to maintain mainframe dominance. In each case, the IP rights were real and legally valid — but their function in practice was to maintain incumbent control rather than to reward innovation. Wu's historical sweep suggests that the current dominance of Big Tech platforms is one more iteration of a cycle that will eventually be disrupted — but that IP law enables the current closed phase to persist much longer than would otherwise be the case.</w:t>
       </w:r>
     </w:p>
-    <w:bookmarkEnd w:id="37"/>
-    <w:bookmarkStart w:id="38" w:name="case-studies-in-ip-abuse"/>
+    <w:bookmarkEnd w:id="49"/>
+    <w:bookmarkStart w:id="50" w:name="case-studies-in-ip-abuse"/>
     <w:p>
       <w:pPr>
         <w:pStyle w:val="Heading3"/>
@@ -2046,7 +2395,7 @@
         <w:pStyle w:val="CaseStudy"/>
       </w:pPr>
       <w:r>
-        <w:t xml:space="preserve">The human cost of this system has been documented in stark terms. When HIV/AIDS antiretroviral drugs were first patented in the 1990s, they were priced at $10,000–$15,000 per year — far beyond the reach of patients in sub-Saharan Africa, where the epidemic was worst. Generic versions, when eventually permitted, cost around $100 per year. Insulin, essential for people with diabetes, costs several times more in the United States than in other wealthy countries because of patent and market strategies. The EpiPen's price increased over 600% in a decade despite the underlying drug being off-patent, through a combination of device patents and regulatory barriers. These cases have prompted serious debate about whether the patent bargain — monopoly pricing in exchange for public disclosure and eventual generic access — is actually well-calibrated to the public interest in the pharmaceutical context.</w:t>
+        <w:t xml:space="preserve">The human cost of this system has been documented in stark terms. When HIV/AIDS antiretroviral drugs were first patented in the 1990s, they were priced at $10,000–$15,000 per year — far beyond the reach of patients in sub-Saharan Africa, where the epidemic was worst. Generic versions, when eventually permitted, cost around $100 per year. Insulin, essential for people with diabetes, costs several times more in the United States than in other wealthy countries because of patent and market strategies. The list price of an EpiPen two-pack rose roughly sixfold between 2007 and 2016 — from under $100 to more than $600 — even though epinephrine itself has been off patent for decades; what Mylan controlled was the auto-injector device and the regulatory pathway a competitor would have to clear. These cases have prompted serious debate about whether the patent bargain — monopoly pricing in exchange for public disclosure and eventual generic access — is actually well-calibrated to the public interest in the pharmaceutical context.</w:t>
       </w:r>
     </w:p>
     <w:p>
@@ -2091,11 +2440,11 @@
     </w:p>
     <w:p>
       <w:pPr>
-        <w:pStyle w:val="Compact"/>
         <w:numPr>
           <w:ilvl w:val="0"/>
           <w:numId w:val="1009"/>
         </w:numPr>
+        <w:pStyle w:val="Compact"/>
       </w:pPr>
       <w:r>
         <w:t xml:space="preserve">Retroactive copyright extensions (like those that protected Mickey Mouse) cannot incentivize creation already done. What alternative explanation best accounts for why they keep happening?</w:t>
@@ -2103,11 +2452,11 @@
     </w:p>
     <w:p>
       <w:pPr>
-        <w:pStyle w:val="Compact"/>
         <w:numPr>
           <w:ilvl w:val="0"/>
           <w:numId w:val="1009"/>
         </w:numPr>
+        <w:pStyle w:val="Compact"/>
       </w:pPr>
       <w:r>
         <w:t xml:space="preserve">The pharmaceutical industry argues that without patent protection, companies could not afford to develop new drugs. Is this argument convincing? Are there alternative models that might work?</w:t>
@@ -2115,21 +2464,21 @@
     </w:p>
     <w:p>
       <w:pPr>
-        <w:pStyle w:val="Compact"/>
         <w:numPr>
           <w:ilvl w:val="0"/>
           <w:numId w:val="1009"/>
         </w:numPr>
+        <w:pStyle w:val="Compact"/>
       </w:pPr>
       <w:r>
         <w:t xml:space="preserve">Patent trolls use legally valid patents in ways that most people find abusive. Does this mean the problem is with specific actors, or with the system that enables this behavior?</w:t>
       </w:r>
     </w:p>
-    <w:bookmarkEnd w:id="38"/>
-    <w:bookmarkEnd w:id="39"/>
-    <w:bookmarkEnd w:id="40"/>
-    <w:bookmarkStart w:id="43" w:name="bigtech"/>
-    <w:bookmarkStart w:id="42" w:name="bigtech-heading"/>
+    <w:bookmarkEnd w:id="50"/>
+    <w:bookmarkEnd w:id="51"/>
+    <w:bookmarkEnd w:id="52"/>
+    <w:bookmarkStart w:id="55" w:name="bigtech"/>
+    <w:bookmarkStart w:id="54" w:name="bigtech-heading"/>
     <w:p>
       <w:pPr>
         <w:pStyle w:val="Heading2"/>
@@ -2159,6 +2508,7 @@
         <w:tblStyle w:val="Table"/>
         <w:tblW w:type="auto" w:w="0"/>
         <w:tblLook w:firstRow="1" w:lastRow="0" w:firstColumn="0" w:lastColumn="0" w:noHBand="0" w:noVBand="0" w:val="0020"/>
+        <w:jc w:val="start"/>
         <w:tblCaption w:val="Table 4.4 — How Big Tech Deploys IP Strategically"/>
       </w:tblPr>
       <w:tblGrid>
@@ -2167,13 +2517,14 @@
       </w:tblGrid>
       <w:tr>
         <w:trPr>
-          <w:tblHeader w:val="on"/>
+          <w:tblHeader w:val="true"/>
         </w:trPr>
         <w:tc>
           <w:tcPr/>
           <w:p>
             <w:pPr>
               <w:pStyle w:val="Compact"/>
+              <w:jc w:val="left"/>
             </w:pPr>
             <w:r>
               <w:t xml:space="preserve">IP Tool</w:t>
@@ -2185,6 +2536,7 @@
           <w:p>
             <w:pPr>
               <w:pStyle w:val="Compact"/>
+              <w:jc w:val="left"/>
             </w:pPr>
             <w:r>
               <w:t xml:space="preserve">Strategic Use</w:t>
@@ -2198,11 +2550,12 @@
           <w:p>
             <w:pPr>
               <w:pStyle w:val="Compact"/>
+              <w:jc w:val="left"/>
             </w:pPr>
             <w:r>
               <w:rPr>
+                <w:bCs/>
                 <w:b/>
-                <w:bCs/>
               </w:rPr>
               <w:t xml:space="preserve">Patent portfolios</w:t>
             </w:r>
@@ -2213,6 +2566,7 @@
           <w:p>
             <w:pPr>
               <w:pStyle w:val="Compact"/>
+              <w:jc w:val="left"/>
             </w:pPr>
             <w:r>
               <w:t xml:space="preserve">Build massive defensive portfolios; cross-license with other giants (mutually assured destruction); sue smaller competitors who cannot reciprocate</w:t>
@@ -2226,11 +2580,12 @@
           <w:p>
             <w:pPr>
               <w:pStyle w:val="Compact"/>
+              <w:jc w:val="left"/>
             </w:pPr>
             <w:r>
               <w:rPr>
+                <w:bCs/>
                 <w:b/>
-                <w:bCs/>
               </w:rPr>
               <w:t xml:space="preserve">Copyright</w:t>
             </w:r>
@@ -2241,6 +2596,7 @@
           <w:p>
             <w:pPr>
               <w:pStyle w:val="Compact"/>
+              <w:jc w:val="left"/>
             </w:pPr>
             <w:r>
               <w:t xml:space="preserve">Control user-generated content; issue DMCA takedowns against critics and competitors; protect proprietary code</w:t>
@@ -2254,11 +2610,12 @@
           <w:p>
             <w:pPr>
               <w:pStyle w:val="Compact"/>
+              <w:jc w:val="left"/>
             </w:pPr>
             <w:r>
               <w:rPr>
+                <w:bCs/>
                 <w:b/>
-                <w:bCs/>
               </w:rPr>
               <w:t xml:space="preserve">Trade secrets</w:t>
             </w:r>
@@ -2269,6 +2626,7 @@
           <w:p>
             <w:pPr>
               <w:pStyle w:val="Compact"/>
+              <w:jc w:val="left"/>
             </w:pPr>
             <w:r>
               <w:t xml:space="preserve">Keep algorithms, training datasets, and business methods confidential; use to block disclosure even in litigation</w:t>
@@ -2282,11 +2640,12 @@
           <w:p>
             <w:pPr>
               <w:pStyle w:val="Compact"/>
+              <w:jc w:val="left"/>
             </w:pPr>
             <w:r>
               <w:rPr>
+                <w:bCs/>
                 <w:b/>
-                <w:bCs/>
               </w:rPr>
               <w:t xml:space="preserve">Trademarks</w:t>
             </w:r>
@@ -2297,6 +2656,7 @@
           <w:p>
             <w:pPr>
               <w:pStyle w:val="Compact"/>
+              <w:jc w:val="left"/>
             </w:pPr>
             <w:r>
               <w:t xml:space="preserve">Brand protection; control keyword advertising; block competitors' use of similar names</w:t>
@@ -2310,11 +2670,12 @@
           <w:p>
             <w:pPr>
               <w:pStyle w:val="Compact"/>
+              <w:jc w:val="left"/>
             </w:pPr>
             <w:r>
               <w:rPr>
+                <w:bCs/>
                 <w:b/>
-                <w:bCs/>
               </w:rPr>
               <w:t xml:space="preserve">Terms of Service</w:t>
             </w:r>
@@ -2325,6 +2686,7 @@
           <w:p>
             <w:pPr>
               <w:pStyle w:val="Compact"/>
+              <w:jc w:val="left"/>
             </w:pPr>
             <w:r>
               <w:t xml:space="preserve">Create IP-like control over user behavior without the limitations that formal IP law imposes</w:t>
@@ -2341,7 +2703,7 @@
         <w:t xml:space="preserve">One important pattern is what might be called "mutually assured IP destruction" among large technology companies. Google, Apple, Microsoft, and Amazon each hold tens of thousands of patents. If any one of them were to aggressively sue another for patent infringement, the defendant could immediately counterclaim with its own portfolio. The result is a cold war: large companies effectively cross-license each other's patents implicitly by threat alone. But this détente does not extend to smaller competitors, who lack the portfolio to retaliate. For them, the threat of patent litigation from a well-resourced incumbent is a significant barrier to market entry — which is, of course, the point.</w:t>
       </w:r>
     </w:p>
-    <w:bookmarkStart w:id="41" w:name="terms-of-service-as-private-law"/>
+    <w:bookmarkStart w:id="53" w:name="terms-of-service-as-private-law"/>
     <w:p>
       <w:pPr>
         <w:pStyle w:val="Heading3"/>
@@ -2387,7 +2749,16 @@
         <w:pStyle w:val="CaseStudy"/>
       </w:pPr>
       <w:r>
-        <w:t xml:space="preserve">After more than a decade of litigation, the U.S. Supreme Court ruled 6–2 in favor of Google in 2021 — but on fair use grounds, without deciding whether APIs are copyrightable at all. The Court emphasized the transformative nature of Android's use and the enormous programmer investment that had been made in learning Java's APIs. The stakes were enormous: had Oracle won a broad ruling that APIs are copyrightable and Google's use was not fair use, incumbents with established APIs could have effectively locked out competitors from building interoperable software. The case illustrated how IP boundaries directly determine whether software markets remain competitive or become captured by first-movers.</w:t>
+        <w:t xml:space="preserve">After more than a decade of litigation, the U.S. Supreme Court ruled 6–2 in favor of Google in 2021 — but on fair use grounds, without deciding whether APIs are copyrightable at all</w:t>
+      </w:r>
+      <w:r>
+        <w:t xml:space="preserve"> </w:t>
+      </w:r>
+      <w:r>
+        <w:t xml:space="preserve">(Google LLC v. Oracle America, Inc., 2021)</w:t>
+      </w:r>
+      <w:r>
+        <w:t xml:space="preserve">. The Court emphasized the transformative nature of Android's use and the enormous programmer investment that had been made in learning Java's APIs. The stakes were enormous: had Oracle won a broad ruling that APIs are copyrightable and Google's use was not fair use, incumbents with established APIs could have effectively locked out competitors from building interoperable software. The case illustrated how IP boundaries directly determine whether software markets remain competitive or become captured by first-movers.</w:t>
       </w:r>
     </w:p>
     <w:p>
@@ -2432,11 +2803,11 @@
     </w:p>
     <w:p>
       <w:pPr>
-        <w:pStyle w:val="Compact"/>
         <w:numPr>
           <w:ilvl w:val="0"/>
           <w:numId w:val="1010"/>
         </w:numPr>
+        <w:pStyle w:val="Compact"/>
       </w:pPr>
       <w:r>
         <w:t xml:space="preserve">If APIs could be copyrighted without a fair use defense, how might that change the software industry? Would it help or hurt innovation?</w:t>
@@ -2444,11 +2815,11 @@
     </w:p>
     <w:p>
       <w:pPr>
-        <w:pStyle w:val="Compact"/>
         <w:numPr>
           <w:ilvl w:val="0"/>
           <w:numId w:val="1010"/>
         </w:numPr>
+        <w:pStyle w:val="Compact"/>
       </w:pPr>
       <w:r>
         <w:t xml:space="preserve">Do you "own" a device that you cannot legally repair? What moral intuitions does the right-to-repair debate activate?</w:t>
@@ -2456,21 +2827,21 @@
     </w:p>
     <w:p>
       <w:pPr>
-        <w:pStyle w:val="Compact"/>
         <w:numPr>
           <w:ilvl w:val="0"/>
           <w:numId w:val="1010"/>
         </w:numPr>
+        <w:pStyle w:val="Compact"/>
       </w:pPr>
       <w:r>
         <w:t xml:space="preserve">Terms of Service agreements grant platforms sweeping rights over user content in exchange for access to the service. Is this a fair exchange? Should ToS agreements be regulated?</w:t>
       </w:r>
     </w:p>
-    <w:bookmarkEnd w:id="41"/>
-    <w:bookmarkEnd w:id="42"/>
-    <w:bookmarkEnd w:id="43"/>
-    <w:bookmarkStart w:id="47" w:name="ai"/>
-    <w:bookmarkStart w:id="46" w:name="ai-heading"/>
+    <w:bookmarkEnd w:id="53"/>
+    <w:bookmarkEnd w:id="54"/>
+    <w:bookmarkEnd w:id="55"/>
+    <w:bookmarkStart w:id="60" w:name="ai"/>
+    <w:bookmarkStart w:id="59" w:name="ai-heading"/>
     <w:p>
       <w:pPr>
         <w:pStyle w:val="Heading2"/>
@@ -2484,10 +2855,10 @@
         <w:pStyle w:val="FirstParagraph"/>
       </w:pPr>
       <w:r>
-        <w:t xml:space="preserve">Artificial intelligence creates two distinct clusters of IP problems that existing law is ill-equipped to handle: the question of whether AI training on copyrighted works constitutes infringement, and the question of who — if anyone — owns the copyright in works an AI generates. Both questions have enormous stakes for the future of both AI development and the creative industries.</w:t>
-      </w:r>
-    </w:p>
-    <w:bookmarkStart w:id="44" w:name="training-data-and-the-copyright-question"/>
+        <w:t xml:space="preserve">Having examined how established firms use IP to defend markets they already hold, we turn to the newest and least settled front in the field. Artificial intelligence creates two distinct clusters of IP problems that existing law is ill-equipped to handle: whether training an AI system on copyrighted works constitutes infringement, and who — if anyone — owns the copyright in the works an AI generates. The two are often run together in public discussion, but they are separate questions with separate answers, and as of 2026 one of them is settled while the other is very much not.</w:t>
+      </w:r>
+    </w:p>
+    <w:bookmarkStart w:id="56" w:name="training-data-and-the-copyright-question"/>
     <w:p>
       <w:pPr>
         <w:pStyle w:val="Heading3"/>
@@ -2501,7 +2872,7 @@
         <w:pStyle w:val="FirstParagraph"/>
       </w:pPr>
       <w:r>
-        <w:t xml:space="preserve">Large language models like GPT-4, Claude, and Llama are trained on massive collections of text gathered from the internet, including enormous quantities of copyrighted books, articles, news stories, academic papers, and creative writing. Image-generation models like Stable Diffusion and Midjourney are trained on billions of images, including the copyrighted artwork of living artists. The fundamental legal question is whether this training process — which involves making copies of copyrighted works in order to extract statistical patterns from them — constitutes copyright infringement.</w:t>
+        <w:t xml:space="preserve">Large language models — the systems behind chat assistants and coding tools — are trained on massive collections of text gathered from the internet and elsewhere, including enormous quantities of copyrighted books, articles, news stories, academic papers, and creative writing. Image-generation models are trained on billions of images, including the copyrighted artwork of living artists. The fundamental legal question is whether this process — which involves making copies of copyrighted works in order to extract statistical patterns from them — constitutes copyright infringement. As we will see, that question turns out to contain several separate questions that courts have answered differently.</w:t>
       </w:r>
     </w:p>
     <w:p>
@@ -2517,6 +2888,7 @@
         <w:tblStyle w:val="Table"/>
         <w:tblW w:type="auto" w:w="0"/>
         <w:tblLook w:firstRow="1" w:lastRow="0" w:firstColumn="0" w:lastColumn="0" w:noHBand="0" w:noVBand="0" w:val="0020"/>
+        <w:jc w:val="start"/>
         <w:tblCaption w:val="Table 4.5 — Competing Positions on AI Training and Copyright"/>
       </w:tblPr>
       <w:tblGrid>
@@ -2525,13 +2897,14 @@
       </w:tblGrid>
       <w:tr>
         <w:trPr>
-          <w:tblHeader w:val="on"/>
+          <w:tblHeader w:val="true"/>
         </w:trPr>
         <w:tc>
           <w:tcPr/>
           <w:p>
             <w:pPr>
               <w:pStyle w:val="Compact"/>
+              <w:jc w:val="left"/>
             </w:pPr>
             <w:r>
               <w:t xml:space="preserve">Position</w:t>
@@ -2543,6 +2916,7 @@
           <w:p>
             <w:pPr>
               <w:pStyle w:val="Compact"/>
+              <w:jc w:val="left"/>
             </w:pPr>
             <w:r>
               <w:t xml:space="preserve">Core Argument</w:t>
@@ -2556,11 +2930,12 @@
           <w:p>
             <w:pPr>
               <w:pStyle w:val="Compact"/>
+              <w:jc w:val="left"/>
             </w:pPr>
             <w:r>
               <w:rPr>
+                <w:bCs/>
                 <w:b/>
-                <w:bCs/>
               </w:rPr>
               <w:t xml:space="preserve">Infringement</w:t>
             </w:r>
@@ -2571,6 +2946,7 @@
           <w:p>
             <w:pPr>
               <w:pStyle w:val="Compact"/>
+              <w:jc w:val="left"/>
             </w:pPr>
             <w:r>
               <w:t xml:space="preserve">Training requires copying entire works; the resulting models can reproduce copyrighted content; creators' work was used without consent or compensation to build commercial products</w:t>
@@ -2584,11 +2960,12 @@
           <w:p>
             <w:pPr>
               <w:pStyle w:val="Compact"/>
+              <w:jc w:val="left"/>
             </w:pPr>
             <w:r>
               <w:rPr>
+                <w:bCs/>
                 <w:b/>
-                <w:bCs/>
               </w:rPr>
               <w:t xml:space="preserve">Fair use</w:t>
             </w:r>
@@ -2599,6 +2976,7 @@
           <w:p>
             <w:pPr>
               <w:pStyle w:val="Compact"/>
+              <w:jc w:val="left"/>
             </w:pPr>
             <w:r>
               <w:t xml:space="preserve">Training is transformative (statistical pattern extraction, not reproduction); AI models don't substitute for the original works; analogous to Google Books, which was found to be fair use</w:t>
@@ -2612,11 +2990,12 @@
           <w:p>
             <w:pPr>
               <w:pStyle w:val="Compact"/>
+              <w:jc w:val="left"/>
             </w:pPr>
             <w:r>
               <w:rPr>
+                <w:bCs/>
                 <w:b/>
-                <w:bCs/>
               </w:rPr>
               <w:t xml:space="preserve">New paradigm needed</w:t>
             </w:r>
@@ -2627,6 +3006,7 @@
           <w:p>
             <w:pPr>
               <w:pStyle w:val="Compact"/>
+              <w:jc w:val="left"/>
             </w:pPr>
             <w:r>
               <w:t xml:space="preserve">Copyright was not designed for machine learning; a new licensing framework or levy system is needed rather than applying existing rules</w:t>
@@ -2648,7 +3028,7 @@
         <w:pStyle w:val="BoxTitle"/>
       </w:pPr>
       <w:r>
-        <w:t xml:space="preserve">The AI Copyright Wars (2023–Present)</w:t>
+        <w:t xml:space="preserve">The AI Copyright Wars (2023–2026)</w:t>
       </w:r>
     </w:p>
     <w:p>
@@ -2656,39 +3036,76 @@
         <w:pStyle w:val="CaseStudy"/>
       </w:pPr>
       <w:r>
-        <w:t xml:space="preserve">Beginning in 2023, a wave of copyright lawsuits targeted major AI companies. The</w:t>
-      </w:r>
-      <w:r>
-        <w:t xml:space="preserve"> </w:t>
-      </w:r>
-      <w:r>
-        <w:rPr>
+        <w:t xml:space="preserve">Beginning in 2023, a wave of copyright lawsuits landed on the major AI companies.</w:t>
+      </w:r>
+      <w:r>
+        <w:t xml:space="preserve"> </w:t>
+      </w:r>
+      <w:r>
+        <w:rPr>
+          <w:iCs/>
           <w:i/>
+        </w:rPr>
+        <w:t xml:space="preserve">New York Times v. OpenAI and Microsoft</w:t>
+      </w:r>
+      <w:r>
+        <w:t xml:space="preserve"> </w:t>
+      </w:r>
+      <w:r>
+        <w:t xml:space="preserve">alleged that OpenAI had trained its models on millions of Times articles and that ChatGPT could reproduce passages from them almost verbatim, in direct competition with the Times's own products. Authors, visual artists, and music publishers filed class actions against Meta, Anthropic, Stability AI, and others. Getty Images sued Stability AI on both sides of the Atlantic.</w:t>
+      </w:r>
+    </w:p>
+    <w:p>
+      <w:pPr>
+        <w:pStyle w:val="CaseStudy"/>
+      </w:pPr>
+      <w:r>
+        <w:t xml:space="preserve">Three years on, the striking thing is how little has been settled. The suits against OpenAI and Microsoft — more than a dozen of them — were consolidated as a multidistrict litigation,</w:t>
+      </w:r>
+      <w:r>
+        <w:t xml:space="preserve"> </w:t>
+      </w:r>
+      <w:r>
+        <w:rPr>
           <w:iCs/>
-        </w:rPr>
-        <w:t xml:space="preserve">New York Times v. OpenAI and Microsoft</w:t>
-      </w:r>
-      <w:r>
-        <w:t xml:space="preserve"> </w:t>
-      </w:r>
-      <w:r>
-        <w:t xml:space="preserve">case alleged that OpenAI trained its models on millions of Times articles and that ChatGPT can reproduce them almost verbatim, directly competing with the Times's own products.</w:t>
-      </w:r>
-      <w:r>
-        <w:t xml:space="preserve"> </w:t>
-      </w:r>
-      <w:r>
-        <w:rPr>
           <w:i/>
+        </w:rPr>
+        <w:t xml:space="preserve">In re: OpenAI, Inc., Copyright Infringement Litigation</w:t>
+      </w:r>
+      <w:r>
+        <w:t xml:space="preserve"> </w:t>
+      </w:r>
+      <w:r>
+        <w:t xml:space="preserve">(MDL No. 3143), before Judge Stein in the Southern District of New York. As of mid-2026 that case has produced no ruling on fair use and no settlement. Anthropic paid $1.5 billion to end one class action, but a settlement produces no precedent. And</w:t>
+      </w:r>
+      <w:r>
+        <w:t xml:space="preserve"> </w:t>
+      </w:r>
+      <w:r>
+        <w:rPr>
+          <w:bCs/>
+          <w:b/>
+        </w:rPr>
+        <w:t xml:space="preserve">no federal appeals court has yet decided whether training an AI model on copyrighted work is fair use.</w:t>
+      </w:r>
+      <w:r>
+        <w:t xml:space="preserve"> </w:t>
+      </w:r>
+      <w:r>
+        <w:t xml:space="preserve">The first appellate court to take up the question, the Third Circuit in</w:t>
+      </w:r>
+      <w:r>
+        <w:t xml:space="preserve"> </w:t>
+      </w:r>
+      <w:r>
+        <w:rPr>
           <w:iCs/>
-        </w:rPr>
-        <w:t xml:space="preserve">Authors Guild v. OpenAI</w:t>
-      </w:r>
-      <w:r>
-        <w:t xml:space="preserve"> </w:t>
-      </w:r>
-      <w:r>
-        <w:t xml:space="preserve">brought similar claims on behalf of book authors. Getty Images sued Stability AI for training on Getty's photo library without license. Class actions were filed against Meta, Anthropic, and other AI companies by groups of authors, visual artists, and musicians.</w:t>
+          <w:i/>
+        </w:rPr>
+        <w:t xml:space="preserve">Thomson Reuters v. Ross Intelligence</w:t>
+      </w:r>
+      <w:r>
+        <w:t xml:space="preserve">, heard argument on 11 June 2026 and has not ruled. There is no Supreme Court decision on the question, and none pending.</w:t>
       </w:r>
     </w:p>
     <w:p>
@@ -2696,17 +3113,17 @@
         <w:pStyle w:val="CaseStudy"/>
       </w:pPr>
       <w:r>
-        <w:t xml:space="preserve">By 2025, sixteen copyright lawsuits against AI companies had been consolidated in the Southern District of New York, and courts were beginning to produce the first substantive rulings. Two federal courts found that AI training constituted "highly transformative" use, suggesting a fair use defense is available — but these rulings were preliminary and the landscape remains uncertain. The stakes extend far beyond the specific cases: if AI training requires licensing, only the largest and best-capitalized companies can afford to train frontier models, potentially concentrating AI capability further. If training is broadly fair use, existing creators have no legal recourse against the appropriation of their work. Either outcome has profound implications for both the creative economy and the future of AI development.</w:t>
-      </w:r>
-    </w:p>
-    <w:bookmarkEnd w:id="44"/>
-    <w:bookmarkStart w:id="45" w:name="Xc7dcda54f18f5145fe980ee200d5e235adbd6ca"/>
+        <w:t xml:space="preserve">The stakes are easy to state and hard to resolve. If training requires a license, only the best-capitalized firms can afford to build frontier models, concentrating AI capability further. If training is broadly fair use, individual creators have little recourse when their work becomes raw material for systems that compete with them. Almost nothing here is binding precedent yet; expect the ground to move while you are reading this chapter.</w:t>
+      </w:r>
+    </w:p>
+    <w:bookmarkEnd w:id="56"/>
+    <w:bookmarkStart w:id="57" w:name="what-the-courts-have-actually-held"/>
     <w:p>
       <w:pPr>
         <w:pStyle w:val="Heading3"/>
       </w:pPr>
       <w:r>
-        <w:t xml:space="preserve">AI-Generated Content: The Authorship Question</w:t>
+        <w:t xml:space="preserve">What the Courts Have Actually Held</w:t>
       </w:r>
     </w:p>
     <w:p>
@@ -2714,131 +3131,32 @@
         <w:pStyle w:val="FirstParagraph"/>
       </w:pPr>
       <w:r>
-        <w:t xml:space="preserve">The second cluster of problems concerns works that AI systems generate. If a language model writes a short story, or a diffusion model creates an image, who — if anyone — holds the copyright? The U.S. Copyright Office has issued a series of guidance documents taking the position that copyright requires human authorship: a purely AI-generated work is not copyrightable. Where a human exercised sufficient creative control — selecting, arranging, and modifying AI output in ways that reflect human creative choices — those human contributions may be protectable, but the AI-generated elements are not.</w:t>
-      </w:r>
-    </w:p>
-    <w:p>
-      <w:pPr>
-        <w:pStyle w:val="BodyText"/>
-      </w:pPr>
-      <w:r>
-        <w:t xml:space="preserve">This position has significant practical implications. AI-generated content would effectively enter the public domain immediately upon creation, since it has no author who could hold a copyright. This creates a perverse incentive: companies that publish AI-generated content might be motivated to obscure AI's role in order to claim copyright protection, and courts would then face the difficult task of determining how much human input is "enough" to qualify for protection. A more systematic challenge to the Copyright Office's position may emerge from the Hegel tradition: if the personality theory grounds authorship rights in the expression of a creator's self, then works that reflect a user's creative vision expressed through AI tools — where the human selects, directs, and refines — may have stronger claims to authorship than works generated with minimal human direction.</w:t>
-      </w:r>
-    </w:p>
-    <w:p>
-      <w:pPr>
-        <w:pStyle w:val="BoxLabel"/>
-      </w:pPr>
-      <w:r>
-        <w:t xml:space="preserve">Thought Questions</w:t>
-      </w:r>
-    </w:p>
-    <w:p>
-      <w:pPr>
-        <w:pStyle w:val="Compact"/>
-        <w:numPr>
-          <w:ilvl w:val="0"/>
-          <w:numId w:val="1011"/>
-        </w:numPr>
-      </w:pPr>
-      <w:r>
-        <w:t xml:space="preserve">If training AI on copyrighted works without license is found to be infringement, what should happen to AI systems that were already built on such training data? Can that harm be remedied retroactively?</w:t>
-      </w:r>
-    </w:p>
-    <w:p>
-      <w:pPr>
-        <w:pStyle w:val="Compact"/>
-        <w:numPr>
-          <w:ilvl w:val="0"/>
-          <w:numId w:val="1011"/>
-        </w:numPr>
-      </w:pPr>
-      <w:r>
-        <w:t xml:space="preserve">The Copyright Office says AI-generated works are not copyrightable because copyright requires human authorship. Is this the right line to draw — or should copyright protection track the creative effort invested, regardless of whether it was human or machine?</w:t>
-      </w:r>
-    </w:p>
-    <w:p>
-      <w:pPr>
-        <w:pStyle w:val="Compact"/>
-        <w:numPr>
-          <w:ilvl w:val="0"/>
-          <w:numId w:val="1011"/>
-        </w:numPr>
-      </w:pPr>
-      <w:r>
-        <w:t xml:space="preserve">If AI can generate high-quality creative content at near-zero cost, what does this imply for the economic sustainability of creative careers? Does IP law provide the right tool for addressing this, or are other mechanisms needed?</w:t>
-      </w:r>
-    </w:p>
-    <w:bookmarkEnd w:id="45"/>
-    <w:bookmarkEnd w:id="46"/>
-    <w:bookmarkEnd w:id="47"/>
-    <w:bookmarkStart w:id="51" w:name="alternatives"/>
-    <w:bookmarkStart w:id="50" w:name="alt-heading"/>
-    <w:p>
-      <w:pPr>
-        <w:pStyle w:val="Heading2"/>
-      </w:pPr>
-      <w:r>
-        <w:t xml:space="preserve">Open Source and Alternative Models</w:t>
-      </w:r>
-    </w:p>
-    <w:p>
-      <w:pPr>
-        <w:pStyle w:val="FirstParagraph"/>
-      </w:pPr>
-      <w:r>
-        <w:t xml:space="preserve">One of the most important challenges to the standard incentive-based justification for IP is not a philosophical argument but an empirical fact: enormous quantities of high-quality creative and technical work are produced outside the IP system entirely, through voluntary collaboration and sharing. The open source software movement is the most striking example, but it is not the only one.</w:t>
-      </w:r>
-    </w:p>
-    <w:bookmarkStart w:id="48" w:name="the-open-source-movement"/>
-    <w:p>
-      <w:pPr>
-        <w:pStyle w:val="Heading3"/>
-      </w:pPr>
-      <w:r>
-        <w:t xml:space="preserve">The Open Source Movement</w:t>
-      </w:r>
-    </w:p>
-    <w:p>
-      <w:pPr>
-        <w:pStyle w:val="FirstParagraph"/>
-      </w:pPr>
-      <w:r>
-        <w:t xml:space="preserve">The Linux operating system — which runs the vast majority of the world's web servers, the Android operating system on billions of smartphones, and much of the infrastructure of the internet itself — was not created by a corporation seeking to profit from IP rights. It was initiated by Linus Torvalds in 1991 as a personal project, and has since been developed by thousands of volunteer contributors worldwide with no central coordination and no IP-derived revenue. The Apache web server, Python, the Firefox browser, the Chromium browser that underlies Google Chrome, and the majority of the programming languages and frameworks used in modern software development are all open source, developed under licenses that guarantee free access and modification. For example, when you visit a typical website, you are almost certainly benefiting from an entirely volunteer-built software stack: the Linux server hosting it, the Nginx or Apache process routing your request, the MySQL or PostgreSQL database storing its content, the Python or PHP code generating the page, and the Chromium-based browser rendering it on your screen. Every layer of that stack was built without IP incentives — representing, by some estimates, hundreds of billions of dollars of software value created by people who chose to give it away.</w:t>
-      </w:r>
-    </w:p>
-    <w:p>
-      <w:pPr>
-        <w:pStyle w:val="BodyText"/>
-      </w:pPr>
-      <w:r>
-        <w:t xml:space="preserve">The open source model uses IP law itself to ensure openness. "Copyleft" licenses like the GNU General Public License (GPL) work by granting everyone the right to use, modify, and redistribute the software — but requiring that any modified version be distributed under the same license. This "viral" property means that no one can take a copyleft-licensed project, modify it, and then distribute the modified version as proprietary software: the moment you distribute, you must share your changes. "Permissive" licenses like MIT and Apache are more lenient, allowing code to be incorporated into proprietary products. Both represent a creative use of copyright law to achieve goals opposite to its traditional function.</w:t>
-      </w:r>
-    </w:p>
-    <w:p>
-      <w:pPr>
-        <w:pStyle w:val="BodyText"/>
-      </w:pPr>
-      <w:r>
-        <w:t xml:space="preserve">The open source movement poses a serious challenge to the utilitarian justification for IP. If IP incentives are necessary for high-quality creation, how do we explain Linux, Wikipedia, or the thousands of other open-source projects that represent the de facto infrastructure of the modern internet? Researchers studying motivation in open-source communities find a mix of factors: professional reputation (public contribution portfolios are visible to employers), community belonging, ideological commitment to open knowledge, and the practical benefits of improving tools one uses oneself. None of these motivations require IP exclusivity.</w:t>
-      </w:r>
-    </w:p>
-    <w:bookmarkEnd w:id="48"/>
-    <w:bookmarkStart w:id="49" w:name="creative-commons"/>
-    <w:p>
-      <w:pPr>
-        <w:pStyle w:val="Heading3"/>
-      </w:pPr>
-      <w:r>
-        <w:t xml:space="preserve">Creative Commons</w:t>
-      </w:r>
-    </w:p>
-    <w:p>
-      <w:pPr>
-        <w:pStyle w:val="FirstParagraph"/>
-      </w:pPr>
-      <w:r>
-        <w:t xml:space="preserve">Founded in 2001 by Lawrence Lessig and others, Creative Commons provides a standardized set of licenses for non-software creative content. Where traditional copyright is all-or-nothing (all rights reserved), Creative Commons licenses allow creators to grant specific permissions in advance, enabling a spectrum from nearly public domain to only slightly less restrictive than full copyright.</w:t>
+        <w:t xml:space="preserve">It is very commonly said — in headlines, in podcasts, and in classroom discussion — that "the courts ruled AI training is fair use." That summary is too coarse to be useful, and in one respect it is simply wrong. The most consequential decision so far,</w:t>
+      </w:r>
+      <w:r>
+        <w:t xml:space="preserve"> </w:t>
+      </w:r>
+      <w:r>
+        <w:rPr>
+          <w:iCs/>
+          <w:i/>
+        </w:rPr>
+        <w:t xml:space="preserve">Bartz v. Anthropic</w:t>
+      </w:r>
+      <w:r>
+        <w:t xml:space="preserve"> </w:t>
+      </w:r>
+      <w:r>
+        <w:t xml:space="preserve">(N.D. Cal., 23 June 2025)</w:t>
+      </w:r>
+      <w:r>
+        <w:t xml:space="preserve"> </w:t>
+      </w:r>
+      <w:r>
+        <w:t xml:space="preserve">(Bartz v. Anthropic PBC, 2025)</w:t>
+      </w:r>
+      <w:r>
+        <w:t xml:space="preserve">, did not deliver a single verdict on "AI training" at all. Judge William Alsup instead pulled the company's conduct apart into three distinct acts and evaluated each one separately.</w:t>
       </w:r>
     </w:p>
     <w:p>
@@ -2846,7 +3164,23 @@
         <w:pStyle w:val="TableCaption"/>
       </w:pPr>
       <w:r>
-        <w:t xml:space="preserve">Table 4.6 — Creative Commons License Types</w:t>
+        <w:t xml:space="preserve">Table 4.6 —</w:t>
+      </w:r>
+      <w:r>
+        <w:t xml:space="preserve"> </w:t>
+      </w:r>
+      <w:r>
+        <w:rPr>
+          <w:iCs/>
+          <w:i/>
+        </w:rPr>
+        <w:t xml:space="preserve">Bartz v. Anthropic</w:t>
+      </w:r>
+      <w:r>
+        <w:t xml:space="preserve"> </w:t>
+      </w:r>
+      <w:r>
+        <w:t xml:space="preserve">(2025): one lawsuit, three different answers</w:t>
       </w:r>
     </w:p>
     <w:tbl>
@@ -2854,7 +3188,720 @@
         <w:tblStyle w:val="Table"/>
         <w:tblW w:type="auto" w:w="0"/>
         <w:tblLook w:firstRow="1" w:lastRow="0" w:firstColumn="0" w:lastColumn="0" w:noHBand="0" w:noVBand="0" w:val="0020"/>
-        <w:tblCaption w:val="Table 4.6 — Creative Commons License Types"/>
+        <w:jc w:val="start"/>
+        <w:tblCaption w:val="Table 4.6 — Bartz v. Anthropic (2025): one lawsuit, three different answers"/>
+      </w:tblPr>
+      <w:tblGrid>
+        <w:gridCol w:w="2640"/>
+        <w:gridCol w:w="2640"/>
+        <w:gridCol w:w="2640"/>
+      </w:tblGrid>
+      <w:tr>
+        <w:trPr>
+          <w:tblHeader w:val="true"/>
+        </w:trPr>
+        <w:tc>
+          <w:tcPr/>
+          <w:p>
+            <w:pPr>
+              <w:pStyle w:val="Compact"/>
+              <w:jc w:val="left"/>
+            </w:pPr>
+            <w:r>
+              <w:t xml:space="preserve">Conduct</w:t>
+            </w:r>
+          </w:p>
+        </w:tc>
+        <w:tc>
+          <w:tcPr/>
+          <w:p>
+            <w:pPr>
+              <w:pStyle w:val="Compact"/>
+              <w:jc w:val="left"/>
+            </w:pPr>
+            <w:r>
+              <w:t xml:space="preserve">Holding</w:t>
+            </w:r>
+          </w:p>
+        </w:tc>
+        <w:tc>
+          <w:tcPr/>
+          <w:p>
+            <w:pPr>
+              <w:pStyle w:val="Compact"/>
+              <w:jc w:val="left"/>
+            </w:pPr>
+            <w:r>
+              <w:t xml:space="preserve">Reasoning</w:t>
+            </w:r>
+          </w:p>
+        </w:tc>
+      </w:tr>
+      <w:tr>
+        <w:tc>
+          <w:tcPr/>
+          <w:p>
+            <w:pPr>
+              <w:pStyle w:val="Compact"/>
+              <w:jc w:val="left"/>
+            </w:pPr>
+            <w:r>
+              <w:rPr>
+                <w:bCs/>
+                <w:b/>
+              </w:rPr>
+              <w:t xml:space="preserve">Training the model on the books</w:t>
+            </w:r>
+          </w:p>
+        </w:tc>
+        <w:tc>
+          <w:tcPr/>
+          <w:p>
+            <w:pPr>
+              <w:pStyle w:val="Compact"/>
+              <w:jc w:val="left"/>
+            </w:pPr>
+            <w:r>
+              <w:t xml:space="preserve">Fair use</w:t>
+            </w:r>
+          </w:p>
+        </w:tc>
+        <w:tc>
+          <w:tcPr/>
+          <w:p>
+            <w:pPr>
+              <w:pStyle w:val="Compact"/>
+              <w:jc w:val="left"/>
+            </w:pPr>
+            <w:r>
+              <w:t xml:space="preserve">"Exceedingly transformative" — the model learns statistical structure rather than reproducing the works</w:t>
+            </w:r>
+          </w:p>
+        </w:tc>
+      </w:tr>
+      <w:tr>
+        <w:tc>
+          <w:tcPr/>
+          <w:p>
+            <w:pPr>
+              <w:pStyle w:val="Compact"/>
+              <w:jc w:val="left"/>
+            </w:pPr>
+            <w:r>
+              <w:rPr>
+                <w:bCs/>
+                <w:b/>
+              </w:rPr>
+              <w:t xml:space="preserve">Destructively scanning lawfully purchased print books</w:t>
+            </w:r>
+          </w:p>
+        </w:tc>
+        <w:tc>
+          <w:tcPr/>
+          <w:p>
+            <w:pPr>
+              <w:pStyle w:val="Compact"/>
+              <w:jc w:val="left"/>
+            </w:pPr>
+            <w:r>
+              <w:t xml:space="preserve">Fair use</w:t>
+            </w:r>
+          </w:p>
+        </w:tc>
+        <w:tc>
+          <w:tcPr/>
+          <w:p>
+            <w:pPr>
+              <w:pStyle w:val="Compact"/>
+              <w:jc w:val="left"/>
+            </w:pPr>
+            <w:r>
+              <w:t xml:space="preserve">A format shift: one copy in, one copy out, nothing added to the number of copies in the world</w:t>
+            </w:r>
+          </w:p>
+        </w:tc>
+      </w:tr>
+      <w:tr>
+        <w:tc>
+          <w:tcPr/>
+          <w:p>
+            <w:pPr>
+              <w:pStyle w:val="Compact"/>
+              <w:jc w:val="left"/>
+            </w:pPr>
+            <w:r>
+              <w:rPr>
+                <w:bCs/>
+                <w:b/>
+              </w:rPr>
+              <w:t xml:space="preserve">Downloading and keeping 7 million-plus pirated books</w:t>
+            </w:r>
+          </w:p>
+        </w:tc>
+        <w:tc>
+          <w:tcPr/>
+          <w:p>
+            <w:pPr>
+              <w:pStyle w:val="Compact"/>
+              <w:jc w:val="left"/>
+            </w:pPr>
+            <w:r>
+              <w:rPr>
+                <w:bCs/>
+                <w:b/>
+              </w:rPr>
+              <w:t xml:space="preserve">Not</w:t>
+            </w:r>
+            <w:r>
+              <w:t xml:space="preserve"> </w:t>
+            </w:r>
+            <w:r>
+              <w:t xml:space="preserve">fair use</w:t>
+            </w:r>
+          </w:p>
+        </w:tc>
+        <w:tc>
+          <w:tcPr/>
+          <w:p>
+            <w:pPr>
+              <w:pStyle w:val="Compact"/>
+              <w:jc w:val="left"/>
+            </w:pPr>
+            <w:r>
+              <w:t xml:space="preserve">Building a permanent library from pirate sources is not excused by the eventual transformative purpose</w:t>
+            </w:r>
+          </w:p>
+        </w:tc>
+      </w:tr>
+    </w:tbl>
+    <w:p>
+      <w:pPr>
+        <w:pStyle w:val="BodyText"/>
+      </w:pPr>
+      <w:r>
+        <w:t xml:space="preserve">Anthropic then settled the third claim rather than take it to trial. The settlement — $1.5 billion plus interest, covering a works list of roughly 482,000 titles at about $3,000 per work, or some four times the $750 statutory minimum — received final approval on 20 July 2026 and is the largest copyright class settlement in United States history. Notice carefully what it was</w:t>
+      </w:r>
+      <w:r>
+        <w:t xml:space="preserve"> </w:t>
+      </w:r>
+      <w:r>
+        <w:rPr>
+          <w:iCs/>
+          <w:i/>
+        </w:rPr>
+        <w:t xml:space="preserve">for</w:t>
+      </w:r>
+      <w:r>
+        <w:t xml:space="preserve">. Not for training a model, which the court had already held to be fair use. For downloading and keeping the books in the first place.</w:t>
+      </w:r>
+    </w:p>
+    <w:p>
+      <w:pPr>
+        <w:pStyle w:val="BodyText"/>
+      </w:pPr>
+      <w:r>
+        <w:t xml:space="preserve">This is the single most useful thing to carry away from the current legal landscape:</w:t>
+      </w:r>
+      <w:r>
+        <w:t xml:space="preserve"> </w:t>
+      </w:r>
+      <w:r>
+        <w:rPr>
+          <w:bCs/>
+          <w:b/>
+        </w:rPr>
+        <w:t xml:space="preserve">the fight is turning less on what models learn than on how the training corpus was acquired.</w:t>
+      </w:r>
+      <w:r>
+        <w:t xml:space="preserve"> </w:t>
+      </w:r>
+      <w:r>
+        <w:t xml:space="preserve">An AI company that buys books, scans them, and trains on the results appears to be on reasonably firm ground. A company that torrents a shadow library to avoid the purchase price is not — and in Anthropic's case the shortcut cost vastly more than the books ever would have. It is also worth noting a structural irony: because the case settled, Alsup's reasoning was never tested on appeal. It is a district court opinion that binds nobody, and Alsup himself retired before the settlement was approved.</w:t>
+      </w:r>
+    </w:p>
+    <w:p>
+      <w:pPr>
+        <w:pStyle w:val="DefinitionTerm"/>
+      </w:pPr>
+      <w:r>
+        <w:t xml:space="preserve">Market dilution</w:t>
+      </w:r>
+    </w:p>
+    <w:p>
+      <w:pPr>
+        <w:pStyle w:val="DefinitionBody"/>
+      </w:pPr>
+      <w:r>
+        <w:t xml:space="preserve">The claim that a flood of machine-generated works can damage the market for human-made works of the same kind — not by copying any particular passage, but by saturating the market that the originals compete in.</w:t>
+      </w:r>
+    </w:p>
+    <w:p>
+      <w:pPr>
+        <w:pStyle w:val="BodyText"/>
+      </w:pPr>
+      <w:r>
+        <w:t xml:space="preserve">Market dilution is the theory to watch, and the case that introduced it is routinely reported backwards. In</w:t>
+      </w:r>
+      <w:r>
+        <w:t xml:space="preserve"> </w:t>
+      </w:r>
+      <w:r>
+        <w:rPr>
+          <w:iCs/>
+          <w:i/>
+        </w:rPr>
+        <w:t xml:space="preserve">Kadrey v. Meta</w:t>
+      </w:r>
+      <w:r>
+        <w:t xml:space="preserve"> </w:t>
+      </w:r>
+      <w:r>
+        <w:t xml:space="preserve">(25 June 2025)</w:t>
+      </w:r>
+      <w:r>
+        <w:t xml:space="preserve"> </w:t>
+      </w:r>
+      <w:r>
+        <w:t xml:space="preserve">(Kadrey v. Meta Platforms, Inc., 2025)</w:t>
+      </w:r>
+      <w:r>
+        <w:t xml:space="preserve">, Judge Vince Chhabria granted summary judgment to Meta on the training claim brought by thirteen named authors, and coverage treated this as a second judicial blessing for AI training. What Chhabria actually wrote was narrower and considerably more pointed: these particular plaintiffs lost</w:t>
+      </w:r>
+      <w:r>
+        <w:t xml:space="preserve"> </w:t>
+      </w:r>
+      <w:r>
+        <w:rPr>
+          <w:iCs/>
+          <w:i/>
+        </w:rPr>
+        <w:t xml:space="preserve">on this record</w:t>
+      </w:r>
+      <w:r>
+        <w:t xml:space="preserve">, because they had produced no evidence that Meta's models diluted the market for their books. He went out of his way to say that market dilution is a legitimate way of arguing the fourth fair-use factor — effect on the market — and that a better-prepared plaintiff could well win on it. A separate claim about Meta's use of BitTorrent, which uploads files to other users while downloading them, remains live. Once again, the acquisition question outlives the training question.</w:t>
+      </w:r>
+    </w:p>
+    <w:p>
+      <w:pPr>
+        <w:pStyle w:val="BodyText"/>
+      </w:pPr>
+      <w:r>
+        <w:t xml:space="preserve">The one case in which a fair-use defense has actually failed at trial-court level is</w:t>
+      </w:r>
+      <w:r>
+        <w:t xml:space="preserve"> </w:t>
+      </w:r>
+      <w:r>
+        <w:rPr>
+          <w:iCs/>
+          <w:i/>
+        </w:rPr>
+        <w:t xml:space="preserve">Thomson Reuters v. Ross Intelligence</w:t>
+      </w:r>
+      <w:r>
+        <w:t xml:space="preserve"> </w:t>
+      </w:r>
+      <w:r>
+        <w:t xml:space="preserve">(D. Del., 11 February 2025)</w:t>
+      </w:r>
+      <w:r>
+        <w:t xml:space="preserve"> </w:t>
+      </w:r>
+      <w:r>
+        <w:t xml:space="preserve">(Thomson Reuters Enterprise Centre GmbH v. Ross Intelligence Inc., 2025)</w:t>
+      </w:r>
+      <w:r>
+        <w:t xml:space="preserve">, where Judge Stephanos Bibas held that Ross had infringed 2,243 Westlaw headnotes in building a legal research tool. Two features of that case limit how far it travels. Ross's system was</w:t>
+      </w:r>
+      <w:r>
+        <w:t xml:space="preserve"> </w:t>
+      </w:r>
+      <w:r>
+        <w:rPr>
+          <w:iCs/>
+          <w:i/>
+        </w:rPr>
+        <w:t xml:space="preserve">not</w:t>
+      </w:r>
+      <w:r>
+        <w:t xml:space="preserve"> </w:t>
+      </w:r>
+      <w:r>
+        <w:t xml:space="preserve">generative — it retrieved existing judicial language rather than producing new text — and it was built to compete directly with the very product it had learned from, which makes the fourth factor unusually easy for the plaintiff. Ross appealed, and the Third Circuit's eventual decision will be the first appellate word on any of this.</w:t>
+      </w:r>
+    </w:p>
+    <w:p>
+      <w:pPr>
+        <w:pStyle w:val="BodyText"/>
+      </w:pPr>
+      <w:r>
+        <w:t xml:space="preserve">Outside the United States, the first judgment on generative-AI training resolved remarkably little. In</w:t>
+      </w:r>
+      <w:r>
+        <w:t xml:space="preserve"> </w:t>
+      </w:r>
+      <w:r>
+        <w:rPr>
+          <w:iCs/>
+          <w:i/>
+        </w:rPr>
+        <w:t xml:space="preserve">Getty Images v. Stability AI</w:t>
+      </w:r>
+      <w:r>
+        <w:t xml:space="preserve"> </w:t>
+      </w:r>
+      <w:r>
+        <w:t xml:space="preserve">([2025] EWHC 2863 (Ch), 4 November 2025)</w:t>
+      </w:r>
+      <w:r>
+        <w:t xml:space="preserve"> </w:t>
+      </w:r>
+      <w:r>
+        <w:t xml:space="preserve">(Getty Images (US) Inc. v. Stability AI Ltd, 2025)</w:t>
+      </w:r>
+      <w:r>
+        <w:t xml:space="preserve">, the English High Court took up Getty's claim that Stability had trained Stable Diffusion on Getty's photo library. Getty abandoned the training and copyright claims part-way through the trial, largely because the training had happened outside the United Kingdom and so lay beyond the court's reach. Its remaining secondary-infringement claim failed on a technical but consequential point: the court held that a model's weights are not an "infringing copy" of the training images, because the weights do not store the images. Getty was left with narrow trade mark findings. For a case billed as the definitive test of AI training, it settled almost nothing about training.</w:t>
+      </w:r>
+    </w:p>
+    <w:p>
+      <w:pPr>
+        <w:pStyle w:val="BoxLabel"/>
+      </w:pPr>
+      <w:r>
+        <w:t xml:space="preserve">Thought Questions</w:t>
+      </w:r>
+    </w:p>
+    <w:p>
+      <w:pPr>
+        <w:numPr>
+          <w:ilvl w:val="0"/>
+          <w:numId w:val="1011"/>
+        </w:numPr>
+        <w:pStyle w:val="Compact"/>
+      </w:pPr>
+      <w:r>
+        <w:rPr>
+          <w:iCs/>
+          <w:i/>
+        </w:rPr>
+        <w:t xml:space="preserve">Bartz</w:t>
+      </w:r>
+      <w:r>
+        <w:t xml:space="preserve"> </w:t>
+      </w:r>
+      <w:r>
+        <w:t xml:space="preserve">treated buying-then-scanning and torrenting as morally and legally different, even though the model that results is identical either way. Is that distinction principled, or is it a convenient way for courts to punish something without confronting the harder question?</w:t>
+      </w:r>
+    </w:p>
+    <w:p>
+      <w:pPr>
+        <w:numPr>
+          <w:ilvl w:val="0"/>
+          <w:numId w:val="1011"/>
+        </w:numPr>
+        <w:pStyle w:val="Compact"/>
+      </w:pPr>
+      <w:r>
+        <w:t xml:space="preserve">Market dilution says that a flood of AI-generated work can harm authors even when no sentence is copied. Is that a copyright harm at all — or is it just ordinary competition, of the kind copyright has never protected anyone against?</w:t>
+      </w:r>
+    </w:p>
+    <w:p>
+      <w:pPr>
+        <w:numPr>
+          <w:ilvl w:val="0"/>
+          <w:numId w:val="1011"/>
+        </w:numPr>
+        <w:pStyle w:val="Compact"/>
+      </w:pPr>
+      <w:r>
+        <w:t xml:space="preserve">Anthropic paid roughly $3,000 per book for works it could have bought for $20. What is that payment actually compensating? Deterrence, the authors' loss, or something else?</w:t>
+      </w:r>
+    </w:p>
+    <w:p>
+      <w:pPr>
+        <w:numPr>
+          <w:ilvl w:val="0"/>
+          <w:numId w:val="1011"/>
+        </w:numPr>
+        <w:pStyle w:val="Compact"/>
+      </w:pPr>
+      <w:r>
+        <w:t xml:space="preserve">Very little in this area is settled law. Given that, how much weight should a headline like "court rules AI training is legal" carry with you? What would you want to know before believing it?</w:t>
+      </w:r>
+    </w:p>
+    <w:bookmarkEnd w:id="57"/>
+    <w:bookmarkStart w:id="58" w:name="Xc7dcda54f18f5145fe980ee200d5e235adbd6ca"/>
+    <w:p>
+      <w:pPr>
+        <w:pStyle w:val="Heading3"/>
+      </w:pPr>
+      <w:r>
+        <w:t xml:space="preserve">AI-Generated Content: The Authorship Question</w:t>
+      </w:r>
+    </w:p>
+    <w:p>
+      <w:pPr>
+        <w:pStyle w:val="FirstParagraph"/>
+      </w:pPr>
+      <w:r>
+        <w:t xml:space="preserve">The second cluster of problems concerns works that AI systems generate. If a language model writes a short story, or a diffusion model produces an image, who — if anyone — holds the copyright? Here, unlike the training question, American law now has a settled answer. The U.S. Copyright Office has long maintained that copyright requires a human author, and in</w:t>
+      </w:r>
+      <w:r>
+        <w:t xml:space="preserve"> </w:t>
+      </w:r>
+      <w:r>
+        <w:rPr>
+          <w:iCs/>
+          <w:i/>
+        </w:rPr>
+        <w:t xml:space="preserve">Thaler v. Perlmutter</w:t>
+      </w:r>
+      <w:r>
+        <w:t xml:space="preserve"> </w:t>
+      </w:r>
+      <w:r>
+        <w:t xml:space="preserve">the D.C. Circuit agreed, holding in March 2025 that the Copyright Act's "author" must be a human being</w:t>
+      </w:r>
+      <w:r>
+        <w:t xml:space="preserve"> </w:t>
+      </w:r>
+      <w:r>
+        <w:t xml:space="preserve">(Thaler v. Perlmutter, 2025)</w:t>
+      </w:r>
+      <w:r>
+        <w:t xml:space="preserve">. The Supreme Court declined to review that decision on 2 March 2026. The human-authorship requirement is no longer an open question.</w:t>
+      </w:r>
+    </w:p>
+    <w:p>
+      <w:pPr>
+        <w:pStyle w:val="BodyText"/>
+      </w:pPr>
+      <w:r>
+        <w:t xml:space="preserve">What the requirement means in practice was spelled out in Part 2 of the Copyright Office's report on copyright and artificial intelligence, published on 29 January 2025</w:t>
+      </w:r>
+      <w:r>
+        <w:t xml:space="preserve"> </w:t>
+      </w:r>
+      <w:r>
+        <w:t xml:space="preserve">(U.S. Copyright Office, 2025a)</w:t>
+      </w:r>
+      <w:r>
+        <w:t xml:space="preserve">. Purely AI-generated output is not copyrightable. Where a human has exercised genuine creative control — selecting, arranging, and modifying AI output — those human contributions may be protected, assessed case by case. The line that surprises students most is this one:</w:t>
+      </w:r>
+      <w:r>
+        <w:t xml:space="preserve"> </w:t>
+      </w:r>
+      <w:r>
+        <w:rPr>
+          <w:bCs/>
+          <w:b/>
+        </w:rPr>
+        <w:t xml:space="preserve">prompts alone do not confer authorship, however long and detailed they are.</w:t>
+      </w:r>
+      <w:r>
+        <w:t xml:space="preserve"> </w:t>
+      </w:r>
+      <w:r>
+        <w:t xml:space="preserve">The Office's reasoning is that a prompt describes a desired result but does not determine the expressive choices the system makes in reaching it.</w:t>
+      </w:r>
+    </w:p>
+    <w:p>
+      <w:pPr>
+        <w:pStyle w:val="BodyText"/>
+      </w:pPr>
+      <w:r>
+        <w:t xml:space="preserve">The Office's companion report on training — Part 3 — is a different matter. It was released on 9 May 2025 as a "pre-publication" version and, more than a year later, has still not been finalized</w:t>
+      </w:r>
+      <w:r>
+        <w:t xml:space="preserve"> </w:t>
+      </w:r>
+      <w:r>
+        <w:t xml:space="preserve">(U.S. Copyright Office, 2025b)</w:t>
+      </w:r>
+      <w:r>
+        <w:t xml:space="preserve">. Its central claim is a useful counterweight to confident assertions in either direction: fair use for AI training</w:t>
+      </w:r>
+      <w:r>
+        <w:t xml:space="preserve"> </w:t>
+      </w:r>
+      <w:r>
+        <w:rPr>
+          <w:iCs/>
+          <w:i/>
+        </w:rPr>
+        <w:t xml:space="preserve">cannot simply be presumed</w:t>
+      </w:r>
+      <w:r>
+        <w:t xml:space="preserve">. Commercial use of vast troves of copyrighted work to generate content that competes with that work goes beyond established fair use, the Office argued, "especially where this is accomplished through illegal access." That is the Copyright Office's view, not a court's holding — but it is the same distinction</w:t>
+      </w:r>
+      <w:r>
+        <w:t xml:space="preserve"> </w:t>
+      </w:r>
+      <w:r>
+        <w:rPr>
+          <w:iCs/>
+          <w:i/>
+        </w:rPr>
+        <w:t xml:space="preserve">Bartz</w:t>
+      </w:r>
+      <w:r>
+        <w:t xml:space="preserve"> </w:t>
+      </w:r>
+      <w:r>
+        <w:t xml:space="preserve">drew, arrived at independently.</w:t>
+      </w:r>
+    </w:p>
+    <w:p>
+      <w:pPr>
+        <w:pStyle w:val="BodyText"/>
+      </w:pPr>
+      <w:r>
+        <w:t xml:space="preserve">The human-authorship rule has significant practical consequences. Purely AI-generated content effectively enters the public domain the moment it is made, since no one can hold a copyright in it. This creates a perverse incentive: a company publishing AI-generated content has reason to obscure the AI's role in order to claim protection, and courts and the Copyright Office are then left to determine how much human input is "enough." A more systematic challenge to the current line comes from the Hegelian tradition examined earlier. If moral rights are grounded in the expression of a creator's self, then a work in which a human selects, directs, and repeatedly refines has a stronger claim to authorship than one produced with a single prompt — which is roughly where the Copyright Office has landed, though it reached that position by way of American case law rather than German idealism.</w:t>
+      </w:r>
+    </w:p>
+    <w:p>
+      <w:pPr>
+        <w:pStyle w:val="BoxLabel"/>
+      </w:pPr>
+      <w:r>
+        <w:t xml:space="preserve">Thought Questions</w:t>
+      </w:r>
+    </w:p>
+    <w:p>
+      <w:pPr>
+        <w:numPr>
+          <w:ilvl w:val="0"/>
+          <w:numId w:val="1012"/>
+        </w:numPr>
+        <w:pStyle w:val="Compact"/>
+      </w:pPr>
+      <w:r>
+        <w:t xml:space="preserve">The Copyright Office says AI-generated works are not copyrightable because copyright requires human authorship. Is this the right line to draw — or should protection track the creative effort invested, regardless of whether it was human or machine?</w:t>
+      </w:r>
+    </w:p>
+    <w:p>
+      <w:pPr>
+        <w:numPr>
+          <w:ilvl w:val="0"/>
+          <w:numId w:val="1012"/>
+        </w:numPr>
+        <w:pStyle w:val="Compact"/>
+      </w:pPr>
+      <w:r>
+        <w:t xml:space="preserve">If you spend three hours refining a prompt, and a friend spends three hours refining a photograph in an editing program, why should only one of you get a copyright? Construct the best case for the Copyright Office's answer, then the best case against it.</w:t>
+      </w:r>
+    </w:p>
+    <w:p>
+      <w:pPr>
+        <w:numPr>
+          <w:ilvl w:val="0"/>
+          <w:numId w:val="1012"/>
+        </w:numPr>
+        <w:pStyle w:val="Compact"/>
+      </w:pPr>
+      <w:r>
+        <w:t xml:space="preserve">Because purely AI-generated work is uncopyrightable, creators have an incentive to conceal how much AI they used. Is that a reason to change the rule, or a reason to require disclosure?</w:t>
+      </w:r>
+    </w:p>
+    <w:p>
+      <w:pPr>
+        <w:numPr>
+          <w:ilvl w:val="0"/>
+          <w:numId w:val="1012"/>
+        </w:numPr>
+        <w:pStyle w:val="Compact"/>
+      </w:pPr>
+      <w:r>
+        <w:t xml:space="preserve">If AI can generate competent creative content at near-zero cost, what does this imply for the economic sustainability of creative careers? Is IP law the right tool for that problem, or are other mechanisms needed?</w:t>
+      </w:r>
+    </w:p>
+    <w:bookmarkEnd w:id="58"/>
+    <w:bookmarkEnd w:id="59"/>
+    <w:bookmarkEnd w:id="60"/>
+    <w:bookmarkStart w:id="64" w:name="alternatives"/>
+    <w:bookmarkStart w:id="63" w:name="alt-heading"/>
+    <w:p>
+      <w:pPr>
+        <w:pStyle w:val="Heading2"/>
+      </w:pPr>
+      <w:r>
+        <w:t xml:space="preserve">Open Source and Alternative Models</w:t>
+      </w:r>
+    </w:p>
+    <w:p>
+      <w:pPr>
+        <w:pStyle w:val="FirstParagraph"/>
+      </w:pPr>
+      <w:r>
+        <w:t xml:space="preserve">One of the most important challenges to the standard incentive-based justification for IP is not a philosophical argument but an empirical fact: enormous quantities of high-quality creative and technical work are produced outside the IP system entirely, through voluntary collaboration and sharing. The open source software movement is the most striking example, but it is not the only one.</w:t>
+      </w:r>
+    </w:p>
+    <w:bookmarkStart w:id="61" w:name="the-open-source-movement"/>
+    <w:p>
+      <w:pPr>
+        <w:pStyle w:val="Heading3"/>
+      </w:pPr>
+      <w:r>
+        <w:t xml:space="preserve">The Open Source Movement</w:t>
+      </w:r>
+    </w:p>
+    <w:p>
+      <w:pPr>
+        <w:pStyle w:val="FirstParagraph"/>
+      </w:pPr>
+      <w:r>
+        <w:t xml:space="preserve">The Linux operating system — which runs the vast majority of the world's web servers, the Android operating system on billions of smartphones, and much of the infrastructure of the internet itself — was not created by a corporation seeking to profit from IP rights. It was initiated by Linus Torvalds in 1991 as a personal project, and has since been developed by thousands of volunteer contributors worldwide with no central coordination and no IP-derived revenue. The Apache web server, Python, the Firefox browser, the Chromium browser that underlies Google Chrome, and the majority of the programming languages and frameworks used in modern software development are all open source, developed under licenses that guarantee free access and modification. When you visit a typical website, nearly every layer of the stack between you and the content is open source: the Linux server hosting it, the Nginx or Apache process routing your request, the MySQL or PostgreSQL database storing its content, the Python or PHP code generating the page, and the Chromium-based browser rendering it on your screen. Much of that stack was written by people who chose to give it away — some as unpaid volunteers, some as employees of firms that found it cheaper to share infrastructure than to build it privately. Either way, exclusivity was not the motivating mechanism.</w:t>
+      </w:r>
+    </w:p>
+    <w:p>
+      <w:pPr>
+        <w:pStyle w:val="BodyText"/>
+      </w:pPr>
+      <w:r>
+        <w:t xml:space="preserve">The open source model uses IP law itself to ensure openness. "Copyleft" licenses like the GNU General Public License (GPL) work by granting everyone the right to use, modify, and redistribute the software — but requiring that any modified version be distributed under the same license. This "viral" property means that no one can take a copyleft-licensed project, modify it, and then distribute the modified version as proprietary software: the moment you distribute, you must share your changes. "Permissive" licenses like MIT and Apache are more lenient, allowing code to be incorporated into proprietary products. Both represent a creative use of copyright law to achieve goals opposite to its traditional function.</w:t>
+      </w:r>
+    </w:p>
+    <w:p>
+      <w:pPr>
+        <w:pStyle w:val="BodyText"/>
+      </w:pPr>
+      <w:r>
+        <w:t xml:space="preserve">The open source movement poses a serious challenge to the utilitarian justification for IP. If IP incentives are necessary for high-quality creation, how do we explain Linux, Wikipedia, or the thousands of other open-source projects that represent the de facto infrastructure of the modern internet? Researchers studying motivation in open-source communities find a mix of factors: professional reputation (public contribution portfolios are visible to employers), community belonging, ideological commitment to open knowledge, and the practical benefits of improving tools one uses oneself. None of these motivations require IP exclusivity.</w:t>
+      </w:r>
+    </w:p>
+    <w:bookmarkEnd w:id="61"/>
+    <w:bookmarkStart w:id="62" w:name="creative-commons"/>
+    <w:p>
+      <w:pPr>
+        <w:pStyle w:val="Heading3"/>
+      </w:pPr>
+      <w:r>
+        <w:t xml:space="preserve">Creative Commons</w:t>
+      </w:r>
+    </w:p>
+    <w:p>
+      <w:pPr>
+        <w:pStyle w:val="FirstParagraph"/>
+      </w:pPr>
+      <w:r>
+        <w:t xml:space="preserve">Founded in 2001 by Lawrence Lessig and others, Creative Commons provides a standardized set of licenses for non-software creative content. Where traditional copyright is all-or-nothing (all rights reserved), Creative Commons licenses allow creators to grant specific permissions in advance, enabling a spectrum from nearly public domain to only slightly less restrictive than full copyright.</w:t>
+      </w:r>
+    </w:p>
+    <w:p>
+      <w:pPr>
+        <w:pStyle w:val="TableCaption"/>
+      </w:pPr>
+      <w:r>
+        <w:t xml:space="preserve">Table 4.7 — Creative Commons License Types</w:t>
+      </w:r>
+    </w:p>
+    <w:tbl>
+      <w:tblPr>
+        <w:tblStyle w:val="Table"/>
+        <w:tblW w:type="auto" w:w="0"/>
+        <w:tblLook w:firstRow="1" w:lastRow="0" w:firstColumn="0" w:lastColumn="0" w:noHBand="0" w:noVBand="0" w:val="0020"/>
+        <w:jc w:val="start"/>
+        <w:tblCaption w:val="Table 4.7 — Creative Commons License Types"/>
       </w:tblPr>
       <w:tblGrid>
         <w:gridCol w:w="3960"/>
@@ -2862,13 +3909,14 @@
       </w:tblGrid>
       <w:tr>
         <w:trPr>
-          <w:tblHeader w:val="on"/>
+          <w:tblHeader w:val="true"/>
         </w:trPr>
         <w:tc>
           <w:tcPr/>
           <w:p>
             <w:pPr>
               <w:pStyle w:val="Compact"/>
+              <w:jc w:val="left"/>
             </w:pPr>
             <w:r>
               <w:t xml:space="preserve">License</w:t>
@@ -2880,6 +3928,7 @@
           <w:p>
             <w:pPr>
               <w:pStyle w:val="Compact"/>
+              <w:jc w:val="left"/>
             </w:pPr>
             <w:r>
               <w:t xml:space="preserve">What It Allows</w:t>
@@ -2893,11 +3942,12 @@
           <w:p>
             <w:pPr>
               <w:pStyle w:val="Compact"/>
+              <w:jc w:val="left"/>
             </w:pPr>
             <w:r>
               <w:rPr>
+                <w:bCs/>
                 <w:b/>
-                <w:bCs/>
               </w:rPr>
               <w:t xml:space="preserve">CC0</w:t>
             </w:r>
@@ -2908,6 +3958,7 @@
           <w:p>
             <w:pPr>
               <w:pStyle w:val="Compact"/>
+              <w:jc w:val="left"/>
             </w:pPr>
             <w:r>
               <w:t xml:space="preserve">Anything at all — equivalent to placing the work in the public domain</w:t>
@@ -2921,11 +3972,12 @@
           <w:p>
             <w:pPr>
               <w:pStyle w:val="Compact"/>
+              <w:jc w:val="left"/>
             </w:pPr>
             <w:r>
               <w:rPr>
+                <w:bCs/>
                 <w:b/>
-                <w:bCs/>
               </w:rPr>
               <w:t xml:space="preserve">CC BY</w:t>
             </w:r>
@@ -2936,6 +3988,7 @@
           <w:p>
             <w:pPr>
               <w:pStyle w:val="Compact"/>
+              <w:jc w:val="left"/>
             </w:pPr>
             <w:r>
               <w:t xml:space="preserve">Any use with attribution to the creator</w:t>
@@ -2949,11 +4002,12 @@
           <w:p>
             <w:pPr>
               <w:pStyle w:val="Compact"/>
+              <w:jc w:val="left"/>
             </w:pPr>
             <w:r>
               <w:rPr>
+                <w:bCs/>
                 <w:b/>
-                <w:bCs/>
               </w:rPr>
               <w:t xml:space="preserve">CC BY-SA</w:t>
             </w:r>
@@ -2964,6 +4018,7 @@
           <w:p>
             <w:pPr>
               <w:pStyle w:val="Compact"/>
+              <w:jc w:val="left"/>
             </w:pPr>
             <w:r>
               <w:t xml:space="preserve">Any use with attribution + share alike (derivatives must use same license)</w:t>
@@ -2977,11 +4032,12 @@
           <w:p>
             <w:pPr>
               <w:pStyle w:val="Compact"/>
+              <w:jc w:val="left"/>
             </w:pPr>
             <w:r>
               <w:rPr>
+                <w:bCs/>
                 <w:b/>
-                <w:bCs/>
               </w:rPr>
               <w:t xml:space="preserve">CC BY-NC</w:t>
             </w:r>
@@ -2992,6 +4048,7 @@
           <w:p>
             <w:pPr>
               <w:pStyle w:val="Compact"/>
+              <w:jc w:val="left"/>
             </w:pPr>
             <w:r>
               <w:t xml:space="preserve">Non-commercial use with attribution</w:t>
@@ -3005,11 +4062,12 @@
           <w:p>
             <w:pPr>
               <w:pStyle w:val="Compact"/>
+              <w:jc w:val="left"/>
             </w:pPr>
             <w:r>
               <w:rPr>
+                <w:bCs/>
                 <w:b/>
-                <w:bCs/>
               </w:rPr>
               <w:t xml:space="preserve">CC BY-NC-ND</w:t>
             </w:r>
@@ -3020,6 +4078,7 @@
           <w:p>
             <w:pPr>
               <w:pStyle w:val="Compact"/>
+              <w:jc w:val="left"/>
             </w:pPr>
             <w:r>
               <w:t xml:space="preserve">Non-commercial use, no derivatives, attribution required</w:t>
@@ -3054,249 +4113,354 @@
     </w:p>
     <w:p>
       <w:pPr>
-        <w:pStyle w:val="Compact"/>
-        <w:numPr>
-          <w:ilvl w:val="0"/>
-          <w:numId w:val="1012"/>
-        </w:numPr>
-      </w:pPr>
-      <w:r>
-        <w:t xml:space="preserve">If massive quantities of high-quality software, encyclopedic knowledge, and educational content are produced without IP incentives, does this undermine the utilitarian case for strong IP protection? Or are open-source and CC projects exceptional cases that don't generalize?</w:t>
-      </w:r>
-    </w:p>
-    <w:p>
-      <w:pPr>
-        <w:pStyle w:val="Compact"/>
-        <w:numPr>
-          <w:ilvl w:val="0"/>
-          <w:numId w:val="1012"/>
-        </w:numPr>
-      </w:pPr>
-      <w:r>
-        <w:t xml:space="preserve">The GPL uses copyright law to enforce openness. Is this a clever hack that turns IP against itself — or a misuse of a system designed for a different purpose?</w:t>
-      </w:r>
-    </w:p>
-    <w:p>
-      <w:pPr>
-        <w:pStyle w:val="Compact"/>
-        <w:numPr>
-          <w:ilvl w:val="0"/>
-          <w:numId w:val="1012"/>
-        </w:numPr>
-      </w:pPr>
-      <w:r>
-        <w:t xml:space="preserve">If you release a work under a Creative Commons license allowing free use, and an AI company trains a commercial model on it, have your rights been violated? Should CC licenses be updated to address this case explicitly?</w:t>
-      </w:r>
-    </w:p>
-    <w:bookmarkEnd w:id="49"/>
-    <w:bookmarkEnd w:id="50"/>
-    <w:bookmarkEnd w:id="51"/>
-    <w:bookmarkStart w:id="53" w:name="key-points"/>
-    <w:bookmarkStart w:id="52" w:name="kp-heading"/>
-    <w:p>
-      <w:pPr>
-        <w:pStyle w:val="Heading2"/>
-      </w:pPr>
-      <w:r>
-        <w:t xml:space="preserve">Key Points</w:t>
-      </w:r>
-    </w:p>
-    <w:p>
-      <w:pPr>
-        <w:pStyle w:val="BoxLabel"/>
-      </w:pPr>
-      <w:r>
-        <w:t xml:space="preserve">Key Points</w:t>
-      </w:r>
-    </w:p>
-    <w:p>
-      <w:pPr>
-        <w:pStyle w:val="Compact"/>
         <w:numPr>
           <w:ilvl w:val="0"/>
           <w:numId w:val="1013"/>
         </w:numPr>
-      </w:pPr>
-      <w:r>
-        <w:rPr>
-          <w:b/>
-          <w:bCs/>
-        </w:rPr>
-        <w:t xml:space="preserve">Intellectual property</w:t>
-      </w:r>
-      <w:r>
-        <w:t xml:space="preserve"> </w:t>
-      </w:r>
-      <w:r>
-        <w:t xml:space="preserve">differs fundamentally from physical property: ideas are non-rivalrous (your use does not diminish mine), so IP law must create artificial scarcity through legal rules rather than relying on natural limits.</w:t>
-      </w:r>
-    </w:p>
-    <w:p>
-      <w:pPr>
         <w:pStyle w:val="Compact"/>
+      </w:pPr>
+      <w:r>
+        <w:t xml:space="preserve">If massive quantities of high-quality software, encyclopedic knowledge, and educational content are produced without IP incentives, does this undermine the utilitarian case for strong IP protection? Or are open-source and CC projects exceptional cases that don't generalize?</w:t>
+      </w:r>
+    </w:p>
+    <w:p>
+      <w:pPr>
         <w:numPr>
           <w:ilvl w:val="0"/>
           <w:numId w:val="1013"/>
         </w:numPr>
-      </w:pPr>
-      <w:r>
-        <w:rPr>
-          <w:b/>
-          <w:bCs/>
-        </w:rPr>
-        <w:t xml:space="preserve">Three philosophical justifications</w:t>
-      </w:r>
-      <w:r>
-        <w:t xml:space="preserve"> </w:t>
-      </w:r>
-      <w:r>
-        <w:t xml:space="preserve">compete for dominance: Locke's labor theory (creators deserve the fruits of their work), the utilitarian incentive argument (IP maximizes social welfare by motivating creation), and Hegel's personality theory (creative works express the creator's identity, justifying moral rights beyond economic ones).</w:t>
-      </w:r>
-    </w:p>
-    <w:p>
-      <w:pPr>
         <w:pStyle w:val="Compact"/>
+      </w:pPr>
+      <w:r>
+        <w:t xml:space="preserve">The GPL uses copyright law to enforce openness. Is this a clever hack that turns IP against itself — or a misuse of a system designed for a different purpose?</w:t>
+      </w:r>
+    </w:p>
+    <w:p>
+      <w:pPr>
         <w:numPr>
           <w:ilvl w:val="0"/>
           <w:numId w:val="1013"/>
         </w:numPr>
-      </w:pPr>
-      <w:r>
-        <w:rPr>
-          <w:b/>
-          <w:bCs/>
-        </w:rPr>
-        <w:t xml:space="preserve">IP terms have expanded continuously</w:t>
-      </w:r>
-      <w:r>
-        <w:t xml:space="preserve"> </w:t>
-      </w:r>
-      <w:r>
-        <w:t xml:space="preserve">— U.S. copyright has grown from 14 years to life + 70 years — in ways that outrun any incentive-based justification, suggesting that incumbent corporate interests rather than public welfare are driving the changes.</w:t>
-      </w:r>
-    </w:p>
-    <w:p>
-      <w:pPr>
         <w:pStyle w:val="Compact"/>
+      </w:pPr>
+      <w:r>
+        <w:t xml:space="preserve">If you release a work under a Creative Commons license allowing free use, and an AI company trains a commercial model on it, have your rights been violated? Should CC licenses be updated to address this case explicitly?</w:t>
+      </w:r>
+    </w:p>
+    <w:bookmarkEnd w:id="62"/>
+    <w:bookmarkEnd w:id="63"/>
+    <w:bookmarkEnd w:id="64"/>
+    <w:bookmarkStart w:id="66" w:name="key-points"/>
+    <w:bookmarkStart w:id="65" w:name="kp-heading"/>
+    <w:p>
+      <w:pPr>
+        <w:pStyle w:val="Heading2"/>
+      </w:pPr>
+      <w:r>
+        <w:t xml:space="preserve">Key Points</w:t>
+      </w:r>
+    </w:p>
+    <w:p>
+      <w:pPr>
+        <w:pStyle w:val="BoxLabel"/>
+      </w:pPr>
+      <w:r>
+        <w:t xml:space="preserve">Key Points</w:t>
+      </w:r>
+    </w:p>
+    <w:p>
+      <w:pPr>
         <w:numPr>
           <w:ilvl w:val="0"/>
-          <w:numId w:val="1013"/>
+          <w:numId w:val="1014"/>
         </w:numPr>
-      </w:pPr>
-      <w:r>
-        <w:rPr>
+        <w:pStyle w:val="Compact"/>
+      </w:pPr>
+      <w:r>
+        <w:rPr>
+          <w:bCs/>
           <w:b/>
-          <w:bCs/>
-        </w:rPr>
-        <w:t xml:space="preserve">Digital technology</w:t>
-      </w:r>
-      <w:r>
-        <w:t xml:space="preserve"> </w:t>
-      </w:r>
-      <w:r>
-        <w:t xml:space="preserve">invalidated IP law's core assumptions (costly copying, physical distribution, practical enforcement) simultaneously, forcing industries into painful adaptation that ultimately shifted economic value from content creators to platforms.</w:t>
-      </w:r>
-    </w:p>
-    <w:p>
-      <w:pPr>
-        <w:pStyle w:val="Compact"/>
+        </w:rPr>
+        <w:t xml:space="preserve">Intellectual property</w:t>
+      </w:r>
+      <w:r>
+        <w:t xml:space="preserve"> </w:t>
+      </w:r>
+      <w:r>
+        <w:t xml:space="preserve">differs fundamentally from physical property: ideas are non-rivalrous (your use does not diminish mine), so IP law must create artificial scarcity through legal rules rather than relying on natural limits.</w:t>
+      </w:r>
+    </w:p>
+    <w:p>
+      <w:pPr>
         <w:numPr>
           <w:ilvl w:val="0"/>
-          <w:numId w:val="1013"/>
+          <w:numId w:val="1014"/>
         </w:numPr>
-      </w:pPr>
-      <w:r>
-        <w:rPr>
+        <w:pStyle w:val="Compact"/>
+      </w:pPr>
+      <w:r>
+        <w:rPr>
+          <w:bCs/>
           <w:b/>
-          <w:bCs/>
-        </w:rPr>
-        <w:t xml:space="preserve">The DMCA's anti-circumvention provision</w:t>
-      </w:r>
-      <w:r>
-        <w:t xml:space="preserve"> </w:t>
-      </w:r>
-      <w:r>
-        <w:t xml:space="preserve">criminalized breaking digital locks even for legal purposes — blocking repair, security research, and accessibility — effectively shifting power from content owners to manufacturers.</w:t>
-      </w:r>
-    </w:p>
-    <w:p>
-      <w:pPr>
-        <w:pStyle w:val="Compact"/>
+        </w:rPr>
+        <w:t xml:space="preserve">Three philosophical justifications</w:t>
+      </w:r>
+      <w:r>
+        <w:t xml:space="preserve"> </w:t>
+      </w:r>
+      <w:r>
+        <w:t xml:space="preserve">compete for dominance: Locke's labor theory (creators deserve the fruits of their work), the utilitarian incentive argument (IP maximizes social welfare by motivating creation), and Hegel's personality theory (creative works express the creator's identity, justifying moral rights beyond economic ones).</w:t>
+      </w:r>
+    </w:p>
+    <w:p>
+      <w:pPr>
         <w:numPr>
           <w:ilvl w:val="0"/>
-          <w:numId w:val="1013"/>
+          <w:numId w:val="1014"/>
         </w:numPr>
-      </w:pPr>
-      <w:r>
-        <w:rPr>
+        <w:pStyle w:val="Compact"/>
+      </w:pPr>
+      <w:r>
+        <w:rPr>
+          <w:bCs/>
           <w:b/>
-          <w:bCs/>
-        </w:rPr>
-        <w:t xml:space="preserve">Critical scholars</w:t>
-      </w:r>
-      <w:r>
-        <w:t xml:space="preserve"> </w:t>
-      </w:r>
-      <w:r>
-        <w:t xml:space="preserve">— Drahos, Doctorow, Wu — argue that IP has been captured by large incumbents who use it to maintain market control, extract rents from creators and consumers, and foreclose competition, rather than to incentivize creation.</w:t>
-      </w:r>
-    </w:p>
-    <w:p>
-      <w:pPr>
-        <w:pStyle w:val="Compact"/>
+        </w:rPr>
+        <w:t xml:space="preserve">IP terms have expanded continuously</w:t>
+      </w:r>
+      <w:r>
+        <w:t xml:space="preserve"> </w:t>
+      </w:r>
+      <w:r>
+        <w:t xml:space="preserve">— U.S. copyright has grown from 14 years to life + 70 years — in ways that outrun any incentive-based justification, suggesting that incumbent corporate interests rather than public welfare are driving the changes.</w:t>
+      </w:r>
+    </w:p>
+    <w:p>
+      <w:pPr>
         <w:numPr>
           <w:ilvl w:val="0"/>
-          <w:numId w:val="1013"/>
+          <w:numId w:val="1014"/>
         </w:numPr>
-      </w:pPr>
-      <w:r>
-        <w:rPr>
+        <w:pStyle w:val="Compact"/>
+      </w:pPr>
+      <w:r>
+        <w:rPr>
+          <w:bCs/>
           <w:b/>
-          <w:bCs/>
-        </w:rPr>
-        <w:t xml:space="preserve">AI training</w:t>
-      </w:r>
-      <w:r>
-        <w:t xml:space="preserve"> </w:t>
-      </w:r>
-      <w:r>
-        <w:t xml:space="preserve">on copyrighted works raises unsettled legal questions: whether training constitutes infringement, whether fair use applies, and how to compensate creators whose work was used to build commercial AI products.</w:t>
-      </w:r>
-    </w:p>
-    <w:p>
-      <w:pPr>
-        <w:pStyle w:val="Compact"/>
+        </w:rPr>
+        <w:t xml:space="preserve">Digital technology</w:t>
+      </w:r>
+      <w:r>
+        <w:t xml:space="preserve"> </w:t>
+      </w:r>
+      <w:r>
+        <w:t xml:space="preserve">invalidated IP law's core assumptions (costly copying, physical distribution, practical enforcement) simultaneously, forcing industries into painful adaptation that ultimately shifted economic value from content creators to platforms.</w:t>
+      </w:r>
+    </w:p>
+    <w:p>
+      <w:pPr>
         <w:numPr>
           <w:ilvl w:val="0"/>
-          <w:numId w:val="1013"/>
+          <w:numId w:val="1014"/>
         </w:numPr>
-      </w:pPr>
-      <w:r>
-        <w:rPr>
+        <w:pStyle w:val="Compact"/>
+      </w:pPr>
+      <w:r>
+        <w:rPr>
+          <w:bCs/>
           <w:b/>
-          <w:bCs/>
-        </w:rPr>
-        <w:t xml:space="preserve">AI-generated content</w:t>
-      </w:r>
-      <w:r>
-        <w:t xml:space="preserve"> </w:t>
-      </w:r>
-      <w:r>
-        <w:t xml:space="preserve">is currently not copyrightable under U.S. law because copyright requires human authorship — raising questions about incentives, transparency, and how much human creative direction is "enough" to qualify.</w:t>
-      </w:r>
-    </w:p>
-    <w:p>
-      <w:pPr>
-        <w:pStyle w:val="Compact"/>
+        </w:rPr>
+        <w:t xml:space="preserve">The DMCA's anti-circumvention provision</w:t>
+      </w:r>
+      <w:r>
+        <w:t xml:space="preserve"> </w:t>
+      </w:r>
+      <w:r>
+        <w:t xml:space="preserve">criminalized breaking digital locks even for legal purposes — blocking repair, security research, and accessibility — effectively shifting power from content owners to manufacturers.</w:t>
+      </w:r>
+    </w:p>
+    <w:p>
+      <w:pPr>
         <w:numPr>
           <w:ilvl w:val="0"/>
-          <w:numId w:val="1013"/>
+          <w:numId w:val="1014"/>
         </w:numPr>
-      </w:pPr>
-      <w:r>
-        <w:rPr>
+        <w:pStyle w:val="Compact"/>
+      </w:pPr>
+      <w:r>
+        <w:rPr>
+          <w:bCs/>
           <w:b/>
+        </w:rPr>
+        <w:t xml:space="preserve">Critical scholars</w:t>
+      </w:r>
+      <w:r>
+        <w:t xml:space="preserve"> </w:t>
+      </w:r>
+      <w:r>
+        <w:t xml:space="preserve">— Drahos, Doctorow, Wu — argue that IP has been captured by large incumbents who use it to maintain market control, extract rents from creators and consumers, and foreclose competition, rather than to incentivize creation.</w:t>
+      </w:r>
+    </w:p>
+    <w:p>
+      <w:pPr>
+        <w:numPr>
+          <w:ilvl w:val="0"/>
+          <w:numId w:val="1014"/>
+        </w:numPr>
+        <w:pStyle w:val="Compact"/>
+      </w:pPr>
+      <w:r>
+        <w:rPr>
           <w:bCs/>
+          <w:b/>
+        </w:rPr>
+        <w:t xml:space="preserve">AI training and copyright remain unsettled.</w:t>
+      </w:r>
+      <w:r>
+        <w:t xml:space="preserve"> </w:t>
+      </w:r>
+      <w:r>
+        <w:t xml:space="preserve">No federal appeals court has yet ruled on whether training a model on copyrighted work is fair use; the first such case was argued in June 2026 and is undecided, and no Supreme Court decision exists or is pending.</w:t>
+      </w:r>
+    </w:p>
+    <w:p>
+      <w:pPr>
+        <w:numPr>
+          <w:ilvl w:val="0"/>
+          <w:numId w:val="1014"/>
+        </w:numPr>
+        <w:pStyle w:val="Compact"/>
+      </w:pPr>
+      <w:r>
+        <w:rPr>
+          <w:iCs/>
+          <w:i/>
+          <w:bCs/>
+          <w:b/>
+        </w:rPr>
+        <w:t xml:space="preserve">Bartz v. Anthropic</w:t>
+      </w:r>
+      <w:r>
+        <w:rPr>
+          <w:bCs/>
+          <w:b/>
+        </w:rPr>
+        <w:t xml:space="preserve"> </w:t>
+      </w:r>
+      <w:r>
+        <w:rPr>
+          <w:bCs/>
+          <w:b/>
+        </w:rPr>
+        <w:t xml:space="preserve">split the conduct</w:t>
+      </w:r>
+      <w:r>
+        <w:t xml:space="preserve"> </w:t>
+      </w:r>
+      <w:r>
+        <w:t xml:space="preserve">rather than issuing a verdict on "AI training": training the model and scanning lawfully purchased books were both fair use, but downloading and keeping over seven million pirated books was not — and it was that last act that produced a $1.5 billion settlement, the largest in US copyright history.</w:t>
+      </w:r>
+    </w:p>
+    <w:p>
+      <w:pPr>
+        <w:numPr>
+          <w:ilvl w:val="0"/>
+          <w:numId w:val="1014"/>
+        </w:numPr>
+        <w:pStyle w:val="Compact"/>
+      </w:pPr>
+      <w:r>
+        <w:rPr>
+          <w:bCs/>
+          <w:b/>
+        </w:rPr>
+        <w:t xml:space="preserve">The decisive question is increasingly acquisition, not learning</w:t>
+      </w:r>
+      <w:r>
+        <w:t xml:space="preserve"> </w:t>
+      </w:r>
+      <w:r>
+        <w:t xml:space="preserve">— how the training corpus was obtained, rather than what the model extracted from it. A second theory to watch is</w:t>
+      </w:r>
+      <w:r>
+        <w:t xml:space="preserve"> </w:t>
+      </w:r>
+      <w:r>
+        <w:rPr>
+          <w:bCs/>
+          <w:b/>
+        </w:rPr>
+        <w:t xml:space="preserve">market dilution</w:t>
+      </w:r>
+      <w:r>
+        <w:t xml:space="preserve">, endorsed as valid in</w:t>
+      </w:r>
+      <w:r>
+        <w:t xml:space="preserve"> </w:t>
+      </w:r>
+      <w:r>
+        <w:rPr>
+          <w:iCs/>
+          <w:i/>
+        </w:rPr>
+        <w:t xml:space="preserve">Kadrey v. Meta</w:t>
+      </w:r>
+      <w:r>
+        <w:t xml:space="preserve"> </w:t>
+      </w:r>
+      <w:r>
+        <w:t xml:space="preserve">even though those particular plaintiffs failed to prove it.</w:t>
+      </w:r>
+    </w:p>
+    <w:p>
+      <w:pPr>
+        <w:numPr>
+          <w:ilvl w:val="0"/>
+          <w:numId w:val="1014"/>
+        </w:numPr>
+        <w:pStyle w:val="Compact"/>
+      </w:pPr>
+      <w:r>
+        <w:rPr>
+          <w:bCs/>
+          <w:b/>
+        </w:rPr>
+        <w:t xml:space="preserve">AI-generated content is not copyrightable</w:t>
+      </w:r>
+      <w:r>
+        <w:t xml:space="preserve"> </w:t>
+      </w:r>
+      <w:r>
+        <w:t xml:space="preserve">under U.S. law because copyright requires a human author — settled by</w:t>
+      </w:r>
+      <w:r>
+        <w:t xml:space="preserve"> </w:t>
+      </w:r>
+      <w:r>
+        <w:rPr>
+          <w:iCs/>
+          <w:i/>
+        </w:rPr>
+        <w:t xml:space="preserve">Thaler v. Perlmutter</w:t>
+      </w:r>
+      <w:r>
+        <w:t xml:space="preserve"> </w:t>
+      </w:r>
+      <w:r>
+        <w:t xml:space="preserve">when the Supreme Court denied review in March 2026 — and the Copyright Office holds that prompts alone, however detailed, do not make you an author.</w:t>
+      </w:r>
+    </w:p>
+    <w:p>
+      <w:pPr>
+        <w:numPr>
+          <w:ilvl w:val="0"/>
+          <w:numId w:val="1014"/>
+        </w:numPr>
+        <w:pStyle w:val="Compact"/>
+      </w:pPr>
+      <w:r>
+        <w:rPr>
+          <w:bCs/>
+          <w:b/>
         </w:rPr>
         <w:t xml:space="preserve">Open source and Creative Commons</w:t>
       </w:r>
@@ -3307,10 +4471,10 @@
         <w:t xml:space="preserve">demonstrate that significant, high-quality creative and technical work can be produced outside traditional IP incentive structures, challenging the universality of the utilitarian argument for strong IP protection.</w:t>
       </w:r>
     </w:p>
-    <w:bookmarkEnd w:id="52"/>
-    <w:bookmarkEnd w:id="53"/>
-    <w:bookmarkStart w:id="55" w:name="references"/>
-    <w:bookmarkStart w:id="54" w:name="refs-heading"/>
+    <w:bookmarkEnd w:id="65"/>
+    <w:bookmarkEnd w:id="66"/>
+    <w:bookmarkStart w:id="68" w:name="references"/>
+    <w:bookmarkStart w:id="67" w:name="refs-heading"/>
     <w:p>
       <w:pPr>
         <w:pStyle w:val="Heading2"/>
@@ -3319,9 +4483,9 @@
         <w:t xml:space="preserve">References</w:t>
       </w:r>
     </w:p>
-    <w:bookmarkEnd w:id="54"/>
-    <w:bookmarkEnd w:id="55"/>
-    <w:bookmarkStart w:id="63" w:name="bibliography"/>
+    <w:bookmarkEnd w:id="67"/>
+    <w:bookmarkEnd w:id="68"/>
+    <w:bookmarkStart w:id="90" w:name="bibliography"/>
     <w:p>
       <w:pPr>
         <w:pStyle w:val="Heading1"/>
@@ -3330,13 +4494,36 @@
         <w:t xml:space="preserve">References</w:t>
       </w:r>
     </w:p>
-    <w:bookmarkStart w:id="62" w:name="refs"/>
-    <w:bookmarkStart w:id="56" w:name="ref-boyle_public_domain"/>
+    <w:bookmarkStart w:id="89" w:name="refs"/>
+    <w:bookmarkStart w:id="69" w:name="ref-bartz_v_anthropic"/>
     <w:p>
       <w:pPr>
         <w:pStyle w:val="Bibliography"/>
       </w:pPr>
       <w:r>
+        <w:t xml:space="preserve">Bartz v. Anthropic PBC. (2025).</w:t>
+      </w:r>
+      <w:r>
+        <w:t xml:space="preserve"> </w:t>
+      </w:r>
+      <w:r>
+        <w:rPr>
+          <w:iCs/>
+          <w:i/>
+        </w:rPr>
+        <w:t xml:space="preserve">No. 3:24-cv-05417 (n.d. cal.)</w:t>
+      </w:r>
+      <w:r>
+        <w:t xml:space="preserve">.</w:t>
+      </w:r>
+    </w:p>
+    <w:bookmarkEnd w:id="69"/>
+    <w:bookmarkStart w:id="70" w:name="ref-boyle_public_domain"/>
+    <w:p>
+      <w:pPr>
+        <w:pStyle w:val="Bibliography"/>
+      </w:pPr>
+      <w:r>
         <w:t xml:space="preserve">Boyle, J. (2008).</w:t>
       </w:r>
       <w:r>
@@ -3344,68 +4531,163 @@
       </w:r>
       <w:r>
         <w:rPr>
+          <w:iCs/>
           <w:i/>
+        </w:rPr>
+        <w:t xml:space="preserve">The public domain: Enclosing the commons of the mind</w:t>
+      </w:r>
+      <w:r>
+        <w:t xml:space="preserve">. Yale University Press.</w:t>
+      </w:r>
+    </w:p>
+    <w:bookmarkEnd w:id="70"/>
+    <w:bookmarkStart w:id="71" w:name="ref-doctorow_chokepoint"/>
+    <w:p>
+      <w:pPr>
+        <w:pStyle w:val="Bibliography"/>
+      </w:pPr>
+      <w:r>
+        <w:t xml:space="preserve">Doctorow, C., &amp; Giblin, R. (2022).</w:t>
+      </w:r>
+      <w:r>
+        <w:t xml:space="preserve"> </w:t>
+      </w:r>
+      <w:r>
+        <w:rPr>
           <w:iCs/>
-        </w:rPr>
-        <w:t xml:space="preserve">The public domain: Enclosing the commons of the mind</w:t>
-      </w:r>
-      <w:r>
-        <w:t xml:space="preserve">. Yale University Press.</w:t>
-      </w:r>
-    </w:p>
-    <w:bookmarkEnd w:id="56"/>
-    <w:bookmarkStart w:id="57" w:name="ref-doctorow_chokepoint"/>
+          <w:i/>
+        </w:rPr>
+        <w:t xml:space="preserve">Chokepoint capitalism: How big tech and big content captured creative labor markets and how we’ll win them back</w:t>
+      </w:r>
+      <w:r>
+        <w:t xml:space="preserve">. Beacon Press.</w:t>
+      </w:r>
+    </w:p>
+    <w:bookmarkEnd w:id="71"/>
+    <w:bookmarkStart w:id="72" w:name="ref-drahos_information_feudalism"/>
     <w:p>
       <w:pPr>
         <w:pStyle w:val="Bibliography"/>
       </w:pPr>
       <w:r>
-        <w:t xml:space="preserve">Doctorow, C., &amp; Giblin, R. (2022).</w:t>
-      </w:r>
-      <w:r>
-        <w:t xml:space="preserve"> </w:t>
-      </w:r>
-      <w:r>
-        <w:rPr>
+        <w:t xml:space="preserve">Drahos, P., &amp; Braithwaite, J. (2002).</w:t>
+      </w:r>
+      <w:r>
+        <w:t xml:space="preserve"> </w:t>
+      </w:r>
+      <w:r>
+        <w:rPr>
+          <w:iCs/>
           <w:i/>
+        </w:rPr>
+        <w:t xml:space="preserve">Information feudalism: Who owns the knowledge economy?</w:t>
+      </w:r>
+      <w:r>
+        <w:t xml:space="preserve"> Earthscan.</w:t>
+      </w:r>
+    </w:p>
+    <w:bookmarkEnd w:id="72"/>
+    <w:bookmarkStart w:id="73" w:name="ref-getty_v_stability_uk"/>
+    <w:p>
+      <w:pPr>
+        <w:pStyle w:val="Bibliography"/>
+      </w:pPr>
+      <w:r>
+        <w:t xml:space="preserve">Getty Images (US) Inc. v. Stability AI Ltd. (2025).</w:t>
+      </w:r>
+      <w:r>
+        <w:t xml:space="preserve"> </w:t>
+      </w:r>
+      <w:r>
+        <w:rPr>
           <w:iCs/>
-        </w:rPr>
-        <w:t xml:space="preserve">Chokepoint capitalism: How big tech and big content captured creative labor markets and how we’ll win them back</w:t>
-      </w:r>
-      <w:r>
-        <w:t xml:space="preserve">. Beacon Press.</w:t>
-      </w:r>
-    </w:p>
-    <w:bookmarkEnd w:id="57"/>
-    <w:bookmarkStart w:id="58" w:name="ref-drahos_information_feudalism"/>
+          <w:i/>
+        </w:rPr>
+        <w:t xml:space="preserve">[2025] EWHC 2863 (ch)</w:t>
+      </w:r>
+      <w:r>
+        <w:t xml:space="preserve">.</w:t>
+      </w:r>
+    </w:p>
+    <w:bookmarkEnd w:id="73"/>
+    <w:bookmarkStart w:id="74" w:name="ref-gilliam_v_abc"/>
     <w:p>
       <w:pPr>
         <w:pStyle w:val="Bibliography"/>
       </w:pPr>
       <w:r>
-        <w:t xml:space="preserve">Drahos, P., &amp; Braithwaite, J. (2002).</w:t>
-      </w:r>
-      <w:r>
-        <w:t xml:space="preserve"> </w:t>
-      </w:r>
-      <w:r>
-        <w:rPr>
+        <w:t xml:space="preserve">Gilliam v. American Broadcasting Companies, Inc. (1976).</w:t>
+      </w:r>
+      <w:r>
+        <w:t xml:space="preserve"> </w:t>
+      </w:r>
+      <w:r>
+        <w:rPr>
+          <w:iCs/>
           <w:i/>
+        </w:rPr>
+        <w:t xml:space="preserve">538 f.2d 14</w:t>
+      </w:r>
+      <w:r>
+        <w:t xml:space="preserve">.</w:t>
+      </w:r>
+    </w:p>
+    <w:bookmarkEnd w:id="74"/>
+    <w:bookmarkStart w:id="75" w:name="ref-google_v_oracle"/>
+    <w:p>
+      <w:pPr>
+        <w:pStyle w:val="Bibliography"/>
+      </w:pPr>
+      <w:r>
+        <w:t xml:space="preserve">Google LLC v. Oracle America, Inc. (2021).</w:t>
+      </w:r>
+      <w:r>
+        <w:t xml:space="preserve"> </w:t>
+      </w:r>
+      <w:r>
+        <w:rPr>
           <w:iCs/>
-        </w:rPr>
-        <w:t xml:space="preserve">Information feudalism: Who owns the knowledge economy?</w:t>
-      </w:r>
-      <w:r>
-        <w:t xml:space="preserve"> Earthscan.</w:t>
-      </w:r>
-    </w:p>
-    <w:bookmarkEnd w:id="58"/>
-    <w:bookmarkStart w:id="59" w:name="ref-jefferson_mcpherson"/>
+          <w:i/>
+        </w:rPr>
+        <w:t xml:space="preserve">593 u.s. 1</w:t>
+      </w:r>
+      <w:r>
+        <w:t xml:space="preserve">.</w:t>
+      </w:r>
+    </w:p>
+    <w:bookmarkEnd w:id="75"/>
+    <w:bookmarkStart w:id="76" w:name="ref-hegel_philosophy_right"/>
     <w:p>
       <w:pPr>
         <w:pStyle w:val="Bibliography"/>
       </w:pPr>
       <w:r>
+        <w:t xml:space="preserve">Hegel, G. W. F. (1991).</w:t>
+      </w:r>
+      <w:r>
+        <w:t xml:space="preserve"> </w:t>
+      </w:r>
+      <w:r>
+        <w:rPr>
+          <w:iCs/>
+          <w:i/>
+        </w:rPr>
+        <w:t xml:space="preserve">Elements of the philosophy of right</w:t>
+      </w:r>
+      <w:r>
+        <w:t xml:space="preserve"> </w:t>
+      </w:r>
+      <w:r>
+        <w:t xml:space="preserve">(A. W. Wood, Ed.; H. B. Nisbet, Tran.). Cambridge University Press.</w:t>
+      </w:r>
+    </w:p>
+    <w:bookmarkEnd w:id="76"/>
+    <w:bookmarkStart w:id="77" w:name="ref-jefferson_mcpherson"/>
+    <w:p>
+      <w:pPr>
+        <w:pStyle w:val="Bibliography"/>
+      </w:pPr>
+      <w:r>
         <w:t xml:space="preserve">Jefferson, T. (1813).</w:t>
       </w:r>
       <w:r>
@@ -3413,22 +4695,233 @@
       </w:r>
       <w:r>
         <w:rPr>
+          <w:iCs/>
           <w:i/>
+        </w:rPr>
+        <w:t xml:space="preserve">Letter to isaac McPherson</w:t>
+      </w:r>
+      <w:r>
+        <w:t xml:space="preserve">.</w:t>
+      </w:r>
+    </w:p>
+    <w:bookmarkEnd w:id="77"/>
+    <w:bookmarkStart w:id="78" w:name="ref-kadrey_v_meta"/>
+    <w:p>
+      <w:pPr>
+        <w:pStyle w:val="Bibliography"/>
+      </w:pPr>
+      <w:r>
+        <w:t xml:space="preserve">Kadrey v. Meta Platforms, Inc. (2025).</w:t>
+      </w:r>
+      <w:r>
+        <w:t xml:space="preserve"> </w:t>
+      </w:r>
+      <w:r>
+        <w:rPr>
           <w:iCs/>
-        </w:rPr>
-        <w:t xml:space="preserve">Letter to isaac McPherson</w:t>
+          <w:i/>
+        </w:rPr>
+        <w:t xml:space="preserve">No. 3:23-cv-03417 (n.d. cal.)</w:t>
       </w:r>
       <w:r>
         <w:t xml:space="preserve">.</w:t>
       </w:r>
     </w:p>
-    <w:bookmarkEnd w:id="59"/>
-    <w:bookmarkStart w:id="60" w:name="ref-wu_master_switch"/>
+    <w:bookmarkEnd w:id="78"/>
+    <w:bookmarkStart w:id="79" w:name="ref-locke_second_treatise"/>
     <w:p>
       <w:pPr>
         <w:pStyle w:val="Bibliography"/>
       </w:pPr>
       <w:r>
+        <w:t xml:space="preserve">Locke, J. (1689).</w:t>
+      </w:r>
+      <w:r>
+        <w:t xml:space="preserve"> </w:t>
+      </w:r>
+      <w:r>
+        <w:rPr>
+          <w:iCs/>
+          <w:i/>
+        </w:rPr>
+        <w:t xml:space="preserve">Two treatises of government</w:t>
+      </w:r>
+      <w:r>
+        <w:t xml:space="preserve">. Awnsham Churchill.</w:t>
+      </w:r>
+    </w:p>
+    <w:bookmarkEnd w:id="79"/>
+    <w:bookmarkStart w:id="80" w:name="ref-mgm_v_grokster"/>
+    <w:p>
+      <w:pPr>
+        <w:pStyle w:val="Bibliography"/>
+      </w:pPr>
+      <w:r>
+        <w:t xml:space="preserve">Metro-Goldwyn-Mayer Studios Inc. v. Grokster, Ltd. (2005).</w:t>
+      </w:r>
+      <w:r>
+        <w:t xml:space="preserve"> </w:t>
+      </w:r>
+      <w:r>
+        <w:rPr>
+          <w:iCs/>
+          <w:i/>
+        </w:rPr>
+        <w:t xml:space="preserve">545 u.s. 913</w:t>
+      </w:r>
+      <w:r>
+        <w:t xml:space="preserve">.</w:t>
+      </w:r>
+    </w:p>
+    <w:bookmarkEnd w:id="80"/>
+    <w:bookmarkStart w:id="81" w:name="ref-thaler_v_perlmutter"/>
+    <w:p>
+      <w:pPr>
+        <w:pStyle w:val="Bibliography"/>
+      </w:pPr>
+      <w:r>
+        <w:t xml:space="preserve">Thaler v. Perlmutter. (2025).</w:t>
+      </w:r>
+      <w:r>
+        <w:t xml:space="preserve"> </w:t>
+      </w:r>
+      <w:r>
+        <w:rPr>
+          <w:iCs/>
+          <w:i/>
+        </w:rPr>
+        <w:t xml:space="preserve">130 f.4th 1039 (d.c. cir.)</w:t>
+      </w:r>
+      <w:r>
+        <w:t xml:space="preserve">.</w:t>
+      </w:r>
+    </w:p>
+    <w:bookmarkEnd w:id="81"/>
+    <w:bookmarkStart w:id="82" w:name="ref-thomson_reuters_v_ross"/>
+    <w:p>
+      <w:pPr>
+        <w:pStyle w:val="Bibliography"/>
+      </w:pPr>
+      <w:r>
+        <w:t xml:space="preserve">Thomson Reuters Enterprise Centre GmbH v. Ross Intelligence Inc. (2025).</w:t>
+      </w:r>
+      <w:r>
+        <w:t xml:space="preserve"> </w:t>
+      </w:r>
+      <w:r>
+        <w:rPr>
+          <w:iCs/>
+          <w:i/>
+        </w:rPr>
+        <w:t xml:space="preserve">No. 1:20-cv-00613 (d. del.)</w:t>
+      </w:r>
+      <w:r>
+        <w:t xml:space="preserve">.</w:t>
+      </w:r>
+    </w:p>
+    <w:bookmarkEnd w:id="82"/>
+    <w:bookmarkStart w:id="84" w:name="ref-usco_ai_part2"/>
+    <w:p>
+      <w:pPr>
+        <w:pStyle w:val="Bibliography"/>
+      </w:pPr>
+      <w:r>
+        <w:t xml:space="preserve">U.S. Copyright Office. (2025a).</w:t>
+      </w:r>
+      <w:r>
+        <w:t xml:space="preserve"> </w:t>
+      </w:r>
+      <w:r>
+        <w:rPr>
+          <w:iCs/>
+          <w:i/>
+        </w:rPr>
+        <w:t xml:space="preserve">Copyright and artificial intelligence, part 2: copyrightability</w:t>
+      </w:r>
+      <w:r>
+        <w:t xml:space="preserve">. Library of Congress.</w:t>
+      </w:r>
+      <w:r>
+        <w:t xml:space="preserve"> </w:t>
+      </w:r>
+      <w:hyperlink r:id="rId83">
+        <w:r>
+          <w:rPr>
+            <w:rStyle w:val="Hyperlink"/>
+          </w:rPr>
+          <w:t xml:space="preserve">https://www.copyright.gov/ai/Copyright-and-Artificial-Intelligence-Part-2-Copyrightability-Report.pdf</w:t>
+        </w:r>
+      </w:hyperlink>
+    </w:p>
+    <w:bookmarkEnd w:id="84"/>
+    <w:bookmarkStart w:id="86" w:name="ref-usco_ai_part3"/>
+    <w:p>
+      <w:pPr>
+        <w:pStyle w:val="Bibliography"/>
+      </w:pPr>
+      <w:r>
+        <w:t xml:space="preserve">U.S. Copyright Office. (2025b).</w:t>
+      </w:r>
+      <w:r>
+        <w:t xml:space="preserve"> </w:t>
+      </w:r>
+      <w:r>
+        <w:rPr>
+          <w:iCs/>
+          <w:i/>
+        </w:rPr>
+        <w:t xml:space="preserve">Copyright and artificial intelligence, part 3: Generative</w:t>
+      </w:r>
+      <w:r>
+        <w:rPr>
+          <w:iCs/>
+          <w:i/>
+        </w:rPr>
+        <w:t xml:space="preserve"> </w:t>
+      </w:r>
+      <w:r>
+        <w:rPr>
+          <w:iCs/>
+          <w:i/>
+        </w:rPr>
+        <w:t xml:space="preserve">AI</w:t>
+      </w:r>
+      <w:r>
+        <w:rPr>
+          <w:iCs/>
+          <w:i/>
+        </w:rPr>
+        <w:t xml:space="preserve"> </w:t>
+      </w:r>
+      <w:r>
+        <w:rPr>
+          <w:iCs/>
+          <w:i/>
+        </w:rPr>
+        <w:t xml:space="preserve">training</w:t>
+      </w:r>
+      <w:r>
+        <w:t xml:space="preserve">. Library of Congress.</w:t>
+      </w:r>
+      <w:r>
+        <w:t xml:space="preserve"> </w:t>
+      </w:r>
+      <w:hyperlink r:id="rId85">
+        <w:r>
+          <w:rPr>
+            <w:rStyle w:val="Hyperlink"/>
+          </w:rPr>
+          <w:t xml:space="preserve">https://www.copyright.gov/ai/Copyright-and-Artificial-Intelligence-Part-3-Generative-AI-Training-Report-Pre-Publication-Version.pdf</w:t>
+        </w:r>
+      </w:hyperlink>
+    </w:p>
+    <w:bookmarkEnd w:id="86"/>
+    <w:bookmarkStart w:id="87" w:name="ref-wu_master_switch"/>
+    <w:p>
+      <w:pPr>
+        <w:pStyle w:val="Bibliography"/>
+      </w:pPr>
+      <w:r>
         <w:t xml:space="preserve">Wu, T. (2010).</w:t>
       </w:r>
       <w:r>
@@ -3436,41 +4929,41 @@
       </w:r>
       <w:r>
         <w:rPr>
+          <w:iCs/>
           <w:i/>
+        </w:rPr>
+        <w:t xml:space="preserve">The master switch: The rise and fall of information empires</w:t>
+      </w:r>
+      <w:r>
+        <w:t xml:space="preserve">. Alfred A. Knopf.</w:t>
+      </w:r>
+    </w:p>
+    <w:bookmarkEnd w:id="87"/>
+    <w:bookmarkStart w:id="88" w:name="ref-wu_attention_merchants"/>
+    <w:p>
+      <w:pPr>
+        <w:pStyle w:val="Bibliography"/>
+      </w:pPr>
+      <w:r>
+        <w:t xml:space="preserve">Wu, T. (2016).</w:t>
+      </w:r>
+      <w:r>
+        <w:t xml:space="preserve"> </w:t>
+      </w:r>
+      <w:r>
+        <w:rPr>
           <w:iCs/>
-        </w:rPr>
-        <w:t xml:space="preserve">The master switch: The rise and fall of information empires</w:t>
+          <w:i/>
+        </w:rPr>
+        <w:t xml:space="preserve">The attention merchants: The epic scramble to get inside our heads</w:t>
       </w:r>
       <w:r>
         <w:t xml:space="preserve">. Alfred A. Knopf.</w:t>
       </w:r>
     </w:p>
-    <w:bookmarkEnd w:id="60"/>
-    <w:bookmarkStart w:id="61" w:name="ref-wu_attention_merchants"/>
-    <w:p>
-      <w:pPr>
-        <w:pStyle w:val="Bibliography"/>
-      </w:pPr>
-      <w:r>
-        <w:t xml:space="preserve">Wu, T. (2016).</w:t>
-      </w:r>
-      <w:r>
-        <w:t xml:space="preserve"> </w:t>
-      </w:r>
-      <w:r>
-        <w:rPr>
-          <w:i/>
-          <w:iCs/>
-        </w:rPr>
-        <w:t xml:space="preserve">The attention merchants: The epic scramble to get inside our heads</w:t>
-      </w:r>
-      <w:r>
-        <w:t xml:space="preserve">. Alfred A. Knopf.</w:t>
-      </w:r>
-    </w:p>
-    <w:bookmarkEnd w:id="61"/>
-    <w:bookmarkEnd w:id="62"/>
-    <w:bookmarkEnd w:id="63"/>
+    <w:bookmarkEnd w:id="88"/>
+    <w:bookmarkEnd w:id="89"/>
+    <w:bookmarkEnd w:id="90"/>
     <w:sectPr>
       <w:footnotePr>
         <w:numRestart w:val="eachSect"/>
@@ -3506,14 +4999,14 @@
 <file path=word/numbering.xml><?xml version="1.0" encoding="utf-8"?>
 <w:numbering xmlns:w="http://schemas.openxmlformats.org/wordprocessingml/2006/main">
   <w:abstractNum w:abstractNumId="990">
-    <w:nsid w:val="0000A990"/>
+    <w:nsid w:val="A990"/>
     <w:multiLevelType w:val="multilevel"/>
     <w:lvl w:ilvl="0">
       <w:numFmt w:val="bullet"/>
       <w:lvlText w:val=" "/>
       <w:lvlJc w:val="left"/>
       <w:pPr>
-        <w:ind w:left="720" w:hanging="360"/>
+        <w:ind w:left="720" w:hanging="480"/>
       </w:pPr>
     </w:lvl>
     <w:lvl w:ilvl="1">
@@ -3521,7 +5014,7 @@
       <w:lvlText w:val=" "/>
       <w:lvlJc w:val="left"/>
       <w:pPr>
-        <w:ind w:left="1440" w:hanging="360"/>
+        <w:ind w:left="1440" w:hanging="480"/>
       </w:pPr>
     </w:lvl>
     <w:lvl w:ilvl="2">
@@ -3529,7 +5022,7 @@
       <w:lvlText w:val=" "/>
       <w:lvlJc w:val="left"/>
       <w:pPr>
-        <w:ind w:left="2160" w:hanging="360"/>
+        <w:ind w:left="2160" w:hanging="480"/>
       </w:pPr>
     </w:lvl>
     <w:lvl w:ilvl="3">
@@ -3537,7 +5030,7 @@
       <w:lvlText w:val=" "/>
       <w:lvlJc w:val="left"/>
       <w:pPr>
-        <w:ind w:left="2880" w:hanging="360"/>
+        <w:ind w:left="2880" w:hanging="480"/>
       </w:pPr>
     </w:lvl>
     <w:lvl w:ilvl="4">
@@ -3545,7 +5038,7 @@
       <w:lvlText w:val=" "/>
       <w:lvlJc w:val="left"/>
       <w:pPr>
-        <w:ind w:left="3600" w:hanging="360"/>
+        <w:ind w:left="3600" w:hanging="480"/>
       </w:pPr>
     </w:lvl>
     <w:lvl w:ilvl="5">
@@ -3553,7 +5046,7 @@
       <w:lvlText w:val=" "/>
       <w:lvlJc w:val="left"/>
       <w:pPr>
-        <w:ind w:left="4320" w:hanging="360"/>
+        <w:ind w:left="4320" w:hanging="480"/>
       </w:pPr>
     </w:lvl>
     <w:lvl w:ilvl="6">
@@ -3561,7 +5054,7 @@
       <w:lvlText w:val=" "/>
       <w:lvlJc w:val="left"/>
       <w:pPr>
-        <w:ind w:left="5040" w:hanging="360"/>
+        <w:ind w:left="5040" w:hanging="480"/>
       </w:pPr>
     </w:lvl>
     <w:lvl w:ilvl="7">
@@ -3569,7 +5062,7 @@
       <w:lvlText w:val=" "/>
       <w:lvlJc w:val="left"/>
       <w:pPr>
-        <w:ind w:left="5760" w:hanging="360"/>
+        <w:ind w:left="5760" w:hanging="480"/>
       </w:pPr>
     </w:lvl>
     <w:lvl w:ilvl="8">
@@ -3577,12 +5070,12 @@
       <w:lvlText w:val=" "/>
       <w:lvlJc w:val="left"/>
       <w:pPr>
-        <w:ind w:left="6480" w:hanging="360"/>
+        <w:ind w:left="6480" w:hanging="480"/>
       </w:pPr>
     </w:lvl>
   </w:abstractNum>
   <w:abstractNum w:abstractNumId="99201">
-    <w:nsid w:val="00A99201"/>
+    <w:nsid w:val="A99201"/>
     <w:multiLevelType w:val="multilevel"/>
     <w:lvl w:ilvl="0">
       <w:start w:val="1"/>
@@ -3590,7 +5083,7 @@
       <w:lvlText w:val="%1."/>
       <w:lvlJc w:val="left"/>
       <w:pPr>
-        <w:ind w:left="720" w:hanging="360"/>
+        <w:ind w:left="720" w:hanging="480"/>
       </w:pPr>
     </w:lvl>
     <w:lvl w:ilvl="1">
@@ -3599,7 +5092,7 @@
       <w:lvlText w:val="%2."/>
       <w:lvlJc w:val="left"/>
       <w:pPr>
-        <w:ind w:left="1440" w:hanging="360"/>
+        <w:ind w:left="1440" w:hanging="480"/>
       </w:pPr>
     </w:lvl>
     <w:lvl w:ilvl="2">
@@ -3608,7 +5101,7 @@
       <w:lvlText w:val="%3."/>
       <w:lvlJc w:val="left"/>
       <w:pPr>
-        <w:ind w:left="2160" w:hanging="360"/>
+        <w:ind w:left="2160" w:hanging="480"/>
       </w:pPr>
     </w:lvl>
     <w:lvl w:ilvl="3">
@@ -3617,7 +5110,7 @@
       <w:lvlText w:val="%4."/>
       <w:lvlJc w:val="left"/>
       <w:pPr>
-        <w:ind w:left="2880" w:hanging="360"/>
+        <w:ind w:left="2880" w:hanging="480"/>
       </w:pPr>
     </w:lvl>
     <w:lvl w:ilvl="4">
@@ -3626,7 +5119,7 @@
       <w:lvlText w:val="%5."/>
       <w:lvlJc w:val="left"/>
       <w:pPr>
-        <w:ind w:left="3600" w:hanging="360"/>
+        <w:ind w:left="3600" w:hanging="480"/>
       </w:pPr>
     </w:lvl>
     <w:lvl w:ilvl="5">
@@ -3635,7 +5128,7 @@
       <w:lvlText w:val="%6."/>
       <w:lvlJc w:val="left"/>
       <w:pPr>
-        <w:ind w:left="4320" w:hanging="360"/>
+        <w:ind w:left="4320" w:hanging="480"/>
       </w:pPr>
     </w:lvl>
     <w:lvl w:ilvl="6">
@@ -3644,7 +5137,7 @@
       <w:lvlText w:val="%7."/>
       <w:lvlJc w:val="left"/>
       <w:pPr>
-        <w:ind w:left="5040" w:hanging="360"/>
+        <w:ind w:left="5040" w:hanging="480"/>
       </w:pPr>
     </w:lvl>
     <w:lvl w:ilvl="7">
@@ -3653,7 +5146,7 @@
       <w:lvlText w:val="%8."/>
       <w:lvlJc w:val="left"/>
       <w:pPr>
-        <w:ind w:left="5760" w:hanging="360"/>
+        <w:ind w:left="5760" w:hanging="480"/>
       </w:pPr>
     </w:lvl>
     <w:lvl w:ilvl="8">
@@ -3662,111 +5155,84 @@
       <w:lvlText w:val="%9."/>
       <w:lvlJc w:val="left"/>
       <w:pPr>
-        <w:ind w:left="6480" w:hanging="360"/>
+        <w:ind w:left="6480" w:hanging="480"/>
       </w:pPr>
     </w:lvl>
   </w:abstractNum>
   <w:abstractNum w:abstractNumId="991">
-    <w:nsid w:val="0000A991"/>
+    <w:nsid w:val="A991"/>
     <w:multiLevelType w:val="multilevel"/>
     <w:lvl w:ilvl="0">
       <w:numFmt w:val="bullet"/>
-      <w:lvlText w:val=""/>
+      <w:lvlText w:val="•"/>
       <w:lvlJc w:val="left"/>
       <w:pPr>
-        <w:ind w:left="720" w:hanging="360"/>
-      </w:pPr>
-      <w:rPr>
-        <w:rFonts w:ascii="Symbol" w:hAnsi="Symbol" w:cs="Symbol" w:hint="default"/>
-      </w:rPr>
+        <w:ind w:left="720" w:hanging="480"/>
+      </w:pPr>
     </w:lvl>
     <w:lvl w:ilvl="1">
       <w:numFmt w:val="bullet"/>
-      <w:lvlText w:val="o"/>
+      <w:lvlText w:val="–"/>
       <w:lvlJc w:val="left"/>
       <w:pPr>
-        <w:ind w:left="1440" w:hanging="360"/>
-      </w:pPr>
-      <w:rPr>
-        <w:rFonts w:ascii="Courier New" w:hAnsi="Courier New" w:cs="Courier New" w:hint="default"/>
-      </w:rPr>
+        <w:ind w:left="1440" w:hanging="480"/>
+      </w:pPr>
     </w:lvl>
     <w:lvl w:ilvl="2">
       <w:numFmt w:val="bullet"/>
-      <w:lvlText w:val=""/>
+      <w:lvlText w:val="•"/>
       <w:lvlJc w:val="left"/>
       <w:pPr>
-        <w:ind w:left="2160" w:hanging="360"/>
-      </w:pPr>
-      <w:rPr>
-        <w:rFonts w:ascii="Wingdings" w:hAnsi="Wingdings" w:cs="Wingdings" w:hint="default"/>
-      </w:rPr>
+        <w:ind w:left="2160" w:hanging="480"/>
+      </w:pPr>
     </w:lvl>
     <w:lvl w:ilvl="3">
       <w:numFmt w:val="bullet"/>
-      <w:lvlText w:val=""/>
+      <w:lvlText w:val="–"/>
       <w:lvlJc w:val="left"/>
       <w:pPr>
-        <w:ind w:left="2880" w:hanging="360"/>
-      </w:pPr>
-      <w:rPr>
-        <w:rFonts w:ascii="Symbol" w:hAnsi="Symbol" w:cs="Symbol" w:hint="default"/>
-      </w:rPr>
+        <w:ind w:left="2880" w:hanging="480"/>
+      </w:pPr>
     </w:lvl>
     <w:lvl w:ilvl="4">
       <w:numFmt w:val="bullet"/>
-      <w:lvlText w:val="o"/>
+      <w:lvlText w:val="•"/>
       <w:lvlJc w:val="left"/>
       <w:pPr>
-        <w:ind w:left="3600" w:hanging="360"/>
-      </w:pPr>
-      <w:rPr>
-        <w:rFonts w:ascii="Courier New" w:hAnsi="Courier New" w:cs="Courier New" w:hint="default"/>
-      </w:rPr>
+        <w:ind w:left="3600" w:hanging="480"/>
+      </w:pPr>
     </w:lvl>
     <w:lvl w:ilvl="5">
       <w:numFmt w:val="bullet"/>
-      <w:lvlText w:val=""/>
+      <w:lvlText w:val="–"/>
       <w:lvlJc w:val="left"/>
       <w:pPr>
-        <w:ind w:left="4320" w:hanging="360"/>
-      </w:pPr>
-      <w:rPr>
-        <w:rFonts w:ascii="Wingdings" w:hAnsi="Wingdings" w:cs="Wingdings" w:hint="default"/>
-      </w:rPr>
+        <w:ind w:left="4320" w:hanging="480"/>
+      </w:pPr>
     </w:lvl>
     <w:lvl w:ilvl="6">
       <w:numFmt w:val="bullet"/>
-      <w:lvlText w:val=""/>
+      <w:lvlText w:val="•"/>
       <w:lvlJc w:val="left"/>
       <w:pPr>
-        <w:ind w:left="5040" w:hanging="360"/>
-      </w:pPr>
-      <w:rPr>
-        <w:rFonts w:ascii="Symbol" w:hAnsi="Symbol" w:cs="Symbol" w:hint="default"/>
-      </w:rPr>
+        <w:ind w:left="5040" w:hanging="480"/>
+      </w:pPr>
     </w:lvl>
     <w:lvl w:ilvl="7">
       <w:numFmt w:val="bullet"/>
-      <w:lvlText w:val="o"/>
+      <w:lvlText w:val="–"/>
       <w:lvlJc w:val="left"/>
       <w:pPr>
-        <w:ind w:left="5760" w:hanging="360"/>
-      </w:pPr>
-      <w:rPr>
-        <w:rFonts w:ascii="Courier New" w:hAnsi="Courier New" w:cs="Courier New" w:hint="default"/>
-      </w:rPr>
+        <w:ind w:left="5760" w:hanging="480"/>
+      </w:pPr>
     </w:lvl>
     <w:lvl w:ilvl="8">
       <w:numFmt w:val="bullet"/>
-      <w:lvlText w:val=""/>
+      <w:lvlText w:val="•"/>
       <w:lvlJc w:val="left"/>
       <w:pPr>
-        <w:ind w:left="6480" w:hanging="360"/>
-      </w:pPr>
-      <w:rPr>
-        <w:rFonts w:ascii="Wingdings" w:hAnsi="Wingdings" w:cs="Wingdings" w:hint="default"/>
-      </w:rPr>
+        <w:ind w:left="6480" w:hanging="480"/>
+      </w:pPr>
     </w:lvl>
   </w:abstractNum>
   <w:num w:numId="1000">
@@ -4106,6 +5572,36 @@
     </w:lvlOverride>
   </w:num>
   <w:num w:numId="1013">
+    <w:abstractNumId w:val="99201"/>
+    <w:lvlOverride w:ilvl="0">
+      <w:startOverride w:val="1"/>
+    </w:lvlOverride>
+    <w:lvlOverride w:ilvl="1">
+      <w:startOverride w:val="1"/>
+    </w:lvlOverride>
+    <w:lvlOverride w:ilvl="2">
+      <w:startOverride w:val="1"/>
+    </w:lvlOverride>
+    <w:lvlOverride w:ilvl="3">
+      <w:startOverride w:val="1"/>
+    </w:lvlOverride>
+    <w:lvlOverride w:ilvl="4">
+      <w:startOverride w:val="1"/>
+    </w:lvlOverride>
+    <w:lvlOverride w:ilvl="5">
+      <w:startOverride w:val="1"/>
+    </w:lvlOverride>
+    <w:lvlOverride w:ilvl="6">
+      <w:startOverride w:val="1"/>
+    </w:lvlOverride>
+    <w:lvlOverride w:ilvl="7">
+      <w:startOverride w:val="1"/>
+    </w:lvlOverride>
+    <w:lvlOverride w:ilvl="8">
+      <w:startOverride w:val="1"/>
+    </w:lvlOverride>
+  </w:num>
+  <w:num w:numId="1014">
     <w:abstractNumId w:val="991"/>
   </w:num>
 </w:numbering>
@@ -5034,8 +6530,8 @@
     <w:name w:val="KeywordTok"/>
     <w:basedOn w:val="VerbatimChar"/>
     <w:rPr>
+      <w:color w:val="007020"/>
       <w:b/>
-      <w:color w:val="007020"/>
     </w:rPr>
   </w:style>
   <w:style w:type="character" w:customStyle="1" w:styleId="DataTypeTok">
@@ -5112,42 +6608,42 @@
     <w:name w:val="ImportTok"/>
     <w:basedOn w:val="VerbatimChar"/>
     <w:rPr>
+      <w:color w:val="008000"/>
       <w:b/>
-      <w:color w:val="008000"/>
     </w:rPr>
   </w:style>
   <w:style w:type="character" w:customStyle="1" w:styleId="CommentTok">
     <w:name w:val="CommentTok"/>
     <w:basedOn w:val="VerbatimChar"/>
     <w:rPr>
+      <w:color w:val="60a0b0"/>
       <w:i/>
-      <w:color w:val="60a0b0"/>
     </w:rPr>
   </w:style>
   <w:style w:type="character" w:customStyle="1" w:styleId="DocumentationTok">
     <w:name w:val="DocumentationTok"/>
     <w:basedOn w:val="VerbatimChar"/>
     <w:rPr>
+      <w:color w:val="ba2121"/>
       <w:i/>
-      <w:color w:val="ba2121"/>
     </w:rPr>
   </w:style>
   <w:style w:type="character" w:customStyle="1" w:styleId="AnnotationTok">
     <w:name w:val="AnnotationTok"/>
     <w:basedOn w:val="VerbatimChar"/>
     <w:rPr>
+      <w:color w:val="60a0b0"/>
       <w:b/>
       <w:i/>
-      <w:color w:val="60a0b0"/>
     </w:rPr>
   </w:style>
   <w:style w:type="character" w:customStyle="1" w:styleId="CommentVarTok">
     <w:name w:val="CommentVarTok"/>
     <w:basedOn w:val="VerbatimChar"/>
     <w:rPr>
+      <w:color w:val="60a0b0"/>
       <w:b/>
       <w:i/>
-      <w:color w:val="60a0b0"/>
     </w:rPr>
   </w:style>
   <w:style w:type="character" w:customStyle="1" w:styleId="OtherTok">
@@ -5175,8 +6671,8 @@
     <w:name w:val="ControlFlowTok"/>
     <w:basedOn w:val="VerbatimChar"/>
     <w:rPr>
+      <w:color w:val="007020"/>
       <w:b/>
-      <w:color w:val="007020"/>
     </w:rPr>
   </w:style>
   <w:style w:type="character" w:customStyle="1" w:styleId="OperatorTok">
@@ -5221,34 +6717,34 @@
     <w:name w:val="InformationTok"/>
     <w:basedOn w:val="VerbatimChar"/>
     <w:rPr>
+      <w:color w:val="60a0b0"/>
       <w:b/>
       <w:i/>
-      <w:color w:val="60a0b0"/>
     </w:rPr>
   </w:style>
   <w:style w:type="character" w:customStyle="1" w:styleId="WarningTok">
     <w:name w:val="WarningTok"/>
     <w:basedOn w:val="VerbatimChar"/>
     <w:rPr>
+      <w:color w:val="60a0b0"/>
       <w:b/>
       <w:i/>
-      <w:color w:val="60a0b0"/>
     </w:rPr>
   </w:style>
   <w:style w:type="character" w:customStyle="1" w:styleId="AlertTok">
     <w:name w:val="AlertTok"/>
     <w:basedOn w:val="VerbatimChar"/>
     <w:rPr>
+      <w:color w:val="ff0000"/>
       <w:b/>
-      <w:color w:val="ff0000"/>
     </w:rPr>
   </w:style>
   <w:style w:type="character" w:customStyle="1" w:styleId="ErrorTok">
     <w:name w:val="ErrorTok"/>
     <w:basedOn w:val="VerbatimChar"/>
     <w:rPr>
+      <w:color w:val="ff0000"/>
       <w:b/>
-      <w:color w:val="ff0000"/>
     </w:rPr>
   </w:style>
   <w:style w:type="character" w:customStyle="1" w:styleId="NormalTok">

--- a/docx/ch04_intellectual_property.docx
+++ b/docx/ch04_intellectual_property.docx
@@ -147,7 +147,7 @@
         <w:pStyle w:val="Compact"/>
       </w:pPr>
       <w:r>
-        <w:t xml:space="preserve">Why should anyone "own" an idea, and what philosophical traditions justify intellectual property rights?</w:t>
+        <w:t xml:space="preserve">Why should anyone "own" an idea, and what traditions justify intellectual property rights?</w:t>
       </w:r>
     </w:p>
     <w:p>
@@ -183,7 +183,7 @@
         <w:pStyle w:val="Compact"/>
       </w:pPr>
       <w:r>
-        <w:t xml:space="preserve">Do IP mechanisms primarily promote innovation and creativity — or primarily enable control by powerful interests?</w:t>
+        <w:t xml:space="preserve">Do IP mechanisms mainly promote innovation — or mainly enable control by powerful interests?</w:t>
       </w:r>
     </w:p>
     <w:p>
@@ -195,7 +195,7 @@
         <w:pStyle w:val="Compact"/>
       </w:pPr>
       <w:r>
-        <w:t xml:space="preserve">How should copyright and patent law respond to AI systems that train on human creative work and then generate new content?</w:t>
+        <w:t xml:space="preserve">How should copyright and patent law respond to AI systems that train on human work and then generate new content?</w:t>
       </w:r>
     </w:p>
     <w:p>
@@ -227,7 +227,7 @@
         <w:pStyle w:val="FirstParagraph"/>
       </w:pPr>
       <w:r>
-        <w:t xml:space="preserve">Consider a thought experiment proposed by Thomas Jefferson in an 1813 letter. Suppose you light a candle from my candle. You now have fire; but so do I — my flame is no smaller for having kindled yours. Now compare this to a sandwich. If I give you half my sandwich, I have half as much sandwich. Physical goods are</w:t>
+        <w:t xml:space="preserve">Consider a thought experiment from an 1813 letter of Thomas Jefferson's. Light a candle from mine and you have fire, but my flame is no smaller. Give you half my sandwich and I have half as much. Physical goods are</w:t>
       </w:r>
       <w:r>
         <w:t xml:space="preserve"> </w:t>
@@ -240,7 +240,10 @@
         <w:t xml:space="preserve">rivalrous</w:t>
       </w:r>
       <w:r>
-        <w:t xml:space="preserve">: my use prevents yours. But ideas are different. If I share an idea with you, I don't lose it. We both have it. You can share it with a hundred more people, and none of us has any less of it. Jefferson found this philosophically fascinating — and practically challenging. If ideas cannot be "taken" in any normal sense, what exactly would it mean to "own" one?</w:t>
+        <w:t xml:space="preserve"> </w:t>
+      </w:r>
+      <w:r>
+        <w:t xml:space="preserve">— my use prevents yours. Ideas are not: share one and you can pass it on a hundred times over, and none of us has any less. If ideas cannot be "taken," what would it mean to "own" one?</w:t>
       </w:r>
     </w:p>
     <w:p>
@@ -280,7 +283,7 @@
         <w:t xml:space="preserve"> </w:t>
       </w:r>
       <w:r>
-        <w:t xml:space="preserve">— a body of legal rules that grants creators exclusive rights over their creations for specified periods of time. Unlike physical property rights, which recognize and protect something that already exists (my ownership of land or a car), IP rights create something that would not otherwise exist at all: legal scarcity in a domain where nature provides abundance. A book can be copied perfectly and at near-zero cost; without copyright law, nothing prevents anyone from doing so. A drug formulation can be synthesized by any competent chemist; without patent law, nothing prevents competitors from immediately entering the market. IP law deliberately creates artificial scarcity — not because scarcity is good in itself, but because the argument is that without it, creators and inventors would have insufficient incentive to create and invent.</w:t>
+        <w:t xml:space="preserve">— the rules granting creators exclusive rights for a set period. Unlike physical property rights, which protect what already exists, IP rights create legal scarcity where nature provides abundance. A book can be copied perfectly at near-zero cost; a drug formulation can be synthesized by any competent chemist. IP law manufactures the scarcity deliberately, on the argument that without it creators would have too little incentive to create.</w:t>
       </w:r>
     </w:p>
     <w:p>
@@ -288,7 +291,7 @@
         <w:pStyle w:val="BodyText"/>
       </w:pPr>
       <w:r>
-        <w:t xml:space="preserve">Whether this argument is sound — whether current IP systems actually serve their stated purpose, or whether they have been captured by incumbent interests to serve different ends — is one of the central debates this chapter examines. The answer matters enormously for digital technology, because computers are, at their core, copy machines: they process information by copying it millions of times per second, and networks distribute that information globally at near-zero cost. Every fundamental thing a computer does collides with the assumptions built into traditional IP law.</w:t>
+        <w:t xml:space="preserve">Whether that argument is sound — whether IP systems serve their stated purpose or have been captured by incumbents — is a central debate of this chapter. It matters for digital technology because computers are at their core copy machines, and networks distribute those copies globally for nothing. Nearly everything a computer does collides with traditional IP law's assumptions.</w:t>
       </w:r>
     </w:p>
     <w:p>
@@ -343,7 +346,7 @@
         <w:pStyle w:val="ImageCaption"/>
       </w:pPr>
       <w:r>
-        <w:t xml:space="preserve">Figure 4.1 — Plato (428–348 BCE), Roman marble copy. Musei Capitolini, Rome. Public domain. The philosophical puzzle of whether ideas can be owned traces back to ancient debates about the nature of knowledge — whether it is discovered or invented, and whether knowing something can ever constitute a form of possession.</w:t>
+        <w:t xml:space="preserve">Figure 4.1 — Plato (428–348 BCE), Roman marble copy. Musei Capitolini, Rome. Public domain. Whether ideas can be owned traces back to ancient debates about whether knowledge is discovered or invented.</w:t>
       </w:r>
     </w:p>
     <w:bookmarkStart w:id="26" w:name="the-four-types-of-intellectual-property"/>
@@ -360,7 +363,7 @@
         <w:pStyle w:val="FirstParagraph"/>
       </w:pPr>
       <w:r>
-        <w:t xml:space="preserve">Modern IP law recognizes four distinct categories of protection, each with a different theoretical basis, duration, and set of rules. Understanding these differences is important because debates about IP often conflate them: arguments that make sense for patents may not apply to copyright, and vice versa.</w:t>
+        <w:t xml:space="preserve">Modern IP law recognizes four categories, each with a different basis, duration, and rules. The differences matter because debates conflate them: arguments that work for patents may not apply to copyright.</w:t>
       </w:r>
     </w:p>
     <w:p>
@@ -463,7 +466,7 @@
               <w:jc w:val="left"/>
             </w:pPr>
             <w:r>
-              <w:t xml:space="preserve">Original creative expression: books, music, films, software, art</w:t>
+              <w:t xml:space="preserve">Creative expression: books, music, films, software, art</w:t>
             </w:r>
           </w:p>
         </w:tc>
@@ -541,7 +544,7 @@
               <w:jc w:val="left"/>
             </w:pPr>
             <w:r>
-              <w:t xml:space="preserve">Requires public disclosure; exclusive right to make, sell, use</w:t>
+              <w:t xml:space="preserve">Requires public disclosure; exclusive right to make and sell</w:t>
             </w:r>
           </w:p>
         </w:tc>
@@ -595,7 +598,7 @@
               <w:jc w:val="left"/>
             </w:pPr>
             <w:r>
-              <w:t xml:space="preserve">Prevents consumer confusion; can be lost through "genericide"</w:t>
+              <w:t xml:space="preserve">Prevents confusion; can be lost through "genericide"</w:t>
             </w:r>
           </w:p>
         </w:tc>
@@ -625,7 +628,7 @@
               <w:jc w:val="left"/>
             </w:pPr>
             <w:r>
-              <w:t xml:space="preserve">Confidential business information: formulas, algorithms, client lists</w:t>
+              <w:t xml:space="preserve">Confidential business information: formulas, algorithms, clients</w:t>
             </w:r>
           </w:p>
         </w:tc>
@@ -649,7 +652,7 @@
               <w:jc w:val="left"/>
             </w:pPr>
             <w:r>
-              <w:t xml:space="preserve">Protection ends if secret is disclosed or independently discovered</w:t>
+              <w:t xml:space="preserve">Ends if disclosed or independently discovered</w:t>
             </w:r>
           </w:p>
         </w:tc>
@@ -660,7 +663,7 @@
         <w:pStyle w:val="BodyText"/>
       </w:pPr>
       <w:r>
-        <w:t xml:space="preserve">Copyright is by far the most relevant category for the digital age, because it governs text, music, images, video, and software — the primary types of content that circulate on the internet. One crucial distinction that copyright law draws is between</w:t>
+        <w:t xml:space="preserve">Copyright matters most in the digital age, since it governs text, music, images, video, and software. Its crucial distinction is between</w:t>
       </w:r>
       <w:r>
         <w:t xml:space="preserve"> </w:t>
@@ -689,7 +692,7 @@
         <w:t xml:space="preserve">expression</w:t>
       </w:r>
       <w:r>
-        <w:t xml:space="preserve">: copyright protects the specific way an author expresses an idea, not the idea itself. Anyone is free to write a novel about a young wizard attending a magical school; J.K. Rowling's copyright protects the specific words, characters, and plot of the Harry Potter series, not the concept of magical education. This idea-expression distinction is philosophically important: it reflects the recognition that ideas themselves cannot justly be monopolized, since they are the common building blocks of all intellectual activity.</w:t>
+        <w:t xml:space="preserve">: it protects the way an author expresses an idea, not the idea. Anyone may write a novel about a young wizard at a magical school; J.K. Rowling's copyright covers the words, characters, and plot of Harry Potter, not magical education as a premise. Ideas are the building blocks of intellectual activity, and the law treats them as unownable.</w:t>
       </w:r>
     </w:p>
     <w:p>
@@ -705,7 +708,7 @@
         <w:pStyle w:val="DefinitionBody"/>
       </w:pPr>
       <w:r>
-        <w:t xml:space="preserve">A doctrine in U.S. copyright law that permits limited unauthorized use of a protected work — for criticism, commentary, news reporting, teaching, scholarship, research, or parody — without the copyright holder's permission. Courts decide fair use case by case, weighing four statutory factors: the purpose and character of the use, the nature of the original work, how much of it was used, and the effect of the use on the market for the original.</w:t>
+        <w:t xml:space="preserve">A doctrine in U.S. copyright law permitting limited unauthorized use of a protected work — for criticism, commentary, news reporting, teaching, scholarship, or parody. Courts decide case by case, weighing four factors: the purpose and character of the use, the nature of the original, how much was used, and the effect on its market.</w:t>
       </w:r>
     </w:p>
     <w:p>
@@ -713,7 +716,7 @@
         <w:pStyle w:val="BodyText"/>
       </w:pPr>
       <w:r>
-        <w:t xml:space="preserve">Fair use is the pressure valve in the copyright system, and it is deliberately vague. There is no list of permitted uses and no bright line — only four factors that a judge weighs after the fact. That vagueness is a feature if you think copyright needs to bend to circumstances the drafters could not foresee, and a bug if you are a documentary filmmaker or a software engineer trying to work out in advance whether you are about to be sued. Nearly every hard question in this chapter, from Google's use of Java to the training of large language models, eventually comes down to how a court weighs those four factors.</w:t>
+        <w:t xml:space="preserve">Fair use is the copyright system's pressure valve, and it is deliberately vague: no list of permitted uses, no bright line, only four factors a judge weighs after the fact. That is a feature if you think copyright must bend to circumstances its drafters could not foresee, and a bug if you are a filmmaker trying to learn in advance whether you will be sued. Nearly every hard question in this chapter, from Google's use of Java to the training of language models, turns on how a court weighs those factors.</w:t>
       </w:r>
     </w:p>
     <w:p>
@@ -721,7 +724,7 @@
         <w:pStyle w:val="BodyText"/>
       </w:pPr>
       <w:r>
-        <w:t xml:space="preserve">Patents differ importantly from copyright in that they require public disclosure. When an inventor files for a patent, they must explain in detail how the invention works — this information becomes part of the public record, available for anyone to read and learn from. In exchange for this disclosure, the inventor receives a twenty-year monopoly on making, selling, and using the invention. The theory is that this is a fair bargain: society gets the knowledge, the inventor gets a temporary exclusive right. After twenty years, the invention enters the public domain and anyone can use the technology freely. Whether this bargain is actually fair — and whether twenty years is the right term — is a question the pharmaceutical industry case studies in this chapter will sharpen considerably.</w:t>
+        <w:t xml:space="preserve">Patents differ from copyright in requiring public disclosure. An inventor must explain how the invention works, and that explanation becomes public record; in exchange comes a twenty-year monopoly on making, selling, and using it. The theory is a fair bargain: society gets the knowledge, the inventor a temporary exclusive right, and afterwards the invention is free for anyone. Whether twenty years is the right price the pharmaceutical case study below will sharpen.</w:t>
       </w:r>
     </w:p>
     <w:bookmarkEnd w:id="26"/>
@@ -908,7 +911,7 @@
               <w:jc w:val="left"/>
             </w:pPr>
             <w:r>
-              <w:t xml:space="preserve">TRIPS Agreement: linked IP to global trade; forced developing countries to adopt strong IP regimes</w:t>
+              <w:t xml:space="preserve">TRIPS Agreement: linked IP to global trade, forcing strong IP regimes on developing countries</w:t>
             </w:r>
           </w:p>
         </w:tc>
@@ -934,7 +937,7 @@
               <w:jc w:val="left"/>
             </w:pPr>
             <w:r>
-              <w:t xml:space="preserve">DMCA + Sonny Bono Act: extended to life + 70 years; criminalized circumvention of digital locks</w:t>
+              <w:t xml:space="preserve">DMCA + Sonny Bono Act: life + 70 years; criminalized circumventing digital locks</w:t>
             </w:r>
           </w:p>
         </w:tc>
@@ -960,7 +963,7 @@
               <w:jc w:val="left"/>
             </w:pPr>
             <w:r>
-              <w:t xml:space="preserve">Streaming and generative AI reshape every IP category at once; the first court rulings on AI training arrive, and one AI company pays $1.5 billion to settle a copyright class action</w:t>
+              <w:t xml:space="preserve">Streaming and generative AI reshape every IP category at once; the first AI-training rulings arrive, and one AI company pays $1.5 billion to settle a class action</w:t>
             </w:r>
           </w:p>
         </w:tc>
@@ -971,7 +974,7 @@
         <w:pStyle w:val="BodyText"/>
       </w:pPr>
       <w:r>
-        <w:t xml:space="preserve">One of the most striking features of IP history is the relentless expansion of rights. Copyright terms in the United States began at 14 years and now extend to the life of the author plus 70 years — more than quadrupling the effective term. Patent protection has expanded to cover software, business methods, and even some abstract algorithms that earlier courts would never have recognized as patentable. Each extension has been justified on the grounds of "encouraging creativity" or "rewarding innovation," but critics have noted that these justifications apply awkwardly to retroactive extensions: extending copyright on a work already created cannot incentivize the creation of that work, since it already exists. Something else must be driving the expansion.</w:t>
+        <w:t xml:space="preserve">The striking feature of IP history is the relentless expansion of rights. U.S. copyright began at 14 years and now runs to the author's life plus 70; patents now cover software, business methods, and algorithms earlier courts would never have found patentable. Each extension was justified as "encouraging creativity," which applies awkwardly to retroactive ones: extending copyright on an existing work cannot incentivize its creation. Something else is driving the expansion.</w:t>
       </w:r>
     </w:p>
     <w:p>
@@ -991,7 +994,7 @@
         <w:pStyle w:val="Compact"/>
       </w:pPr>
       <w:r>
-        <w:t xml:space="preserve">Jefferson argued that ideas are fundamentally different from physical goods because sharing an idea doesn't diminish it. Does this mean IP law is always unjust — or does the non-rivalrous nature of ideas affect only the appropriate</w:t>
+        <w:t xml:space="preserve">Jefferson argued that sharing an idea doesn't diminish it. Does that make IP law unjust — or does non-rivalry affect only the appropriate</w:t>
       </w:r>
       <w:r>
         <w:t xml:space="preserve"> </w:t>
@@ -1019,7 +1022,7 @@
         <w:pStyle w:val="Compact"/>
       </w:pPr>
       <w:r>
-        <w:t xml:space="preserve">Copyright terms have expanded from 14 years to life + 70 years. What term length would you choose if you were designing the system from scratch, and what would guide your decision?</w:t>
+        <w:t xml:space="preserve">Copyright terms have expanded from 14 years to life + 70. What term would you choose designing the system from scratch, and what would guide the decision?</w:t>
       </w:r>
     </w:p>
     <w:p>
@@ -1031,7 +1034,7 @@
         <w:pStyle w:val="Compact"/>
       </w:pPr>
       <w:r>
-        <w:t xml:space="preserve">The idea-expression distinction protects ideas from monopoly while protecting expression. Can you think of cases where this line is genuinely hard to draw?</w:t>
+        <w:t xml:space="preserve">The idea-expression distinction protects ideas from monopoly. Can you think of cases where the line is genuinely hard to draw?</w:t>
       </w:r>
     </w:p>
     <w:bookmarkEnd w:id="27"/>
@@ -1052,7 +1055,7 @@
         <w:pStyle w:val="FirstParagraph"/>
       </w:pPr>
       <w:r>
-        <w:t xml:space="preserve">Why should intellectual property rights exist at all? Three major philosophical traditions offer competing answers. Each captures something important, but each also has significant weaknesses that the others do not share. Understanding the justifications matters because they generate different policy conclusions: if you are a Lockean, you might think IP should track how much labor the creator invested; if you are a utilitarian, you care only about whether the system actually produces more creation than alternative arrangements; if you follow Hegel, you think certain authorial rights should be inalienable regardless of economic consequences.</w:t>
+        <w:t xml:space="preserve">Why should intellectual property rights exist at all? Three traditions offer competing answers, each with different policy consequences. A Lockean thinks IP should track the labor invested; a utilitarian cares only whether the system produces more creation than the alternatives; a Hegelian thinks certain authorial rights are inalienable regardless of economics.</w:t>
       </w:r>
     </w:p>
     <w:bookmarkStart w:id="30" w:name="the-labor-argument"/>
@@ -1113,7 +1116,7 @@
         <w:pStyle w:val="Compact"/>
       </w:pPr>
       <w:r>
-        <w:t xml:space="preserve">Without legal protection, others can immediately copy the result of that labor without contributing to the effort that produced it.</w:t>
+        <w:t xml:space="preserve">Without legal protection, others can copy the result of that labor without contributing to the effort that produced it.</w:t>
       </w:r>
     </w:p>
     <w:p>
@@ -1127,7 +1130,7 @@
         <w:t xml:space="preserve"> </w:t>
       </w:r>
       <w:r>
-        <w:t xml:space="preserve">Creators have a natural right to control their intellectual creations, just as they have a natural right to the products of their physical labor.</w:t>
+        <w:t xml:space="preserve">Creators have a natural right to control their intellectual creations, as they do the products of their physical labor.</w:t>
       </w:r>
     </w:p>
     <w:p>
@@ -1135,7 +1138,7 @@
         <w:pStyle w:val="BodyText"/>
       </w:pPr>
       <w:r>
-        <w:t xml:space="preserve">Locke's argument, adapted from the account of property in his</w:t>
+        <w:t xml:space="preserve">Locke's argument, adapted from his</w:t>
       </w:r>
       <w:r>
         <w:t xml:space="preserve"> </w:t>
@@ -1154,7 +1157,7 @@
         <w:t xml:space="preserve">(Locke, 1689)</w:t>
       </w:r>
       <w:r>
-        <w:t xml:space="preserve">, has intuitive appeal — it tracks our everyday sense that people deserve credit and compensation for what they create. But it faces serious objections when applied to intellectual work. Ideas are never purely original: every creator builds on earlier work, borrows from traditions, and recombines influences absorbed from the surrounding culture. Newton said he "stood on the shoulders of giants"; Shakespeare borrowed his plots wholesale from earlier sources; virtually every song shares chord progressions, rhythmic patterns, and melodic conventions with countless predecessors. If intellectual creations always build on prior creations, how much of any particular work is genuinely the creator's own? The Lockean framework struggles to draw this line.</w:t>
+        <w:t xml:space="preserve">, tracks our everyday sense that people deserve credit for what they make. But ideas are never purely original. Newton "stood on the shoulders of giants"; Shakespeare borrowed his plots wholesale; virtually every song shares chord progressions with countless predecessors. If creations always build on prior creations, how much of any work is genuinely the creator's own? The Lockean framework struggles to draw the line.</w:t>
       </w:r>
     </w:p>
     <w:p>
@@ -1162,7 +1165,7 @@
         <w:pStyle w:val="BodyText"/>
       </w:pPr>
       <w:r>
-        <w:t xml:space="preserve">Locke himself added a crucial proviso to the labor theory: property appropriation is justified only as long as "enough and as good" is left for others. In the physical world, this proviso eventually runs out — there is only so much land. But in the world of ideas, the proviso never runs out: the fact that Jefferson has expressed an idea does not prevent anyone else from expressing the same idea in their own words. This suggests that even if Locke's labor theory justifies some IP rights, it provides no justification for the strongest forms — those that effectively prevent others from building on existing ideas.</w:t>
+        <w:t xml:space="preserve">Locke added a proviso: appropriation is justified only so long as "enough and as good" is left for others. In the physical world that runs out — there is only so much land. In the world of ideas it never does, since Jefferson's expressing an idea does not stop anyone else from expressing it in their own words. So even if the labor theory justifies some IP rights, it justifies none of the strongest, which stop others building on existing ideas.</w:t>
       </w:r>
     </w:p>
     <w:bookmarkEnd w:id="30"/>
@@ -1200,7 +1203,7 @@
         <w:pStyle w:val="Compact"/>
       </w:pPr>
       <w:r>
-        <w:t xml:space="preserve">Society benefits greatly from creative works and technological inventions — from new drugs that save lives to novels that deepen human understanding.</w:t>
+        <w:t xml:space="preserve">Society benefits greatly from creative works and inventions — from drugs that save lives to novels that deepen human understanding.</w:t>
       </w:r>
     </w:p>
     <w:p>
@@ -1212,7 +1215,7 @@
         <w:pStyle w:val="Compact"/>
       </w:pPr>
       <w:r>
-        <w:t xml:space="preserve">Creating such works requires substantial time, effort, and investment — a new pharmaceutical drug can cost over a billion dollars to develop and test.</w:t>
+        <w:t xml:space="preserve">Creating such works requires substantial investment — a new drug can cost over a billion dollars to develop and test.</w:t>
       </w:r>
     </w:p>
     <w:p>
@@ -1224,7 +1227,7 @@
         <w:pStyle w:val="Compact"/>
       </w:pPr>
       <w:r>
-        <w:t xml:space="preserve">Without protection, competitors can immediately copy successful works and undercut creators on price without having borne the development cost.</w:t>
+        <w:t xml:space="preserve">Without protection, competitors can copy successful works and undercut creators on price without having borne the development cost.</w:t>
       </w:r>
     </w:p>
     <w:p>
@@ -1236,7 +1239,7 @@
         <w:pStyle w:val="Compact"/>
       </w:pPr>
       <w:r>
-        <w:t xml:space="preserve">This free-rider problem would, over time, reduce creators' incentives and therefore reduce the quantity of new creation.</w:t>
+        <w:t xml:space="preserve">This free-rider problem would reduce creators' incentives and therefore the quantity of new creation.</w:t>
       </w:r>
     </w:p>
     <w:p>
@@ -1250,7 +1253,7 @@
         <w:t xml:space="preserve"> </w:t>
       </w:r>
       <w:r>
-        <w:t xml:space="preserve">Granting temporary exclusive rights is justified because it maximizes social welfare by creating incentives for socially valuable creation that would otherwise be undersupplied.</w:t>
+        <w:t xml:space="preserve">Temporary exclusive rights are justified because they maximize social welfare, creating incentives for valuable work that would otherwise be undersupplied.</w:t>
       </w:r>
     </w:p>
     <w:p>
@@ -1258,7 +1261,7 @@
         <w:pStyle w:val="BodyText"/>
       </w:pPr>
       <w:r>
-        <w:t xml:space="preserve">The incentive argument is how IP is most commonly defended in courts, legislatures, and economics textbooks. It is also the most empirically testable — and the empirical picture is more complicated than the clean theoretical argument suggests. For some industries (pharmaceuticals, where the cost of development vastly exceeds the cost of copying), patent protection appears genuinely necessary to sustain investment in R&amp;D. For others (fashion, cuisine, perfume, jokes), industries have thrived for centuries without meaningful IP protection by relying on lead-time advantages, brand reputation, and rapid iteration. Open-source software — produced collaboratively by volunteers with no IP-derived revenue — powers the vast majority of the world's servers, smartphones, and websites. These examples suggest that IP incentives are neither universally necessary nor universally effective. Consider four of the most creatively dynamic fields in modern life, all of which operate with minimal IP protection:</w:t>
+        <w:t xml:space="preserve">The incentive argument is how IP is most commonly defended in courts, legislatures, and economics textbooks. It is also the most testable, and the evidence is messier than the theory. In pharmaceuticals, where development cost vastly exceeds copying cost, patents do appear necessary to sustain R&amp;D. Elsewhere, industries have thrived for centuries without meaningful IP. Consider four of the most creatively dynamic fields in modern life, all operating with minimal protection:</w:t>
       </w:r>
     </w:p>
     <w:p>
@@ -1280,7 +1283,7 @@
         <w:t xml:space="preserve"> </w:t>
       </w:r>
       <w:r>
-        <w:t xml:space="preserve">Garment designs generally cannot be copyrighted in the United States, yet Paris fashion houses have driven global trends for over a century. Designers rely on prestige, lead time, and rapid iteration rather than legal exclusivity.</w:t>
+        <w:t xml:space="preserve">Garment designs generally cannot be copyrighted in the United States, yet Paris houses have driven global trends for a century on prestige and lead time.</w:t>
       </w:r>
     </w:p>
     <w:p>
@@ -1302,7 +1305,7 @@
         <w:t xml:space="preserve"> </w:t>
       </w:r>
       <w:r>
-        <w:t xml:space="preserve">Recipes — as lists of ingredients and functional instructions — cannot be copyrighted, yet fine dining innovates continuously. Ferran Adrià's techniques at El Bulli were freely copied around the world, and his restaurant remained the most coveted reservation on earth anyway.</w:t>
+        <w:t xml:space="preserve">Recipes cannot be copyrighted, yet fine dining innovates continuously. Ferran Adrià's techniques at El Bulli were freely copied worldwide, and his restaurant remained the most coveted reservation on earth.</w:t>
       </w:r>
     </w:p>
     <w:p>
@@ -1324,7 +1327,7 @@
         <w:t xml:space="preserve"> </w:t>
       </w:r>
       <w:r>
-        <w:t xml:space="preserve">Once a joke is told publicly, anyone can repeat it, and formal lawsuits are almost unheard of. Yet comedians keep producing new material, policed largely by an informal professional norm against joke theft.</w:t>
+        <w:t xml:space="preserve">Once a joke is told publicly anyone can repeat it, and lawsuits are unheard of. Comedians keep producing new material, policed by a norm against joke theft.</w:t>
       </w:r>
     </w:p>
     <w:p>
@@ -1346,7 +1349,7 @@
         <w:t xml:space="preserve"> </w:t>
       </w:r>
       <w:r>
-        <w:t xml:space="preserve">A coach who invents a new play or defensive formation cannot patent it; opponents can adopt it the following week. Coaching innovation continues unabated.</w:t>
+        <w:t xml:space="preserve">A coach who invents a new play cannot patent it; opponents adopt it the following week. Coaching innovation continues unabated.</w:t>
       </w:r>
     </w:p>
     <w:p>
@@ -1354,7 +1357,7 @@
         <w:pStyle w:val="FirstParagraph"/>
       </w:pPr>
       <w:r>
-        <w:t xml:space="preserve">In each case, the absence of IP protection has not stifled creation. It has instead forced creators to compete on the basis of ongoing innovation rather than past monopoly — which is, on the utilitarian's own terms, not obviously a worse outcome.</w:t>
+        <w:t xml:space="preserve">In none of these cases has the absence of IP stifled creation. It has forced them to compete on ongoing innovation rather than past monopoly — on the utilitarian's own terms, not obviously worse. IP incentives are neither universally necessary nor universally effective.</w:t>
       </w:r>
     </w:p>
     <w:p>
@@ -1362,7 +1365,7 @@
         <w:pStyle w:val="BodyText"/>
       </w:pPr>
       <w:r>
-        <w:t xml:space="preserve">A particularly sharp question for the incentive argument concerns term length. If the goal is to provide sufficient incentive for creation, the relevant question is: how much protection is</w:t>
+        <w:t xml:space="preserve">Term length sharpens the question: how much protection is</w:t>
       </w:r>
       <w:r>
         <w:t xml:space="preserve"> </w:t>
@@ -1375,7 +1378,7 @@
         <w:t xml:space="preserve">enough</w:t>
       </w:r>
       <w:r>
-        <w:t xml:space="preserve">? Economic analysis generally suggests that the optimal term is much shorter than current law provides — a songwriter is not more likely to compose a song because copyright will protect it for seventy years after their death rather than fifty. The additional decades of protection provide revenue to heirs and corporate rights-holders, not creative incentive to the original creator. This suggests that current terms have been extended beyond what incentive theory justifies — which raises the question of whose interests the extensions actually serve.</w:t>
+        <w:t xml:space="preserve">? Economic analysis puts the optimal term far below current law. A songwriter is not more likely to compose because copyright will run seventy years after their death rather than fifty; those extra decades pay heirs and rights-holders, not the creator. Current terms exceed what incentive theory justifies, which raises the question of whose interests they serve.</w:t>
       </w:r>
     </w:p>
     <w:bookmarkEnd w:id="31"/>
@@ -1413,7 +1416,7 @@
         <w:pStyle w:val="Compact"/>
       </w:pPr>
       <w:r>
-        <w:t xml:space="preserve">Human persons have dignity and deserve respect as self-creating beings whose identity is expressed in their projects and creations.</w:t>
+        <w:t xml:space="preserve">Persons have dignity and deserve respect as self-creating beings whose identity is expressed in their projects and creations.</w:t>
       </w:r>
     </w:p>
     <w:p>
@@ -1425,7 +1428,7 @@
         <w:pStyle w:val="Compact"/>
       </w:pPr>
       <w:r>
-        <w:t xml:space="preserve">Creative works embody the creator's personality, vision, and self-expression in a way that purely physical products do not.</w:t>
+        <w:t xml:space="preserve">Creative works embody the creator's personality and self-expression in a way that purely physical products do not.</w:t>
       </w:r>
     </w:p>
     <w:p>
@@ -1455,7 +1458,7 @@
         <w:t xml:space="preserve"> </w:t>
       </w:r>
       <w:r>
-        <w:t xml:space="preserve">in their works that go beyond economic interests — rights of attribution (credit) and integrity (protection against distortion) that should persist even after commercial transfer.</w:t>
+        <w:t xml:space="preserve">beyond economic interests — attribution (credit) and integrity (protection against distortion) — that persist even after commercial transfer.</w:t>
       </w:r>
     </w:p>
     <w:p>
@@ -1485,7 +1488,7 @@
         <w:t xml:space="preserve"> </w:t>
       </w:r>
       <w:r>
-        <w:t xml:space="preserve">and developed most fully in the continental European legal tradition, gives rise to the concept of</w:t>
+        <w:t xml:space="preserve">and developed most fully in continental European law, gives rise to</w:t>
       </w:r>
       <w:r>
         <w:t xml:space="preserve"> </w:t>
@@ -1501,7 +1504,7 @@
         <w:t xml:space="preserve"> </w:t>
       </w:r>
       <w:r>
-        <w:t xml:space="preserve">— rights that exist independently of economic interests and, in many jurisdictions, cannot be signed away by contract. A French author who sells the copyright in a novel to a publisher retains the right to be identified as its author and to object to alterations that damage their reputation. These rights are recognized in most European copyright systems and in Article 6</w:t>
+        <w:t xml:space="preserve">— rights independent of economic interests that in many jurisdictions cannot be signed away. A French author who sells the copyright in a novel still keeps the right to be named as its author and to object to alterations damaging their reputation. These appear across Europe and in Article 6</w:t>
       </w:r>
       <w:r>
         <w:rPr>
@@ -1514,7 +1517,7 @@
         <w:t xml:space="preserve"> </w:t>
       </w:r>
       <w:r>
-        <w:t xml:space="preserve">of the Berne Convention, but they are much weaker in the United States, where copyright is treated predominantly as a commercial instrument.</w:t>
+        <w:t xml:space="preserve">of the Berne Convention, but are far weaker in the United States, where copyright is predominantly commercial.</w:t>
       </w:r>
     </w:p>
     <w:p>
@@ -1522,7 +1525,7 @@
         <w:pStyle w:val="BodyText"/>
       </w:pPr>
       <w:r>
-        <w:t xml:space="preserve">A revealing example of the difference: in 1975 the American network ABC broadcast episodes of</w:t>
+        <w:t xml:space="preserve">A revealing example: in 1975 ABC broadcast</w:t>
       </w:r>
       <w:r>
         <w:t xml:space="preserve"> </w:t>
@@ -1538,7 +1541,7 @@
         <w:t xml:space="preserve"> </w:t>
       </w:r>
       <w:r>
-        <w:t xml:space="preserve">from which roughly a quarter of the running time had been cut to make room for commercials and to remove material thought offensive to American audiences. The troupe sued and, in</w:t>
+        <w:t xml:space="preserve">with roughly a quarter of the running time cut for commercials and material thought offensive to Americans. The troupe sued and, in</w:t>
       </w:r>
       <w:r>
         <w:t xml:space="preserve"> </w:t>
@@ -1563,7 +1566,7 @@
         <w:t xml:space="preserve">(Gilliam v. American Broadcasting Companies, Inc., 1976)</w:t>
       </w:r>
       <w:r>
-        <w:t xml:space="preserve">, won a preliminary injunction against further broadcasts. But the Second Circuit reached that result through copyright — the editing exceeded the scope of the license ABC had obtained — and through the Lanham Act's prohibition on false designation of origin, while noting explicitly that American copyright law does not recognize the</w:t>
+        <w:t xml:space="preserve">, won a preliminary injunction — but through copyright, since the editing exceeded ABC's license, and through the Lanham Act's ban on false designation of origin, the court noting that American copyright does not recognize the</w:t>
       </w:r>
       <w:r>
         <w:t xml:space="preserve"> </w:t>
@@ -1576,7 +1579,7 @@
         <w:t xml:space="preserve">droit moral</w:t>
       </w:r>
       <w:r>
-        <w:t xml:space="preserve">. Their core complaint —</w:t>
+        <w:t xml:space="preserve">. Their complaint —</w:t>
       </w:r>
       <w:r>
         <w:t xml:space="preserve"> </w:t>
@@ -1586,21 +1589,13 @@
           <w:iCs/>
           <w:i/>
         </w:rPr>
-        <w:t xml:space="preserve">this is no longer our work, yet it still bears our name</w:t>
-      </w:r>
-      <w:r>
-        <w:t xml:space="preserve"> </w:t>
-      </w:r>
-      <w:r>
-        <w:t xml:space="preserve">— is exactly what moral rights are designed to address, and US law had to reach it sideways. A French or German author in the same position would have had a direct claim.</w:t>
-      </w:r>
-    </w:p>
-    <w:p>
-      <w:pPr>
-        <w:pStyle w:val="BodyText"/>
-      </w:pPr>
-      <w:r>
-        <w:t xml:space="preserve">The personality theory has an interesting implication for AI-generated content: if the justification for creators' moral rights is that works express the creator's personality, then a work generated by an AI — which has no personality in the relevant sense — would not be entitled to the same protections. We return to this issue in the AI section below.</w:t>
+        <w:t xml:space="preserve">this is no longer our work, yet it bears our name</w:t>
+      </w:r>
+      <w:r>
+        <w:t xml:space="preserve"> </w:t>
+      </w:r>
+      <w:r>
+        <w:t xml:space="preserve">— is what moral rights address, and US law had to reach it sideways. A French author would have had a direct claim.</w:t>
       </w:r>
     </w:p>
     <w:bookmarkEnd w:id="32"/>
@@ -1618,7 +1613,7 @@
         <w:pStyle w:val="FirstParagraph"/>
       </w:pPr>
       <w:r>
-        <w:t xml:space="preserve">Across all three justifications runs a common structural idea: IP rights represent a bargain between creators and the public. Creators receive a temporary exclusive right; in exchange, the public eventually receives full, free access to the work. This bargain is explicit in patent law (which requires disclosure of the invention in exchange for the monopoly) and implicit in copyright (which eventually expires, releasing works into the public domain). The social contract model predicts that when IP rights are working properly, they should balance creator incentives against public access — neither so weak that creators cannot recoup their investment, nor so strong that they constitute permanent monopolies on human knowledge.</w:t>
+        <w:t xml:space="preserve">All three justifications share a structure: IP rights are a bargain between creators and the public. Creators receive a temporary exclusive right; in exchange, the public eventually receives full, free access. The bargain is explicit in patent law, which requires disclosure for the monopoly, and implicit in copyright, which expires. Working properly it balances incentive against access — neither so weak that creators cannot recoup their investment, nor so strong as to be a permanent monopoly on knowledge.</w:t>
       </w:r>
     </w:p>
     <w:p>
@@ -1635,7 +1630,7 @@
               <a:graphicData uri="http://schemas.openxmlformats.org/drawingml/2006/picture">
                 <pic:pic>
                   <pic:nvPicPr>
-                    <pic:cNvPr descr="/tmp/docx-build-87TwSJ/ch04_intellectual_property-diagrams/diag_0.png" id="35" name="Picture"/>
+                    <pic:cNvPr descr="/tmp/docx-build-7NZiS3/ch04_intellectual_property-diagrams/diag_0.png" id="35" name="Picture"/>
                     <pic:cNvPicPr>
                       <a:picLocks noChangeArrowheads="1" noChangeAspect="1"/>
                     </pic:cNvPicPr>
@@ -1673,7 +1668,7 @@
         <w:pStyle w:val="ImageCaption"/>
       </w:pPr>
       <w:r>
-        <w:t xml:space="preserve">Figure 4.2 — The IP social contract as a cycle. Creators receive a temporary monopoly in exchange for eventual public release. New creators then build on the public domain to produce new works, which enter a new cycle. Critics argue that copyright term extensions — now life plus 70 years — have broken this cycle by ensuring that works never practically enter the public domain.</w:t>
+        <w:t xml:space="preserve">Figure 4.2 — The IP social contract as a cycle. Creators receive a temporary monopoly in exchange for eventual public release; new creators build on the public domain. Critics argue term extensions have broken the cycle by ensuring works never practically enter it.</w:t>
       </w:r>
     </w:p>
     <w:p>
@@ -1681,7 +1676,7 @@
         <w:pStyle w:val="BodyText"/>
       </w:pPr>
       <w:r>
-        <w:t xml:space="preserve">Critics like James Boyle argue that this bargain has broken down</w:t>
+        <w:t xml:space="preserve">Critics like James Boyle argue that the bargain has broken down</w:t>
       </w:r>
       <w:r>
         <w:t xml:space="preserve"> </w:t>
@@ -1690,7 +1685,7 @@
         <w:t xml:space="preserve">(Boyle, 2008)</w:t>
       </w:r>
       <w:r>
-        <w:t xml:space="preserve">. Copyright terms have been extended so many times that works effectively never enter the public domain within the lifetime of anyone who was alive when they were created. Retroactive extensions cannot serve the incentive function the theory requires. The result, Boyle argues, is a "second enclosure movement" — the fencing off of the intangible commons of the human mind, analogous to the enclosure of common lands in England that converted shared resources into private property.</w:t>
+        <w:t xml:space="preserve">. Terms have been extended so often that works effectively never enter the public domain within the lifetime of anyone alive at their creation. The result, Boyle argues, is a "second enclosure movement" — the fencing off of the intangible commons of the mind, analogous to the enclosure of English common lands.</w:t>
       </w:r>
     </w:p>
     <w:p>
@@ -1710,7 +1705,7 @@
         <w:pStyle w:val="Compact"/>
       </w:pPr>
       <w:r>
-        <w:t xml:space="preserve">Which justification for IP — labor, incentive, or personality — do you find most compelling, and why? Does your answer change depending on whether you are thinking about music copyright or pharmaceutical patents?</w:t>
+        <w:t xml:space="preserve">Which justification — labor, incentive, or personality — do you find most compelling? Does your answer change for music copyright versus pharmaceutical patents?</w:t>
       </w:r>
     </w:p>
     <w:p>
@@ -1722,7 +1717,7 @@
         <w:pStyle w:val="Compact"/>
       </w:pPr>
       <w:r>
-        <w:t xml:space="preserve">The incentive theory says IP should provide just enough protection to motivate creation. How would you determine empirically whether any particular term length achieves this goal?</w:t>
+        <w:t xml:space="preserve">The incentive theory says IP should provide just enough protection to motivate creation. How would you test empirically whether a given term achieves that?</w:t>
       </w:r>
     </w:p>
     <w:p>
@@ -1734,7 +1729,7 @@
         <w:pStyle w:val="Compact"/>
       </w:pPr>
       <w:r>
-        <w:t xml:space="preserve">If AI can generate creative content without any financial incentive, what does that imply for the incentive-based justification for copyright?</w:t>
+        <w:t xml:space="preserve">If AI can generate creative content without any financial incentive, what does that imply for the incentive justification for copyright?</w:t>
       </w:r>
     </w:p>
     <w:bookmarkEnd w:id="36"/>
@@ -1755,7 +1750,7 @@
         <w:pStyle w:val="FirstParagraph"/>
       </w:pPr>
       <w:r>
-        <w:t xml:space="preserve">Intellectual property law was built on assumptions about the physical world: that copying is expensive and imperfect, that distribution requires physical infrastructure, and that enforcement is practical at the level of commercial reproduction. Digital technology invalidated all three assumptions simultaneously. A perfect copy of a digital file costs essentially nothing to make. The internet distributes that copy globally in seconds. And the sheer volume of individual reproduction makes traditional enforcement — catching and suing copyists — impractical at scale. The result was one of the most severe disruptions any established industry has ever experienced.</w:t>
+        <w:t xml:space="preserve">IP law was built on assumptions about the physical world: that copying is expensive and imperfect, that distribution requires infrastructure, and that enforcement is practical at the level of commercial reproduction. Digital technology invalidated all three at once. A perfect copy costs nothing; the internet distributes it globally in seconds; the volume of copying makes suing copyists impractical. The result was one of the severest disruptions any industry has experienced.</w:t>
       </w:r>
     </w:p>
     <w:p>
@@ -1827,7 +1822,7 @@
         <w:pStyle w:val="KeyThinker"/>
       </w:pPr>
       <w:r>
-        <w:t xml:space="preserve">American inventor and businessman, Edison held 1,093 U.S. patents — a record that stood for decades. He pioneered the industrial research laboratory at Menlo Park, New Jersey, which he called his "invention factory": a facility staffed by skilled researchers whose explicit job was to produce patentable inventions on a systematic schedule. His most famous inventions include the phonograph, the practical incandescent light bulb, and early motion picture technology.</w:t>
+        <w:t xml:space="preserve">American inventor and businessman, Edison held 1,093 U.S. patents — a record that stood for decades. At Menlo Park, New Jersey, he pioneered the industrial research laboratory, his "invention factory": researchers whose job was to produce patentable inventions on a schedule. His best-known work includes the phonograph, the incandescent light bulb, and early motion picture technology.</w:t>
       </w:r>
     </w:p>
     <w:p>
@@ -1835,7 +1830,7 @@
         <w:pStyle w:val="KeyThinker"/>
       </w:pPr>
       <w:r>
-        <w:t xml:space="preserve">Edison's career raises a persistent question about the patent system's relationship to innovation. On one hand, his laboratory's output was genuinely remarkable. On the other, Edison's aggressive patent strategies — especially in the "War of Currents" against Nikola Tesla and George Westinghouse over the standard for electrical power — are widely seen as having retarded adoption of the superior AC system. Edison used IP as a competitive weapon, not merely a reward for invention. This combination of genuine creativity and strategic litigation is characteristic of how large actors use IP today.</w:t>
+        <w:t xml:space="preserve">His career raises a persistent question about patents and innovation. The laboratory's output was remarkable. But his aggressive patent strategies — especially in the "War of Currents" against Nikola Tesla and George Westinghouse — are widely seen as having retarded adoption of the superior AC system. Edison used IP as a competitive weapon, not merely a reward for invention: a combination of creativity and strategic litigation characteristic of large actors today.</w:t>
       </w:r>
     </w:p>
     <w:bookmarkEnd w:id="42"/>
@@ -1853,7 +1848,7 @@
         <w:pStyle w:val="FirstParagraph"/>
       </w:pPr>
       <w:r>
-        <w:t xml:space="preserve">Before digitization, the economics of creative industries rested on the cost of physical reproduction. A vinyl record required pressing; a book required printing and binding; a film required celluloid and a projector. These physical constraints made large-scale copying expensive enough to be commercially impractical for ordinary consumers. The industries that formed around creative works — record labels, publishers, film studios — were not primarily in the business of creating content; they were in the business of manufacturing and distributing physical objects. Their enormous economic power derived from control of these physical infrastructure systems.</w:t>
+        <w:t xml:space="preserve">Before digitization, the economics of creative industries rested on the cost of physical reproduction: a record required pressing, a book printing and binding, a film celluloid and a projector. Record labels, publishers, and studios were therefore not primarily in the business of creating content but of manufacturing objects, and their power came from controlling that infrastructure.</w:t>
       </w:r>
     </w:p>
     <w:p>
@@ -1861,7 +1856,7 @@
         <w:pStyle w:val="BodyText"/>
       </w:pPr>
       <w:r>
-        <w:t xml:space="preserve">Digital technology severed the connection between content and physical carrier. A digital music file is not a physical object — it is a pattern of numbers that can be copied perfectly at negligible cost. When Napster launched in 1999, it revealed just how completely this change had undermined the existing business model. College students were sharing millions of songs through a peer-to-peer network, with no physical product changing hands, no money, and no copyright license. The music industry's revenue collapsed. The recording industry's response — litigation, legislation, and technical protection measures — shaped the legal and technological landscape of the internet for decades.</w:t>
+        <w:t xml:space="preserve">Digital technology severed content from carrier. A music file is not an object but a pattern of numbers, copyable perfectly at negligible cost. When Napster launched in 1999, students were sharing millions of songs with no product, no money, and no license, and industry revenue collapsed. The response — litigation, legislation, and DRM — shaped the internet for decades.</w:t>
       </w:r>
     </w:p>
     <w:p>
@@ -1885,7 +1880,7 @@
         <w:pStyle w:val="CaseStudy"/>
       </w:pPr>
       <w:r>
-        <w:t xml:space="preserve">Launched by Shawn Fanning and Sean Parker while Fanning was a student at Northeastern University, Napster enabled users to share MP3 files directly with one another through a centralized index server. At its peak, the service had over 80 million registered users and indexed hundreds of millions of songs. The Recording Industry Association of America, along with major labels, sued Napster for contributory copyright infringement in</w:t>
+        <w:t xml:space="preserve">Launched by Shawn Fanning and Sean Parker in 1999, Napster let users share MP3 files through a centralized index server; at its peak it had over 80 million users. The Recording Industry Association of America and the major labels sued for contributory infringement in</w:t>
       </w:r>
       <w:r>
         <w:t xml:space="preserve"> </w:t>
@@ -1898,7 +1893,7 @@
         <w:t xml:space="preserve">A&amp;M Records v. Napster</w:t>
       </w:r>
       <w:r>
-        <w:t xml:space="preserve">. The courts agreed, and Napster was forced to shut down in 2001.</w:t>
+        <w:t xml:space="preserve">; the courts agreed, and Napster shut down in 2001.</w:t>
       </w:r>
     </w:p>
     <w:p>
@@ -1906,7 +1901,7 @@
         <w:pStyle w:val="CaseStudy"/>
       </w:pPr>
       <w:r>
-        <w:t xml:space="preserve">But shutting down Napster did not end file sharing — it pushed it toward architectures with no central index to shut down. Kazaa, Grokster, and BitTorrent were harder targets precisely because there was less to sue. The industry kept trying: in</w:t>
+        <w:t xml:space="preserve">But that did not end file sharing — it pushed it toward architectures with no central index to shut down. Kazaa, Grokster, and BitTorrent were harder targets: less to sue. In</w:t>
       </w:r>
       <w:r>
         <w:t xml:space="preserve"> </w:t>
@@ -1934,7 +1929,7 @@
         <w:t xml:space="preserve"> </w:t>
       </w:r>
       <w:r>
-        <w:t xml:space="preserve">the Supreme Court held unanimously that a service could be liable for inducing infringement, which finished Grokster but not the underlying technology. Eventually the labels largely accepted that they could not sue their way out of the problem. The lasting consequence of Napster was not the death of music piracy but the death of the CD-based business model, which was replaced — eventually — by streaming. The iTunes Music Store, launched in 2003, and Spotify, launched in 2008, demonstrated that consumers would pay for convenient legal access to music. By the 2020s, streaming revenue had restored the music industry to growth — but on fundamentally different terms, with value concentrated in platforms rather than labels or artists.</w:t>
+        <w:t xml:space="preserve">the Supreme Court held unanimously that a service could be liable for inducing infringement, which finished Grokster but not the technology. Eventually the labels accepted that they could not sue their way out. Napster killed not piracy but the CD business model: the iTunes Music Store (2003) and Spotify (2008) showed consumers would pay for convenient legal access, and by the 2020s streaming had restored growth — with the value in platforms, not labels or artists.</w:t>
       </w:r>
     </w:p>
     <w:p>
@@ -1958,7 +1953,7 @@
         <w:pStyle w:val="CaseStudy"/>
       </w:pPr>
       <w:r>
-        <w:t xml:space="preserve">The Digital Millennium Copyright Act was Congress's legislative response to digital reproduction. Its most consequential provision — and most controversial — was the anti-circumvention clause: it made it illegal to circumvent "technological protection measures" (digital locks, or DRM) even for purposes that would otherwise be entirely legal under copyright law. The logic was that if a rights-holder could lock their digital content, that lock should be legally protected.</w:t>
+        <w:t xml:space="preserve">The Digital Millennium Copyright Act was Congress's response to digital reproduction. Its most consequential provision was the anti-circumvention clause, which made it illegal to break "technological protection measures" (digital locks, or DRM) even for purposes otherwise entirely legal under copyright. The logic: a rights-holder's lock should itself be legally protected.</w:t>
       </w:r>
     </w:p>
     <w:p>
@@ -1966,7 +1961,7 @@
         <w:pStyle w:val="CaseStudy"/>
       </w:pPr>
       <w:r>
-        <w:t xml:space="preserve">The practical consequences were broader than anyone anticipated. Security researchers who reverse-engineered software to find vulnerabilities found themselves potentially criminalized. Owners of products who wished to repair them found that accessing the diagnostic software embedded in their tractors, insulin pumps, or smartphones could technically violate the DMCA. Librarians and educators who needed to make accessible versions of digital texts for disabled users faced legal uncertainty. The EFF and others have argued that the DMCA effectively transferred power from content owners to content manufacturers — you can own a DVD but the DMCA prevents you from making a backup copy for personal use. A series of exemptions granted by the Copyright Office every three years provides limited relief, but the underlying law remains a significant restriction on the ownership rights and fair use privileges that copyright law otherwise protects.</w:t>
+        <w:t xml:space="preserve">The consequences were broader than anticipated. Security researchers hunting vulnerabilities found themselves potentially criminalized. Owners wanting to repair their tractors, insulin pumps, or smartphones found that accessing the embedded diagnostics could violate the DMCA. Librarians making accessible versions of digital texts faced legal uncertainty. The EFF and others argue the law shifted power from content owners to manufacturers — you can own a DVD but not legally back it up. Copyright Office exemptions, renewed every three years, give limited relief, but the law still restricts the ownership and fair use privileges copyright protects.</w:t>
       </w:r>
     </w:p>
     <w:bookmarkEnd w:id="43"/>
@@ -1984,7 +1979,7 @@
         <w:pStyle w:val="FirstParagraph"/>
       </w:pPr>
       <w:r>
-        <w:t xml:space="preserve">The dominant response to digital disruption — at least in music, video, and ebooks — has been a fundamental shift in the economic model: from ownership to access. Under the old model, consumers paid once to own a physical copy of a creative work. Under the new model, consumers pay a monthly subscription fee for access to a platform's catalog, which they do not own and which can be modified or withdrawn at any time. This shift has profound IP implications that are often overlooked in celebrations of streaming's convenience.</w:t>
+        <w:t xml:space="preserve">The dominant response to digital disruption has been a shift from ownership to access. Consumers once paid to own a physical copy; now they pay a monthly fee for a catalog they do not own and that can be modified or withdrawn at any time. The IP implications are easily overlooked in celebrations of streaming's convenience.</w:t>
       </w:r>
     </w:p>
     <w:p>
@@ -2057,7 +2052,7 @@
               <w:jc w:val="left"/>
             </w:pPr>
             <w:r>
-              <w:t xml:space="preserve">$0.003–$0.005 (varies by country and deal terms)</w:t>
+              <w:t xml:space="preserve">$0.003–$0.005 (varies by country and deal)</w:t>
             </w:r>
           </w:p>
         </w:tc>
@@ -2109,7 +2104,7 @@
               <w:jc w:val="left"/>
             </w:pPr>
             <w:r>
-              <w:t xml:space="preserve">Since 2024, a track must reach 1,000 streams in a year to earn anything at all</w:t>
+              <w:t xml:space="preserve">Since 2024, a track must reach 1,000 streams a year to earn anything</w:t>
             </w:r>
           </w:p>
         </w:tc>
@@ -2135,7 +2130,7 @@
               <w:jc w:val="left"/>
             </w:pPr>
             <w:r>
-              <w:t xml:space="preserve">Platforms and major labels (through negotiated catalog deals)</w:t>
+              <w:t xml:space="preserve">Platforms and major labels, through negotiated catalog deals</w:t>
             </w:r>
           </w:p>
         </w:tc>
@@ -2146,7 +2141,7 @@
         <w:pStyle w:val="BodyText"/>
       </w:pPr>
       <w:r>
-        <w:t xml:space="preserve">The streaming model reveals a gap between formal IP rights and practical economic power. An independent musician technically owns the copyright to their recordings, but if they want their music on Spotify, they must accept Spotify's terms. Those terms are set by a near-monopolist platform negotiating with dispersed individual creators. The formal right is present; the bargaining power to extract value from it is not. This pattern — formal IP rights concentrated in creators, practical economic power concentrated in platforms — recurs across the creative economy and is central to the critiques examined in the next section.</w:t>
+        <w:t xml:space="preserve">Streaming reveals a gap between formal IP rights and economic power. An independent musician owns the copyright to their recordings but, to reach listeners, must accept terms set by a near-monopolist. The right is present; the bargaining power to extract value from it is not. That pattern — rights in creators, power in platforms — drives the critiques in the next section.</w:t>
       </w:r>
     </w:p>
     <w:p>
@@ -2166,7 +2161,7 @@
         <w:pStyle w:val="Compact"/>
       </w:pPr>
       <w:r>
-        <w:t xml:space="preserve">Did Napster "kill" the music industry, or did it force the industry to find a better business model? Could the industry have made this transition voluntarily, without the disruption?</w:t>
+        <w:t xml:space="preserve">Did Napster "kill" the music industry, or force it toward a better business model? Could the industry have made that transition without the disruption?</w:t>
       </w:r>
     </w:p>
     <w:p>
@@ -2178,7 +2173,7 @@
         <w:pStyle w:val="Compact"/>
       </w:pPr>
       <w:r>
-        <w:t xml:space="preserve">The DMCA makes it illegal to circumvent digital locks even for legal purposes. Does this represent a reasonable balance between creator rights and user rights — or has it tilted too far toward rights-holders?</w:t>
+        <w:t xml:space="preserve">The DMCA bars circumventing digital locks even for legal purposes. Is that a reasonable balance between creator and user rights, or has it tilted too far?</w:t>
       </w:r>
     </w:p>
     <w:p>
@@ -2190,7 +2185,7 @@
         <w:pStyle w:val="Compact"/>
       </w:pPr>
       <w:r>
-        <w:t xml:space="preserve">When you pay for a streaming subscription, you don't "own" the content — you rent access to it. Does this distinction matter morally? What are its practical consequences?</w:t>
+        <w:t xml:space="preserve">A streaming subscription rents access rather than conferring ownership. Does the distinction matter morally? What are its practical consequences?</w:t>
       </w:r>
     </w:p>
     <w:bookmarkEnd w:id="44"/>
@@ -2211,7 +2206,7 @@
         <w:pStyle w:val="FirstParagraph"/>
       </w:pPr>
       <w:r>
-        <w:t xml:space="preserve">A significant body of critical scholarship argues that intellectual property law, whatever its original justifications, has become a mechanism for concentrating economic power in incumbent corporations rather than for incentivizing or rewarding genuine creation. Three scholars have been particularly influential in developing these critiques.</w:t>
+        <w:t xml:space="preserve">A significant body of scholarship argues that IP law, whatever its original justifications, now concentrates power in incumbent corporations rather than rewarding genuine creation. Three scholars have been especially influential.</w:t>
       </w:r>
     </w:p>
     <w:bookmarkStart w:id="47" w:name="peter-drahos-b.-1955"/>
@@ -2228,7 +2223,7 @@
         <w:pStyle w:val="KeyThinker"/>
       </w:pPr>
       <w:r>
-        <w:t xml:space="preserve">Australian legal scholar and professor at the Australian National University, Drahos is a leading analyst of how IP has been globalized as a tool of corporate and geopolitical power. His central concept, developed with the criminologist John Braithwaite, is "information feudalism"</w:t>
+        <w:t xml:space="preserve">Australian legal scholar at the Australian National University, Drahos analyzes how IP has been globalized as a tool of corporate and geopolitical power. His central concept, developed with the criminologist John Braithwaite, is "information feudalism"</w:t>
       </w:r>
       <w:r>
         <w:t xml:space="preserve"> </w:t>
@@ -2237,7 +2232,7 @@
         <w:t xml:space="preserve">(Drahos &amp; Braithwaite, 2002)</w:t>
       </w:r>
       <w:r>
-        <w:t xml:space="preserve">: the argument that through trade agreements like TRIPS (Trade-Related Aspects of Intellectual Property Rights), a small number of powerful corporations — primarily American and European pharmaceutical, software, and entertainment companies — successfully pressed governments to adopt and enforce strong IP regimes worldwide, including in developing countries that had no domestic interest in such protections.</w:t>
+        <w:t xml:space="preserve">: through trade agreements like TRIPS, a few American and European corporations pressed governments worldwide to adopt strong IP regimes — including developing countries with no domestic interest in them.</w:t>
       </w:r>
     </w:p>
     <w:p>
@@ -2245,7 +2240,7 @@
         <w:pStyle w:val="KeyThinker"/>
       </w:pPr>
       <w:r>
-        <w:t xml:space="preserve">The mechanism, Drahos argues, was leverage: IP protection was bundled with access to wealthy-country markets in trade negotiations, so developing countries that wanted trade access had to accept IP terms written by their trading partners' corporate lobbies. The result is a set of global IP norms designed to maximize the rents flowing to incumbent rights-holders, not to achieve any theoretically optimal balance between incentive and access. Drahos calls the outcome "IP feudalism" because it creates hierarchical relationships between IP owners (lords) and those who must pay for access to knowledge (serfs) — including access to medicines, seeds, and software.</w:t>
+        <w:t xml:space="preserve">The mechanism was leverage: IP protection was bundled with access to wealthy-country markets, so countries that wanted trade had to accept terms written by their partners' corporate lobbies. The result is a set of global norms built to maximize rents to incumbents, not to balance incentive against access. Drahos calls this "IP feudalism" because it creates hierarchies between owners (lords) and those who must pay for medicines, seeds, and software (serfs).</w:t>
       </w:r>
     </w:p>
     <w:bookmarkEnd w:id="47"/>
@@ -2263,7 +2258,7 @@
         <w:pStyle w:val="KeyThinker"/>
       </w:pPr>
       <w:r>
-        <w:t xml:space="preserve">Canadian-British science fiction writer and technology journalist, Doctorow is one of the most prolific and accessible critics of how Big Tech and Big Content use IP to maintain market power. His central concept, developed with the legal scholar Rebecca Giblin, is "chokepoint capitalism"</w:t>
+        <w:t xml:space="preserve">Canadian-British science fiction writer and technology journalist, Doctorow is among the most accessible critics of how Big Tech and Big Content use IP to hold market power. His central concept, developed with the legal scholar Rebecca Giblin, is "chokepoint capitalism"</w:t>
       </w:r>
       <w:r>
         <w:t xml:space="preserve"> </w:t>
@@ -2272,7 +2267,7 @@
         <w:t xml:space="preserve">(Doctorow &amp; Giblin, 2022)</w:t>
       </w:r>
       <w:r>
-        <w:t xml:space="preserve">: the argument that Amazon, Spotify, Google, Apple, and the major content conglomerates have created bottleneck control points in markets for creative goods, and that IP law — combined with platform market power — enables them to squeeze creators from both sides.</w:t>
+        <w:t xml:space="preserve">: Amazon, Spotify, Google, Apple, and the content conglomerates have built bottlenecks in markets for creative goods, and IP law plus platform power lets them squeeze creators from both sides.</w:t>
       </w:r>
     </w:p>
     <w:p>
@@ -2280,7 +2275,7 @@
         <w:pStyle w:val="KeyThinker"/>
       </w:pPr>
       <w:r>
-        <w:t xml:space="preserve">Doctorow's analysis distinguishes between the original purpose of IP (providing creators with enough leverage to earn a living) and its current function (providing platforms and conglomerates with the legal tools to extract rents from creators and consumers alike). The problem, in his view, is not primarily piracy but monopsony: creators face a small number of buyers (platforms) with enormous market power, while those same platforms face a large number of sellers (creators) with no individual leverage. IP law in this context doesn't protect creators — it protects the platforms' ability to control the terms on which creators can reach their audiences.</w:t>
+        <w:t xml:space="preserve">He distinguishes IP's original purpose — giving creators enough leverage to earn a living — from its current function of letting platforms extract rents from creators and consumers alike. The problem is not piracy but monopsony: creators face a few buyers with enormous power, while those buyers face many sellers with no leverage. IP law here protects not creators but platforms' control over the terms on which creators reach audiences.</w:t>
       </w:r>
     </w:p>
     <w:bookmarkEnd w:id="48"/>
@@ -2298,7 +2293,7 @@
         <w:pStyle w:val="KeyThinker"/>
       </w:pPr>
       <w:r>
-        <w:t xml:space="preserve">American legal scholar, former White House adviser, and the originator of the concept of "net neutrality," Wu has analyzed how communication technologies follow a predictable cycle in their relationship to power</w:t>
+        <w:t xml:space="preserve">American legal scholar, former White House adviser, and originator of "net neutrality," Wu has analyzed how communication technologies follow a predictable cycle in their relationship to power</w:t>
       </w:r>
       <w:r>
         <w:t xml:space="preserve"> </w:t>
@@ -2313,7 +2308,7 @@
         <w:t xml:space="preserve">(Wu, 2016)</w:t>
       </w:r>
       <w:r>
-        <w:t xml:space="preserve">. His "Cycle" runs: open technology attracts users → incumbents use IP and other legal tools to close the technology → consolidation follows → until the next disruptive technology reopens the market.</w:t>
+        <w:t xml:space="preserve">. His "Cycle" runs: open technology attracts users → incumbents use IP to close it → consolidation follows → until the next disruptive technology reopens the market.</w:t>
       </w:r>
     </w:p>
     <w:p>
@@ -2321,7 +2316,7 @@
         <w:pStyle w:val="KeyThinker"/>
       </w:pPr>
       <w:r>
-        <w:t xml:space="preserve">Wu argues that IP is one of the primary legal instruments through which the "closing" phase of the Cycle operates. AT&amp;T used patents to control the telephone network for decades; Hollywood studios used copyright to control film distribution; IBM used software patents to maintain mainframe dominance. In each case, the IP rights were real and legally valid — but their function in practice was to maintain incumbent control rather than to reward innovation. Wu's historical sweep suggests that the current dominance of Big Tech platforms is one more iteration of a cycle that will eventually be disrupted — but that IP law enables the current closed phase to persist much longer than would otherwise be the case.</w:t>
+        <w:t xml:space="preserve">IP, Wu argues, is a primary instrument of the "closing" phase. AT&amp;T used patents to control the telephone network for decades; Hollywood used copyright to control film distribution; IBM used software patents to hold mainframe dominance. The rights were real and valid, but their function was incumbent control, not reward for innovation. Big Tech's dominance is one more iteration — one IP law lets persist far longer than it otherwise would.</w:t>
       </w:r>
     </w:p>
     <w:bookmarkEnd w:id="49"/>
@@ -2336,6 +2331,22 @@
     </w:p>
     <w:p>
       <w:pPr>
+        <w:pStyle w:val="FirstParagraph"/>
+      </w:pPr>
+      <w:r>
+        <w:t xml:space="preserve">The clearest illustration is Mickey Mouse, who first appeared in "Steamboat Willie" in 1928 — a work that under the law of the time would have entered the public domain in the 1980s. Disney lobbied successfully for extensions in 1976 and 1998, the latter sardonically called the "Mickey Mouse Protection Act," each time just before Mickey would have gone free. Steamboat Willie finally entered the public domain on January 1, 2024 — though Disney still holds trademark on the modern Mickey, so even that version cannot be used in ways that confuse consumers.</w:t>
+      </w:r>
+    </w:p>
+    <w:p>
+      <w:pPr>
+        <w:pStyle w:val="BodyText"/>
+      </w:pPr>
+      <w:r>
+        <w:t xml:space="preserve">A second abuse is the "patent troll" (the industry's term: "non-practicing entity"): a company that owns patents but makes no products. It acquires vaguely worded patents covering broad concepts and threatens companies that do make things, extracting settlements cheaper than defense. A patent suit costs two to five million dollars to defend through trial, so settling for $100,000–$500,000 is rational even for a defendant certain to win. Personal Audio LLC famously sued podcasters over a patent on "episodic content distribution"; the Electronic Frontier Foundation invalidated it, after years. Trolls extract billions annually, most of it going to lawyers rather than inventors.</w:t>
+      </w:r>
+    </w:p>
+    <w:p>
+      <w:pPr>
         <w:pStyle w:val="BoxLabel"/>
       </w:pPr>
       <w:r>
@@ -2347,7 +2358,7 @@
         <w:pStyle w:val="BoxTitle"/>
       </w:pPr>
       <w:r>
-        <w:t xml:space="preserve">Disney and the "Mickey Mouse Protection Act" (1928–2024)</w:t>
+        <w:t xml:space="preserve">Pharmaceutical Patents and Access to Essential Medicines</w:t>
       </w:r>
     </w:p>
     <w:p>
@@ -2355,7 +2366,7 @@
         <w:pStyle w:val="CaseStudy"/>
       </w:pPr>
       <w:r>
-        <w:t xml:space="preserve">Few cases illustrate the critique of IP expansion better than the history of Mickey Mouse's copyright. Mickey first appeared in "Steamboat Willie" in 1928. Under the copyright law of the time, that work would have entered the public domain in the 1980s. Disney lobbied successfully for copyright extensions in 1976 and again in 1998 — the latter extension is often called the "Sonny Bono Act" or, sardonically, the "Mickey Mouse Protection Act" — each time just before Mickey would have become public domain. The 1928 version of Steamboat Willie finally entered the public domain on January 1, 2024, nearly a century after its creation.</w:t>
+        <w:t xml:space="preserve">Pharmaceuticals present the starkest version of the tension between IP incentives and public welfare. Drug development is genuinely expensive: a new drug from research to FDA approval costs an estimated one to two billion dollars, and most compounds in clinical trials fail. Twenty years of patent protection lets companies recover those costs by charging far above production cost; afterwards generics sell for a fraction.</w:t>
       </w:r>
     </w:p>
     <w:p>
@@ -2363,71 +2374,7 @@
         <w:pStyle w:val="CaseStudy"/>
       </w:pPr>
       <w:r>
-        <w:t xml:space="preserve">The utilitarian argument for retroactive extension is weak: a copyright extension cannot incentivize the creation of a work that already exists. The economists who have studied copyright term length find that the optimal term for incentive purposes is much shorter than current law provides — extensions beyond the first few decades of protection add negligible incentive while substantially restricting public access. What the extensions do provide is continued rent collection for corporations that acquired rights from long-deceased creators. Disney, meanwhile, retains trademark protection on the Mickey Mouse character in his more familiar modern form, meaning that even the public domain Steamboat Willie version cannot be used in ways that create confusion with Disney's current brand.</w:t>
-      </w:r>
-    </w:p>
-    <w:p>
-      <w:pPr>
-        <w:pStyle w:val="BoxLabel"/>
-      </w:pPr>
-      <w:r>
-        <w:t xml:space="preserve">Case Study</w:t>
-      </w:r>
-    </w:p>
-    <w:p>
-      <w:pPr>
-        <w:pStyle w:val="BoxTitle"/>
-      </w:pPr>
-      <w:r>
-        <w:t xml:space="preserve">Pharmaceutical Patents and Access to Essential Medicines</w:t>
-      </w:r>
-    </w:p>
-    <w:p>
-      <w:pPr>
-        <w:pStyle w:val="CaseStudy"/>
-      </w:pPr>
-      <w:r>
-        <w:t xml:space="preserve">The pharmaceutical industry presents perhaps the starkest version of the tension between IP incentives and public welfare. Drug development is genuinely expensive: a new drug from initial research to FDA approval costs an estimated one to two billion dollars, and most compounds that enter clinical trials fail. Patent protection for twenty years gives pharmaceutical companies the opportunity to recover these costs by charging prices far above production cost during the patent term. After expiration, generic manufacturers can produce the same drug at a small fraction of the price.</w:t>
-      </w:r>
-    </w:p>
-    <w:p>
-      <w:pPr>
-        <w:pStyle w:val="CaseStudy"/>
-      </w:pPr>
-      <w:r>
-        <w:t xml:space="preserve">The human cost of this system has been documented in stark terms. When HIV/AIDS antiretroviral drugs were first patented in the 1990s, they were priced at $10,000–$15,000 per year — far beyond the reach of patients in sub-Saharan Africa, where the epidemic was worst. Generic versions, when eventually permitted, cost around $100 per year. Insulin, essential for people with diabetes, costs several times more in the United States than in other wealthy countries because of patent and market strategies. The list price of an EpiPen two-pack rose roughly sixfold between 2007 and 2016 — from under $100 to more than $600 — even though epinephrine itself has been off patent for decades; what Mylan controlled was the auto-injector device and the regulatory pathway a competitor would have to clear. These cases have prompted serious debate about whether the patent bargain — monopoly pricing in exchange for public disclosure and eventual generic access — is actually well-calibrated to the public interest in the pharmaceutical context.</w:t>
-      </w:r>
-    </w:p>
-    <w:p>
-      <w:pPr>
-        <w:pStyle w:val="BoxLabel"/>
-      </w:pPr>
-      <w:r>
-        <w:t xml:space="preserve">Case Study</w:t>
-      </w:r>
-    </w:p>
-    <w:p>
-      <w:pPr>
-        <w:pStyle w:val="BoxTitle"/>
-      </w:pPr>
-      <w:r>
-        <w:t xml:space="preserve">Patent Trolls and the Innovation Tax</w:t>
-      </w:r>
-    </w:p>
-    <w:p>
-      <w:pPr>
-        <w:pStyle w:val="CaseStudy"/>
-      </w:pPr>
-      <w:r>
-        <w:t xml:space="preserve">A "patent troll" (the industry's preferred term is "non-practicing entity" or NPE) is a company that owns patents but does not manufacture any products using those patents. Its business model is to acquire patents — often vaguely worded ones covering broad abstract concepts — and then threaten or sue companies that make real products, extracting settlements that are less expensive than the cost of defending the litigation. A patent lawsuit costs on average two to five million dollars to defend through trial; settling for $100,000–$500,000 is rational even for defendants who would win.</w:t>
-      </w:r>
-    </w:p>
-    <w:p>
-      <w:pPr>
-        <w:pStyle w:val="CaseStudy"/>
-      </w:pPr>
-      <w:r>
-        <w:t xml:space="preserve">Personal Audio LLC famously sued podcasters for alleged infringement of a patent on "episodic content distribution" — claiming that publishing audio files in a series infringed their patent on the concept. The Electronic Frontier Foundation ultimately challenged and invalidated the key patent, but only after years of litigation. Studies by economists have found that patent trolls extract billions of dollars from the economy annually in settlements and litigation costs, with most of that money going to lawyers and NPE shareholders rather than to any actual inventor. This activity consumes resources that would otherwise fund productive innovation, particularly harming small startups that lack legal resources but face the same litigation threats as large corporations.</w:t>
+        <w:t xml:space="preserve">The human cost is stark. When HIV/AIDS antiretrovirals were first patented in the 1990s they cost $10,000–$15,000 a year — far beyond the reach of patients in sub-Saharan Africa, where the epidemic was worst. Generics, when permitted, cost around $100. Insulin costs several times more in the United States than in other wealthy countries, again because of patent strategy. An EpiPen two-pack's list price rose roughly sixfold from 2007 to 2016, to more than $600, though epinephrine has been off patent for decades; Mylan controlled the auto-injector and the regulatory pathway a competitor would have to clear. Such cases ask whether the patent bargain is well-calibrated to the public interest.</w:t>
       </w:r>
     </w:p>
     <w:p>
@@ -2447,7 +2394,7 @@
         <w:pStyle w:val="Compact"/>
       </w:pPr>
       <w:r>
-        <w:t xml:space="preserve">Retroactive copyright extensions (like those that protected Mickey Mouse) cannot incentivize creation already done. What alternative explanation best accounts for why they keep happening?</w:t>
+        <w:t xml:space="preserve">Retroactive extensions like those protecting Mickey Mouse cannot incentivize work already done. What best explains why they keep happening?</w:t>
       </w:r>
     </w:p>
     <w:p>
@@ -2459,7 +2406,7 @@
         <w:pStyle w:val="Compact"/>
       </w:pPr>
       <w:r>
-        <w:t xml:space="preserve">The pharmaceutical industry argues that without patent protection, companies could not afford to develop new drugs. Is this argument convincing? Are there alternative models that might work?</w:t>
+        <w:t xml:space="preserve">Pharmaceutical companies argue that without patents they could not afford to develop new drugs. Is that convincing? What alternative models might work?</w:t>
       </w:r>
     </w:p>
     <w:p>
@@ -2471,7 +2418,7 @@
         <w:pStyle w:val="Compact"/>
       </w:pPr>
       <w:r>
-        <w:t xml:space="preserve">Patent trolls use legally valid patents in ways that most people find abusive. Does this mean the problem is with specific actors, or with the system that enables this behavior?</w:t>
+        <w:t xml:space="preserve">Patent trolls use legally valid patents abusively. Is the problem with specific actors, or with the system that enables them?</w:t>
       </w:r>
     </w:p>
     <w:bookmarkEnd w:id="50"/>
@@ -2492,7 +2439,7 @@
         <w:pStyle w:val="FirstParagraph"/>
       </w:pPr>
       <w:r>
-        <w:t xml:space="preserve">Large technology companies use intellectual property not primarily as a mechanism for recovering investment costs, but as a strategic instrument of competitive advantage. Understanding how they do this requires moving beyond the traditional conception of IP as a reward for creators and toward IP as a component of corporate strategy.</w:t>
+        <w:t xml:space="preserve">Large technology companies use intellectual property not to recover investment costs but as an instrument of competitive advantage — IP as corporate strategy rather than reward for creators.</w:t>
       </w:r>
     </w:p>
     <w:p>
@@ -2569,7 +2516,7 @@
               <w:jc w:val="left"/>
             </w:pPr>
             <w:r>
-              <w:t xml:space="preserve">Build massive defensive portfolios; cross-license with other giants (mutually assured destruction); sue smaller competitors who cannot reciprocate</w:t>
+              <w:t xml:space="preserve">Cross-license with other giants; sue smaller competitors who cannot reciprocate</w:t>
             </w:r>
           </w:p>
         </w:tc>
@@ -2599,7 +2546,7 @@
               <w:jc w:val="left"/>
             </w:pPr>
             <w:r>
-              <w:t xml:space="preserve">Control user-generated content; issue DMCA takedowns against critics and competitors; protect proprietary code</w:t>
+              <w:t xml:space="preserve">Control user content; issue DMCA takedowns against critics and competitors; protect proprietary code</w:t>
             </w:r>
           </w:p>
         </w:tc>
@@ -2629,7 +2576,7 @@
               <w:jc w:val="left"/>
             </w:pPr>
             <w:r>
-              <w:t xml:space="preserve">Keep algorithms, training datasets, and business methods confidential; use to block disclosure even in litigation</w:t>
+              <w:t xml:space="preserve">Keep algorithms, training datasets, and business methods confidential, even in litigation</w:t>
             </w:r>
           </w:p>
         </w:tc>
@@ -2659,7 +2606,7 @@
               <w:jc w:val="left"/>
             </w:pPr>
             <w:r>
-              <w:t xml:space="preserve">Brand protection; control keyword advertising; block competitors' use of similar names</w:t>
+              <w:t xml:space="preserve">Brand protection; control keyword advertising; block similar names</w:t>
             </w:r>
           </w:p>
         </w:tc>
@@ -2689,7 +2636,7 @@
               <w:jc w:val="left"/>
             </w:pPr>
             <w:r>
-              <w:t xml:space="preserve">Create IP-like control over user behavior without the limitations that formal IP law imposes</w:t>
+              <w:t xml:space="preserve">Create IP-like control over user behavior without formal IP law's limitations</w:t>
             </w:r>
           </w:p>
         </w:tc>
@@ -2700,7 +2647,7 @@
         <w:pStyle w:val="BodyText"/>
       </w:pPr>
       <w:r>
-        <w:t xml:space="preserve">One important pattern is what might be called "mutually assured IP destruction" among large technology companies. Google, Apple, Microsoft, and Amazon each hold tens of thousands of patents. If any one of them were to aggressively sue another for patent infringement, the defendant could immediately counterclaim with its own portfolio. The result is a cold war: large companies effectively cross-license each other's patents implicitly by threat alone. But this détente does not extend to smaller competitors, who lack the portfolio to retaliate. For them, the threat of patent litigation from a well-resourced incumbent is a significant barrier to market entry — which is, of course, the point.</w:t>
+        <w:t xml:space="preserve">One pattern is "mutually assured IP destruction." Google, Apple, Microsoft, and Amazon each hold tens of thousands of patents, so any one that sued another could expect an immediate counterclaim. The giants cross-license implicitly, by threat alone. The détente does not extend to smaller competitors, who lack the portfolio to retaliate; for them, litigation from a well-resourced incumbent is a serious barrier to entry — which is, of course, the point.</w:t>
       </w:r>
     </w:p>
     <w:bookmarkStart w:id="53" w:name="terms-of-service-as-private-law"/>
@@ -2717,7 +2664,7 @@
         <w:pStyle w:val="FirstParagraph"/>
       </w:pPr>
       <w:r>
-        <w:t xml:space="preserve">Terms of Service agreements — the contracts users must accept to access any major platform — function as a form of private IP law. A typical ToS grants the platform a perpetual, worldwide, royalty-free license to use, display, and distribute any content the user uploads. It allows the platform to modify or remove content at will, to change the agreement unilaterally, and to require binding arbitration rather than court access for disputes. These provisions create IP-like control over user-generated content without the limitations that copyright law imposes: no fair use exception, no term limit, no public domain. Critics point out that these are contracts of adhesion — take it or leave it — signed without meaningful negotiation by users who often have no practical alternative.</w:t>
+        <w:t xml:space="preserve">Terms of Service agreements function as private IP law. A typical ToS takes a perpetual, worldwide, royalty-free license over anything the user uploads, lets the platform remove content and change the agreement at will, and requires arbitration rather than court — IP-like control without copyright's limitations: no fair use, no term limit, no public domain, in a contract of adhesion signed by users with no alternative.</w:t>
       </w:r>
     </w:p>
     <w:p>
@@ -2741,7 +2688,7 @@
         <w:pStyle w:val="CaseStudy"/>
       </w:pPr>
       <w:r>
-        <w:t xml:space="preserve">An Application Programming Interface (API) is a set of function calls, definitions, and protocols that allow different software systems to interact. Google used Java APIs — the declarations of function names and signatures — in building the Android operating system, without licensing them from Oracle (which had acquired Java from Sun Microsystems). Oracle sued for copyright infringement, seeking billions of dollars in damages. The case turned on a question that went to the heart of the software industry: can API declarations be copyrighted?</w:t>
+        <w:t xml:space="preserve">An Application Programming Interface (API) is the set of function calls and definitions that let software systems interact. Google used Java APIs — the declarations of function names and signatures — in building Android, without licensing them from Oracle, which had bought Java from Sun Microsystems. Oracle sued for billions. The case turned on a question at the heart of the industry: can API declarations be copyrighted?</w:t>
       </w:r>
     </w:p>
     <w:p>
@@ -2749,7 +2696,7 @@
         <w:pStyle w:val="CaseStudy"/>
       </w:pPr>
       <w:r>
-        <w:t xml:space="preserve">After more than a decade of litigation, the U.S. Supreme Court ruled 6–2 in favor of Google in 2021 — but on fair use grounds, without deciding whether APIs are copyrightable at all</w:t>
+        <w:t xml:space="preserve">After more than a decade of litigation, the Supreme Court ruled 6–2 for Google in 2021 — but on fair use grounds, without deciding whether APIs are copyrightable at all</w:t>
       </w:r>
       <w:r>
         <w:t xml:space="preserve"> </w:t>
@@ -2758,39 +2705,15 @@
         <w:t xml:space="preserve">(Google LLC v. Oracle America, Inc., 2021)</w:t>
       </w:r>
       <w:r>
-        <w:t xml:space="preserve">. The Court emphasized the transformative nature of Android's use and the enormous programmer investment that had been made in learning Java's APIs. The stakes were enormous: had Oracle won a broad ruling that APIs are copyrightable and Google's use was not fair use, incumbents with established APIs could have effectively locked out competitors from building interoperable software. The case illustrated how IP boundaries directly determine whether software markets remain competitive or become captured by first-movers.</w:t>
-      </w:r>
-    </w:p>
-    <w:p>
-      <w:pPr>
-        <w:pStyle w:val="BoxLabel"/>
-      </w:pPr>
-      <w:r>
-        <w:t xml:space="preserve">Case Study</w:t>
-      </w:r>
-    </w:p>
-    <w:p>
-      <w:pPr>
-        <w:pStyle w:val="BoxTitle"/>
-      </w:pPr>
-      <w:r>
-        <w:t xml:space="preserve">The Right to Repair Movement</w:t>
-      </w:r>
-    </w:p>
-    <w:p>
-      <w:pPr>
-        <w:pStyle w:val="CaseStudy"/>
-      </w:pPr>
-      <w:r>
-        <w:t xml:space="preserve">When you buy a modern iPhone, John Deere tractor, or hospital medical device, you receive a physical product — but you do not receive full rights over it. Manufacturers use a combination of DMCA anti-circumvention provisions, parts pairing (software that prevents components from working unless authenticated by the manufacturer), and proprietary diagnostic tools to ensure that independent repair is either impossible or illegal. Apple has required that replacement screens, cameras, and batteries be "paired" to a specific device through Apple's servers, so that installing an identical genuine Apple part from a different device results in a software error. John Deere locks farmers out of the diagnostic software in their tractors, meaning a farmer whose tractor breaks down at harvest time may wait days or weeks for an authorized technician rather than fixing the problem themselves in hours.</w:t>
-      </w:r>
-    </w:p>
-    <w:p>
-      <w:pPr>
-        <w:pStyle w:val="CaseStudy"/>
-      </w:pPr>
-      <w:r>
-        <w:t xml:space="preserve">The right-to-repair movement argues that this represents a fundamental shift in the meaning of ownership: if you cannot repair, modify, or resell a product freely, in what sense do you own it? Beginning around 2020, state legislatures and the FTC began to respond. Several states passed right-to-repair laws for electronics and farm equipment; some manufacturers voluntarily loosened restrictions. The underlying tension — between manufacturers' use of IP to create locked-down product ecosystems and consumers' reasonable expectation that owning a product means controlling it — remains unresolved.</w:t>
+        <w:t xml:space="preserve">. It emphasized the transformative nature of Android's use and the programmer investment in learning Java's APIs. Had Oracle won, incumbents with established APIs could have locked competitors out of interoperable software. IP boundaries, the case shows, decide whether software markets stay competitive or get captured by first-movers.</w:t>
+      </w:r>
+    </w:p>
+    <w:p>
+      <w:pPr>
+        <w:pStyle w:val="BodyText"/>
+      </w:pPr>
+      <w:r>
+        <w:t xml:space="preserve">The same logic runs through the right-to-repair fight. Buy an iPhone, a John Deere tractor, or a medical device and you get the object without full rights over it: manufacturers combine DMCA anti-circumvention provisions, parts pairing (software that rejects components they have not authenticated), and proprietary diagnostics to make independent repair impossible or illegal. A farmer locked out of a tractor's diagnostics may wait days for a technician rather than fix it in hours. If you cannot repair, modify, or resell a product, in what sense do you own it? Several states have passed right-to-repair laws since 2020, but the tension remains.</w:t>
       </w:r>
     </w:p>
     <w:p>
@@ -2810,7 +2733,7 @@
         <w:pStyle w:val="Compact"/>
       </w:pPr>
       <w:r>
-        <w:t xml:space="preserve">If APIs could be copyrighted without a fair use defense, how might that change the software industry? Would it help or hurt innovation?</w:t>
+        <w:t xml:space="preserve">If APIs could be copyrighted with no fair use defense, how would the software industry change? Would innovation gain or suffer?</w:t>
       </w:r>
     </w:p>
     <w:p>
@@ -2822,7 +2745,7 @@
         <w:pStyle w:val="Compact"/>
       </w:pPr>
       <w:r>
-        <w:t xml:space="preserve">Do you "own" a device that you cannot legally repair? What moral intuitions does the right-to-repair debate activate?</w:t>
+        <w:t xml:space="preserve">Do you "own" a device you cannot legally repair? What moral intuitions does the right-to-repair debate activate?</w:t>
       </w:r>
     </w:p>
     <w:p>
@@ -2834,7 +2757,7 @@
         <w:pStyle w:val="Compact"/>
       </w:pPr>
       <w:r>
-        <w:t xml:space="preserve">Terms of Service agreements grant platforms sweeping rights over user content in exchange for access to the service. Is this a fair exchange? Should ToS agreements be regulated?</w:t>
+        <w:t xml:space="preserve">Terms of Service grant platforms sweeping rights over user content in exchange for access. Is that a fair exchange? Should ToS be regulated?</w:t>
       </w:r>
     </w:p>
     <w:bookmarkEnd w:id="53"/>
@@ -2855,7 +2778,7 @@
         <w:pStyle w:val="FirstParagraph"/>
       </w:pPr>
       <w:r>
-        <w:t xml:space="preserve">Having examined how established firms use IP to defend markets they already hold, we turn to the newest and least settled front in the field. Artificial intelligence creates two distinct clusters of IP problems that existing law is ill-equipped to handle: whether training an AI system on copyrighted works constitutes infringement, and who — if anyone — owns the copyright in the works an AI generates. The two are often run together in public discussion, but they are separate questions with separate answers, and as of 2026 one of them is settled while the other is very much not.</w:t>
+        <w:t xml:space="preserve">Artificial intelligence creates two clusters of IP problems existing law is ill-equipped to handle: whether training on copyrighted works infringes, and who — if anyone — owns the copyright in what an AI generates. Public discussion runs them together, but they are separate questions with separate answers: as of 2026 one is settled and the other very much not.</w:t>
       </w:r>
     </w:p>
     <w:bookmarkStart w:id="56" w:name="training-data-and-the-copyright-question"/>
@@ -2872,7 +2795,7 @@
         <w:pStyle w:val="FirstParagraph"/>
       </w:pPr>
       <w:r>
-        <w:t xml:space="preserve">Large language models — the systems behind chat assistants and coding tools — are trained on massive collections of text gathered from the internet and elsewhere, including enormous quantities of copyrighted books, articles, news stories, academic papers, and creative writing. Image-generation models are trained on billions of images, including the copyrighted artwork of living artists. The fundamental legal question is whether this process — which involves making copies of copyrighted works in order to extract statistical patterns from them — constitutes copyright infringement. As we will see, that question turns out to contain several separate questions that courts have answered differently.</w:t>
+        <w:t xml:space="preserve">Large language models are trained on massive collections of text, including enormous quantities of copyrighted books, articles, and academic papers; image models on billions of images, including the work of living artists. The legal question is whether copying protected works to extract statistical patterns infringes — and it contains several separate questions, which courts have answered differently.</w:t>
       </w:r>
     </w:p>
     <w:p>
@@ -2949,7 +2872,7 @@
               <w:jc w:val="left"/>
             </w:pPr>
             <w:r>
-              <w:t xml:space="preserve">Training requires copying entire works; the resulting models can reproduce copyrighted content; creators' work was used without consent or compensation to build commercial products</w:t>
+              <w:t xml:space="preserve">Training copies entire works; models can reproduce copyrighted content; creators' work was used without consent or compensation to build commercial products</w:t>
             </w:r>
           </w:p>
         </w:tc>
@@ -2979,7 +2902,7 @@
               <w:jc w:val="left"/>
             </w:pPr>
             <w:r>
-              <w:t xml:space="preserve">Training is transformative (statistical pattern extraction, not reproduction); AI models don't substitute for the original works; analogous to Google Books, which was found to be fair use</w:t>
+              <w:t xml:space="preserve">Training is transformative (pattern extraction, not reproduction); models don't substitute for the originals; analogous to Google Books, held fair use</w:t>
             </w:r>
           </w:p>
         </w:tc>
@@ -3009,7 +2932,7 @@
               <w:jc w:val="left"/>
             </w:pPr>
             <w:r>
-              <w:t xml:space="preserve">Copyright was not designed for machine learning; a new licensing framework or levy system is needed rather than applying existing rules</w:t>
+              <w:t xml:space="preserve">Copyright was not designed for machine learning; a new licensing or levy framework is needed instead</w:t>
             </w:r>
           </w:p>
         </w:tc>
@@ -3052,7 +2975,7 @@
         <w:t xml:space="preserve"> </w:t>
       </w:r>
       <w:r>
-        <w:t xml:space="preserve">alleged that OpenAI had trained its models on millions of Times articles and that ChatGPT could reproduce passages from them almost verbatim, in direct competition with the Times's own products. Authors, visual artists, and music publishers filed class actions against Meta, Anthropic, Stability AI, and others. Getty Images sued Stability AI on both sides of the Atlantic.</w:t>
+        <w:t xml:space="preserve">alleged that OpenAI had trained on millions of Times articles and that ChatGPT could reproduce passages almost verbatim, competing with the Times's own products. Authors, artists, and music publishers filed class actions against Meta, Anthropic, Stability AI, and others.</w:t>
       </w:r>
     </w:p>
     <w:p>
@@ -3060,7 +2983,23 @@
         <w:pStyle w:val="CaseStudy"/>
       </w:pPr>
       <w:r>
-        <w:t xml:space="preserve">Three years on, the striking thing is how little has been settled. The suits against OpenAI and Microsoft — more than a dozen of them — were consolidated as a multidistrict litigation,</w:t>
+        <w:t xml:space="preserve">Three years on, the striking thing is how little has been settled. The dozen-plus suits against OpenAI and Microsoft, consolidated into one multidistrict litigation, have produced no fair-use ruling and no settlement. Anthropic's $1.5 billion class-action payout makes no precedent. And</w:t>
+      </w:r>
+      <w:r>
+        <w:t xml:space="preserve"> </w:t>
+      </w:r>
+      <w:r>
+        <w:rPr>
+          <w:bCs/>
+          <w:b/>
+        </w:rPr>
+        <w:t xml:space="preserve">no federal appeals court has yet decided whether training an AI model on copyrighted work is fair use.</w:t>
+      </w:r>
+      <w:r>
+        <w:t xml:space="preserve"> </w:t>
+      </w:r>
+      <w:r>
+        <w:t xml:space="preserve">The first to take it up, the Third Circuit in</w:t>
       </w:r>
       <w:r>
         <w:t xml:space="preserve"> </w:t>
@@ -3070,29 +3009,36 @@
           <w:iCs/>
           <w:i/>
         </w:rPr>
-        <w:t xml:space="preserve">In re: OpenAI, Inc., Copyright Infringement Litigation</w:t>
-      </w:r>
-      <w:r>
-        <w:t xml:space="preserve"> </w:t>
-      </w:r>
-      <w:r>
-        <w:t xml:space="preserve">(MDL No. 3143), before Judge Stein in the Southern District of New York. As of mid-2026 that case has produced no ruling on fair use and no settlement. Anthropic paid $1.5 billion to end one class action, but a settlement produces no precedent. And</w:t>
-      </w:r>
-      <w:r>
-        <w:t xml:space="preserve"> </w:t>
-      </w:r>
-      <w:r>
-        <w:rPr>
-          <w:bCs/>
-          <w:b/>
-        </w:rPr>
-        <w:t xml:space="preserve">no federal appeals court has yet decided whether training an AI model on copyrighted work is fair use.</w:t>
-      </w:r>
-      <w:r>
-        <w:t xml:space="preserve"> </w:t>
-      </w:r>
-      <w:r>
-        <w:t xml:space="preserve">The first appellate court to take up the question, the Third Circuit in</w:t>
+        <w:t xml:space="preserve">Thomson Reuters v. Ross Intelligence</w:t>
+      </w:r>
+      <w:r>
+        <w:t xml:space="preserve">, heard argument on 11 June 2026 and has not ruled. There is no Supreme Court decision, and none pending.</w:t>
+      </w:r>
+    </w:p>
+    <w:p>
+      <w:pPr>
+        <w:pStyle w:val="CaseStudy"/>
+      </w:pPr>
+      <w:r>
+        <w:t xml:space="preserve">The stakes are easy to state and hard to resolve. If training requires a license, only the best-capitalized firms can build frontier models. If it is broadly fair use, creators have little recourse when their work becomes raw material for systems that compete with them. Almost nothing here is binding precedent; expect the ground to move while you read.</w:t>
+      </w:r>
+    </w:p>
+    <w:bookmarkEnd w:id="56"/>
+    <w:bookmarkStart w:id="57" w:name="what-the-courts-have-actually-held"/>
+    <w:p>
+      <w:pPr>
+        <w:pStyle w:val="Heading3"/>
+      </w:pPr>
+      <w:r>
+        <w:t xml:space="preserve">What the Courts Have Actually Held</w:t>
+      </w:r>
+    </w:p>
+    <w:p>
+      <w:pPr>
+        <w:pStyle w:val="FirstParagraph"/>
+      </w:pPr>
+      <w:r>
+        <w:t xml:space="preserve">It is commonly said that "the courts ruled AI training is fair use." That summary is too coarse, and in one respect simply wrong. The most consequential decision so far,</w:t>
       </w:r>
       <w:r>
         <w:t xml:space="preserve"> </w:t>
@@ -3102,45 +3048,6 @@
           <w:iCs/>
           <w:i/>
         </w:rPr>
-        <w:t xml:space="preserve">Thomson Reuters v. Ross Intelligence</w:t>
-      </w:r>
-      <w:r>
-        <w:t xml:space="preserve">, heard argument on 11 June 2026 and has not ruled. There is no Supreme Court decision on the question, and none pending.</w:t>
-      </w:r>
-    </w:p>
-    <w:p>
-      <w:pPr>
-        <w:pStyle w:val="CaseStudy"/>
-      </w:pPr>
-      <w:r>
-        <w:t xml:space="preserve">The stakes are easy to state and hard to resolve. If training requires a license, only the best-capitalized firms can afford to build frontier models, concentrating AI capability further. If training is broadly fair use, individual creators have little recourse when their work becomes raw material for systems that compete with them. Almost nothing here is binding precedent yet; expect the ground to move while you are reading this chapter.</w:t>
-      </w:r>
-    </w:p>
-    <w:bookmarkEnd w:id="56"/>
-    <w:bookmarkStart w:id="57" w:name="what-the-courts-have-actually-held"/>
-    <w:p>
-      <w:pPr>
-        <w:pStyle w:val="Heading3"/>
-      </w:pPr>
-      <w:r>
-        <w:t xml:space="preserve">What the Courts Have Actually Held</w:t>
-      </w:r>
-    </w:p>
-    <w:p>
-      <w:pPr>
-        <w:pStyle w:val="FirstParagraph"/>
-      </w:pPr>
-      <w:r>
-        <w:t xml:space="preserve">It is very commonly said — in headlines, in podcasts, and in classroom discussion — that "the courts ruled AI training is fair use." That summary is too coarse to be useful, and in one respect it is simply wrong. The most consequential decision so far,</w:t>
-      </w:r>
-      <w:r>
-        <w:t xml:space="preserve"> </w:t>
-      </w:r>
-      <w:r>
-        <w:rPr>
-          <w:iCs/>
-          <w:i/>
-        </w:rPr>
         <w:t xml:space="preserve">Bartz v. Anthropic</w:t>
       </w:r>
       <w:r>
@@ -3156,7 +3063,7 @@
         <w:t xml:space="preserve">(Bartz v. Anthropic PBC, 2025)</w:t>
       </w:r>
       <w:r>
-        <w:t xml:space="preserve">, did not deliver a single verdict on "AI training" at all. Judge William Alsup instead pulled the company's conduct apart into three distinct acts and evaluated each one separately.</w:t>
+        <w:t xml:space="preserve">, delivered no single verdict on "AI training" at all. Judge William Alsup pulled the conduct apart into three distinct acts and evaluated each separately.</w:t>
       </w:r>
     </w:p>
     <w:p>
@@ -3274,7 +3181,7 @@
               <w:jc w:val="left"/>
             </w:pPr>
             <w:r>
-              <w:t xml:space="preserve">"Exceedingly transformative" — the model learns statistical structure rather than reproducing the works</w:t>
+              <w:t xml:space="preserve">"Exceedingly transformative" — the model learns statistical structure, it does not reproduce the works</w:t>
             </w:r>
           </w:p>
         </w:tc>
@@ -3316,7 +3223,7 @@
               <w:jc w:val="left"/>
             </w:pPr>
             <w:r>
-              <w:t xml:space="preserve">A format shift: one copy in, one copy out, nothing added to the number of copies in the world</w:t>
+              <w:t xml:space="preserve">A format shift: one copy in, one copy out, no new copies in the world</w:t>
             </w:r>
           </w:p>
         </w:tc>
@@ -3368,7 +3275,7 @@
               <w:jc w:val="left"/>
             </w:pPr>
             <w:r>
-              <w:t xml:space="preserve">Building a permanent library from pirate sources is not excused by the eventual transformative purpose</w:t>
+              <w:t xml:space="preserve">Building a permanent library from pirate sources is not excused by the later transformative purpose</w:t>
             </w:r>
           </w:p>
         </w:tc>
@@ -3379,7 +3286,7 @@
         <w:pStyle w:val="BodyText"/>
       </w:pPr>
       <w:r>
-        <w:t xml:space="preserve">Anthropic then settled the third claim rather than take it to trial. The settlement — $1.5 billion plus interest, covering a works list of roughly 482,000 titles at about $3,000 per work, or some four times the $750 statutory minimum — received final approval on 20 July 2026 and is the largest copyright class settlement in United States history. Notice carefully what it was</w:t>
+        <w:t xml:space="preserve">Anthropic settled the third claim rather than take it to trial. The settlement — $1.5 billion plus interest, roughly 482,000 titles at about $3,000 per work, four times the $750 statutory minimum — was approved on 20 July 2026 and is the largest copyright class settlement in United States history. Notice what it was</w:t>
       </w:r>
       <w:r>
         <w:t xml:space="preserve"> </w:t>
@@ -3392,7 +3299,7 @@
         <w:t xml:space="preserve">for</w:t>
       </w:r>
       <w:r>
-        <w:t xml:space="preserve">. Not for training a model, which the court had already held to be fair use. For downloading and keeping the books in the first place.</w:t>
+        <w:t xml:space="preserve">. Not for training a model, already held fair use. For downloading and keeping the books in the first place.</w:t>
       </w:r>
     </w:p>
     <w:p>
@@ -3400,7 +3307,7 @@
         <w:pStyle w:val="BodyText"/>
       </w:pPr>
       <w:r>
-        <w:t xml:space="preserve">This is the single most useful thing to carry away from the current legal landscape:</w:t>
+        <w:t xml:space="preserve">This is the most useful thing to carry away:</w:t>
       </w:r>
       <w:r>
         <w:t xml:space="preserve"> </w:t>
@@ -3416,7 +3323,7 @@
         <w:t xml:space="preserve"> </w:t>
       </w:r>
       <w:r>
-        <w:t xml:space="preserve">An AI company that buys books, scans them, and trains on the results appears to be on reasonably firm ground. A company that torrents a shadow library to avoid the purchase price is not — and in Anthropic's case the shortcut cost vastly more than the books ever would have. It is also worth noting a structural irony: because the case settled, Alsup's reasoning was never tested on appeal. It is a district court opinion that binds nobody, and Alsup himself retired before the settlement was approved.</w:t>
+        <w:t xml:space="preserve">A company that buys books, scans them, and trains on the results is on reasonably firm ground. One that torrents a shadow library to avoid the purchase price is not — and Anthropic's shortcut cost far more than the books would have. Note the irony: because the case settled, Alsup's reasoning was never tested on appeal. It is a district court opinion that binds nobody.</w:t>
       </w:r>
     </w:p>
     <w:p>
@@ -3432,7 +3339,7 @@
         <w:pStyle w:val="DefinitionBody"/>
       </w:pPr>
       <w:r>
-        <w:t xml:space="preserve">The claim that a flood of machine-generated works can damage the market for human-made works of the same kind — not by copying any particular passage, but by saturating the market that the originals compete in.</w:t>
+        <w:t xml:space="preserve">The claim that a flood of machine-generated works can damage the market for human-made works of the same kind — not by copying any passage, but by saturating the market the originals compete in.</w:t>
       </w:r>
     </w:p>
     <w:p>
@@ -3440,7 +3347,7 @@
         <w:pStyle w:val="BodyText"/>
       </w:pPr>
       <w:r>
-        <w:t xml:space="preserve">Market dilution is the theory to watch, and the case that introduced it is routinely reported backwards. In</w:t>
+        <w:t xml:space="preserve">Market dilution is the theory to watch, and the case introducing it is routinely reported backwards. In</w:t>
       </w:r>
       <w:r>
         <w:t xml:space="preserve"> </w:t>
@@ -3456,7 +3363,7 @@
         <w:t xml:space="preserve"> </w:t>
       </w:r>
       <w:r>
-        <w:t xml:space="preserve">(25 June 2025)</w:t>
+        <w:t xml:space="preserve">(2025)</w:t>
       </w:r>
       <w:r>
         <w:t xml:space="preserve"> </w:t>
@@ -3465,7 +3372,7 @@
         <w:t xml:space="preserve">(Kadrey v. Meta Platforms, Inc., 2025)</w:t>
       </w:r>
       <w:r>
-        <w:t xml:space="preserve">, Judge Vince Chhabria granted summary judgment to Meta on the training claim brought by thirteen named authors, and coverage treated this as a second judicial blessing for AI training. What Chhabria actually wrote was narrower and considerably more pointed: these particular plaintiffs lost</w:t>
+        <w:t xml:space="preserve">, Judge Vince Chhabria granted Meta summary judgment on thirteen authors' training claim, and coverage read this as a second blessing for AI training. What Chhabria wrote was narrower: these plaintiffs lost</w:t>
       </w:r>
       <w:r>
         <w:t xml:space="preserve"> </w:t>
@@ -3478,7 +3385,7 @@
         <w:t xml:space="preserve">on this record</w:t>
       </w:r>
       <w:r>
-        <w:t xml:space="preserve">, because they had produced no evidence that Meta's models diluted the market for their books. He went out of his way to say that market dilution is a legitimate way of arguing the fourth fair-use factor — effect on the market — and that a better-prepared plaintiff could well win on it. A separate claim about Meta's use of BitTorrent, which uploads files to other users while downloading them, remains live. Once again, the acquisition question outlives the training question.</w:t>
+        <w:t xml:space="preserve">, having shown no evidence that Meta's models diluted the market for their books. He went out of his way to call market dilution a legitimate way of arguing the fourth fair-use factor — effect on the market — on which a better-prepared plaintiff could win. A separate claim about Meta's use of BitTorrent remains live. Again acquisition outlives training.</w:t>
       </w:r>
     </w:p>
     <w:p>
@@ -3486,7 +3393,7 @@
         <w:pStyle w:val="BodyText"/>
       </w:pPr>
       <w:r>
-        <w:t xml:space="preserve">The one case in which a fair-use defense has actually failed at trial-court level is</w:t>
+        <w:t xml:space="preserve">The one case where a fair-use defense has actually failed at trial level is</w:t>
       </w:r>
       <w:r>
         <w:t xml:space="preserve"> </w:t>
@@ -3511,7 +3418,7 @@
         <w:t xml:space="preserve">(Thomson Reuters Enterprise Centre GmbH v. Ross Intelligence Inc., 2025)</w:t>
       </w:r>
       <w:r>
-        <w:t xml:space="preserve">, where Judge Stephanos Bibas held that Ross had infringed 2,243 Westlaw headnotes in building a legal research tool. Two features of that case limit how far it travels. Ross's system was</w:t>
+        <w:t xml:space="preserve">, where Judge Stephanos Bibas held that Ross infringed 2,243 Westlaw headnotes in building a legal research tool. Two features limit its reach: Ross's system was</w:t>
       </w:r>
       <w:r>
         <w:t xml:space="preserve"> </w:t>
@@ -3527,7 +3434,7 @@
         <w:t xml:space="preserve"> </w:t>
       </w:r>
       <w:r>
-        <w:t xml:space="preserve">generative — it retrieved existing judicial language rather than producing new text — and it was built to compete directly with the very product it had learned from, which makes the fourth factor unusually easy for the plaintiff. Ross appealed, and the Third Circuit's eventual decision will be the first appellate word on any of this.</w:t>
+        <w:t xml:space="preserve">generative — it retrieved judicial language rather than producing new text — and it competed directly with the product it learned from, making the fourth factor easy for the plaintiff. Ross appealed, and that decision will be the first appellate word on any of this.</w:t>
       </w:r>
     </w:p>
     <w:p>
@@ -3560,7 +3467,7 @@
         <w:t xml:space="preserve">(Getty Images (US) Inc. v. Stability AI Ltd, 2025)</w:t>
       </w:r>
       <w:r>
-        <w:t xml:space="preserve">, the English High Court took up Getty's claim that Stability had trained Stable Diffusion on Getty's photo library. Getty abandoned the training and copyright claims part-way through the trial, largely because the training had happened outside the United Kingdom and so lay beyond the court's reach. Its remaining secondary-infringement claim failed on a technical but consequential point: the court held that a model's weights are not an "infringing copy" of the training images, because the weights do not store the images. Getty was left with narrow trade mark findings. For a case billed as the definitive test of AI training, it settled almost nothing about training.</w:t>
+        <w:t xml:space="preserve">, the English High Court took up Getty's claim that Stability trained Stable Diffusion on its photo library. Getty largely lost: it abandoned the training and copyright claims mid-trial, because the training happened outside the UK, beyond the court's reach, and its secondary-infringement claim failed on a consequential point — a model's weights are not an "infringing copy," since they do not store the images. Getty was left with narrow trade mark findings, settling nothing about training.</w:t>
       </w:r>
     </w:p>
     <w:p>
@@ -3590,7 +3497,7 @@
         <w:t xml:space="preserve"> </w:t>
       </w:r>
       <w:r>
-        <w:t xml:space="preserve">treated buying-then-scanning and torrenting as morally and legally different, even though the model that results is identical either way. Is that distinction principled, or is it a convenient way for courts to punish something without confronting the harder question?</w:t>
+        <w:t xml:space="preserve">treated buying-then-scanning and torrenting differently, though the resulting model is identical. Is that principled, or a convenient way to punish something without confronting the harder question?</w:t>
       </w:r>
     </w:p>
     <w:p>
@@ -3602,7 +3509,7 @@
         <w:pStyle w:val="Compact"/>
       </w:pPr>
       <w:r>
-        <w:t xml:space="preserve">Market dilution says that a flood of AI-generated work can harm authors even when no sentence is copied. Is that a copyright harm at all — or is it just ordinary competition, of the kind copyright has never protected anyone against?</w:t>
+        <w:t xml:space="preserve">Market dilution says a flood of AI-generated work can harm authors even when no sentence is copied. Is that a copyright harm — or ordinary competition, which copyright has never protected anyone against?</w:t>
       </w:r>
     </w:p>
     <w:p>
@@ -3614,19 +3521,7 @@
         <w:pStyle w:val="Compact"/>
       </w:pPr>
       <w:r>
-        <w:t xml:space="preserve">Anthropic paid roughly $3,000 per book for works it could have bought for $20. What is that payment actually compensating? Deterrence, the authors' loss, or something else?</w:t>
-      </w:r>
-    </w:p>
-    <w:p>
-      <w:pPr>
-        <w:numPr>
-          <w:ilvl w:val="0"/>
-          <w:numId w:val="1011"/>
-        </w:numPr>
-        <w:pStyle w:val="Compact"/>
-      </w:pPr>
-      <w:r>
-        <w:t xml:space="preserve">Very little in this area is settled law. Given that, how much weight should a headline like "court rules AI training is legal" carry with you? What would you want to know before believing it?</w:t>
+        <w:t xml:space="preserve">Very little here is settled law. How much weight should a headline like "court rules AI training is legal" carry? What would you want to know first?</w:t>
       </w:r>
     </w:p>
     <w:bookmarkEnd w:id="57"/>
@@ -3644,7 +3539,7 @@
         <w:pStyle w:val="FirstParagraph"/>
       </w:pPr>
       <w:r>
-        <w:t xml:space="preserve">The second cluster of problems concerns works that AI systems generate. If a language model writes a short story, or a diffusion model produces an image, who — if anyone — holds the copyright? Here, unlike the training question, American law now has a settled answer. The U.S. Copyright Office has long maintained that copyright requires a human author, and in</w:t>
+        <w:t xml:space="preserve">The second cluster concerns what AI systems generate. If a language model writes a story, who — if anyone — holds the copyright? Here, unlike the training question, American law has a settled answer. The Copyright Office has long held that copyright requires a human author, and in</w:t>
       </w:r>
       <w:r>
         <w:t xml:space="preserve"> </w:t>
@@ -3660,7 +3555,7 @@
         <w:t xml:space="preserve"> </w:t>
       </w:r>
       <w:r>
-        <w:t xml:space="preserve">the D.C. Circuit agreed, holding in March 2025 that the Copyright Act's "author" must be a human being</w:t>
+        <w:t xml:space="preserve">the D.C. Circuit agreed, holding in March 2025 that the Act's "author" must be a human being</w:t>
       </w:r>
       <w:r>
         <w:t xml:space="preserve"> </w:t>
@@ -3669,7 +3564,7 @@
         <w:t xml:space="preserve">(Thaler v. Perlmutter, 2025)</w:t>
       </w:r>
       <w:r>
-        <w:t xml:space="preserve">. The Supreme Court declined to review that decision on 2 March 2026. The human-authorship requirement is no longer an open question.</w:t>
+        <w:t xml:space="preserve">. The Supreme Court denied review on 2 March 2026. Human authorship is no longer an open question.</w:t>
       </w:r>
     </w:p>
     <w:p>
@@ -3677,7 +3572,7 @@
         <w:pStyle w:val="BodyText"/>
       </w:pPr>
       <w:r>
-        <w:t xml:space="preserve">What the requirement means in practice was spelled out in Part 2 of the Copyright Office's report on copyright and artificial intelligence, published on 29 January 2025</w:t>
+        <w:t xml:space="preserve">What that means in practice was spelled out in Part 2 of the Copyright Office's report on copyright and artificial intelligence, published 29 January 2025</w:t>
       </w:r>
       <w:r>
         <w:t xml:space="preserve"> </w:t>
@@ -3686,7 +3581,7 @@
         <w:t xml:space="preserve">(U.S. Copyright Office, 2025a)</w:t>
       </w:r>
       <w:r>
-        <w:t xml:space="preserve">. Purely AI-generated output is not copyrightable. Where a human has exercised genuine creative control — selecting, arranging, and modifying AI output — those human contributions may be protected, assessed case by case. The line that surprises students most is this one:</w:t>
+        <w:t xml:space="preserve">. Purely AI-generated output is not copyrightable. Where a human exercises genuine creative control — selecting, arranging, modifying — those contributions may be protected, case by case. The line that surprises students most:</w:t>
       </w:r>
       <w:r>
         <w:t xml:space="preserve"> </w:t>
@@ -3696,13 +3591,13 @@
           <w:bCs/>
           <w:b/>
         </w:rPr>
-        <w:t xml:space="preserve">prompts alone do not confer authorship, however long and detailed they are.</w:t>
-      </w:r>
-      <w:r>
-        <w:t xml:space="preserve"> </w:t>
-      </w:r>
-      <w:r>
-        <w:t xml:space="preserve">The Office's reasoning is that a prompt describes a desired result but does not determine the expressive choices the system makes in reaching it.</w:t>
+        <w:t xml:space="preserve">prompts alone do not confer authorship, however long and detailed.</w:t>
+      </w:r>
+      <w:r>
+        <w:t xml:space="preserve"> </w:t>
+      </w:r>
+      <w:r>
+        <w:t xml:space="preserve">A prompt describes a desired result but does not determine the expressive choices the system makes in reaching it.</w:t>
       </w:r>
     </w:p>
     <w:p>
@@ -3710,7 +3605,7 @@
         <w:pStyle w:val="BodyText"/>
       </w:pPr>
       <w:r>
-        <w:t xml:space="preserve">The Office's companion report on training — Part 3 — is a different matter. It was released on 9 May 2025 as a "pre-publication" version and, more than a year later, has still not been finalized</w:t>
+        <w:t xml:space="preserve">The companion report on training, Part 3, is a different matter: released 9 May 2025 as a "pre-publication" version, it still has not been finalized</w:t>
       </w:r>
       <w:r>
         <w:t xml:space="preserve"> </w:t>
@@ -3719,7 +3614,7 @@
         <w:t xml:space="preserve">(U.S. Copyright Office, 2025b)</w:t>
       </w:r>
       <w:r>
-        <w:t xml:space="preserve">. Its central claim is a useful counterweight to confident assertions in either direction: fair use for AI training</w:t>
+        <w:t xml:space="preserve">. Its central claim counterweights confident assertions in either direction — fair use for AI training</w:t>
       </w:r>
       <w:r>
         <w:t xml:space="preserve"> </w:t>
@@ -3732,7 +3627,7 @@
         <w:t xml:space="preserve">cannot simply be presumed</w:t>
       </w:r>
       <w:r>
-        <w:t xml:space="preserve">. Commercial use of vast troves of copyrighted work to generate content that competes with that work goes beyond established fair use, the Office argued, "especially where this is accomplished through illegal access." That is the Copyright Office's view, not a court's holding — but it is the same distinction</w:t>
+        <w:t xml:space="preserve">. Commercial use of vast troves of copyrighted work to generate competing content goes beyond established fair use, the Office argued, "especially where this is accomplished through illegal access." That is its view, not a court's holding — but it is the distinction</w:t>
       </w:r>
       <w:r>
         <w:t xml:space="preserve"> </w:t>
@@ -3748,7 +3643,7 @@
         <w:t xml:space="preserve"> </w:t>
       </w:r>
       <w:r>
-        <w:t xml:space="preserve">drew, arrived at independently.</w:t>
+        <w:t xml:space="preserve">drew, reached independently.</w:t>
       </w:r>
     </w:p>
     <w:p>
@@ -3756,7 +3651,7 @@
         <w:pStyle w:val="BodyText"/>
       </w:pPr>
       <w:r>
-        <w:t xml:space="preserve">The human-authorship rule has significant practical consequences. Purely AI-generated content effectively enters the public domain the moment it is made, since no one can hold a copyright in it. This creates a perverse incentive: a company publishing AI-generated content has reason to obscure the AI's role in order to claim protection, and courts and the Copyright Office are then left to determine how much human input is "enough." A more systematic challenge to the current line comes from the Hegelian tradition examined earlier. If moral rights are grounded in the expression of a creator's self, then a work in which a human selects, directs, and repeatedly refines has a stronger claim to authorship than one produced with a single prompt — which is roughly where the Copyright Office has landed, though it reached that position by way of American case law rather than German idealism.</w:t>
+        <w:t xml:space="preserve">The rule has practical consequences. Purely AI-generated content enters the public domain at once, so a publisher has reason to obscure the AI's role in order to claim protection, leaving courts to decide how much human input is "enough." The Hegelian tradition suggests a deeper rationale: if moral rights are grounded in the expression of a creator's self, a work a human selects, directs, and refines has a stronger claim than one produced with a single prompt — roughly where the Copyright Office landed, by way of case law rather than German idealism.</w:t>
       </w:r>
     </w:p>
     <w:p>
@@ -3776,7 +3671,7 @@
         <w:pStyle w:val="Compact"/>
       </w:pPr>
       <w:r>
-        <w:t xml:space="preserve">The Copyright Office says AI-generated works are not copyrightable because copyright requires human authorship. Is this the right line to draw — or should protection track the creative effort invested, regardless of whether it was human or machine?</w:t>
+        <w:t xml:space="preserve">AI-generated works are not copyrightable because copyright requires human authorship. Is that the right line — or should protection track creative effort, human or machine?</w:t>
       </w:r>
     </w:p>
     <w:p>
@@ -3788,7 +3683,7 @@
         <w:pStyle w:val="Compact"/>
       </w:pPr>
       <w:r>
-        <w:t xml:space="preserve">If you spend three hours refining a prompt, and a friend spends three hours refining a photograph in an editing program, why should only one of you get a copyright? Construct the best case for the Copyright Office's answer, then the best case against it.</w:t>
+        <w:t xml:space="preserve">If you spend three hours refining a prompt and a friend spends three hours editing a photograph, why should only one of you get a copyright? Make the best case for the Copyright Office's answer, then against it.</w:t>
       </w:r>
     </w:p>
     <w:p>
@@ -3800,19 +3695,7 @@
         <w:pStyle w:val="Compact"/>
       </w:pPr>
       <w:r>
-        <w:t xml:space="preserve">Because purely AI-generated work is uncopyrightable, creators have an incentive to conceal how much AI they used. Is that a reason to change the rule, or a reason to require disclosure?</w:t>
-      </w:r>
-    </w:p>
-    <w:p>
-      <w:pPr>
-        <w:numPr>
-          <w:ilvl w:val="0"/>
-          <w:numId w:val="1012"/>
-        </w:numPr>
-        <w:pStyle w:val="Compact"/>
-      </w:pPr>
-      <w:r>
-        <w:t xml:space="preserve">If AI can generate competent creative content at near-zero cost, what does this imply for the economic sustainability of creative careers? Is IP law the right tool for that problem, or are other mechanisms needed?</w:t>
+        <w:t xml:space="preserve">Because purely AI-generated work is uncopyrightable, creators have an incentive to conceal how much AI they used. Is that a reason to change the rule, or to require disclosure?</w:t>
       </w:r>
     </w:p>
     <w:bookmarkEnd w:id="58"/>
@@ -3833,7 +3716,7 @@
         <w:pStyle w:val="FirstParagraph"/>
       </w:pPr>
       <w:r>
-        <w:t xml:space="preserve">One of the most important challenges to the standard incentive-based justification for IP is not a philosophical argument but an empirical fact: enormous quantities of high-quality creative and technical work are produced outside the IP system entirely, through voluntary collaboration and sharing. The open source software movement is the most striking example, but it is not the only one.</w:t>
+        <w:t xml:space="preserve">The most important challenge to the incentive justification is not an argument but a fact: enormous quantities of high-quality work are produced outside the IP system entirely, through voluntary collaboration. Open source software is the most striking example, though not the only one.</w:t>
       </w:r>
     </w:p>
     <w:bookmarkStart w:id="61" w:name="the-open-source-movement"/>
@@ -3850,7 +3733,7 @@
         <w:pStyle w:val="FirstParagraph"/>
       </w:pPr>
       <w:r>
-        <w:t xml:space="preserve">The Linux operating system — which runs the vast majority of the world's web servers, the Android operating system on billions of smartphones, and much of the infrastructure of the internet itself — was not created by a corporation seeking to profit from IP rights. It was initiated by Linus Torvalds in 1991 as a personal project, and has since been developed by thousands of volunteer contributors worldwide with no central coordination and no IP-derived revenue. The Apache web server, Python, the Firefox browser, the Chromium browser that underlies Google Chrome, and the majority of the programming languages and frameworks used in modern software development are all open source, developed under licenses that guarantee free access and modification. When you visit a typical website, nearly every layer of the stack between you and the content is open source: the Linux server hosting it, the Nginx or Apache process routing your request, the MySQL or PostgreSQL database storing its content, the Python or PHP code generating the page, and the Chromium-based browser rendering it on your screen. Much of that stack was written by people who chose to give it away — some as unpaid volunteers, some as employees of firms that found it cheaper to share infrastructure than to build it privately. Either way, exclusivity was not the motivating mechanism.</w:t>
+        <w:t xml:space="preserve">Linux — which runs most of the world's web servers, Android on billions of smartphones, and much of the internet's infrastructure — was not built by a corporation seeking IP profits. Linus Torvalds began it as a personal project in 1991, and thousands of volunteers have developed it since with no IP-derived revenue. On a typical website nearly every layer between you and the content is open source: the server, the database, the code generating the page, the browser rendering it. That stack was given away — by volunteers, and by employees of firms that found sharing cheaper than building privately. Either way, exclusivity was not the motivator.</w:t>
       </w:r>
     </w:p>
     <w:p>
@@ -3858,7 +3741,7 @@
         <w:pStyle w:val="BodyText"/>
       </w:pPr>
       <w:r>
-        <w:t xml:space="preserve">The open source model uses IP law itself to ensure openness. "Copyleft" licenses like the GNU General Public License (GPL) work by granting everyone the right to use, modify, and redistribute the software — but requiring that any modified version be distributed under the same license. This "viral" property means that no one can take a copyleft-licensed project, modify it, and then distribute the modified version as proprietary software: the moment you distribute, you must share your changes. "Permissive" licenses like MIT and Apache are more lenient, allowing code to be incorporated into proprietary products. Both represent a creative use of copyright law to achieve goals opposite to its traditional function.</w:t>
+        <w:t xml:space="preserve">The open source model uses IP law itself to ensure openness. "Copyleft" licenses like the GNU General Public License let anyone use, modify, and redistribute the software — but require any modified version to carry the same license. This "viral" property means no one can take a copyleft project and redistribute it as proprietary software: the moment you distribute, you must share your changes. "Permissive" licenses like MIT and Apache allow code into proprietary products. Both use copyright to achieve goals opposite to its traditional function.</w:t>
       </w:r>
     </w:p>
     <w:p>
@@ -3866,7 +3749,7 @@
         <w:pStyle w:val="BodyText"/>
       </w:pPr>
       <w:r>
-        <w:t xml:space="preserve">The open source movement poses a serious challenge to the utilitarian justification for IP. If IP incentives are necessary for high-quality creation, how do we explain Linux, Wikipedia, or the thousands of other open-source projects that represent the de facto infrastructure of the modern internet? Researchers studying motivation in open-source communities find a mix of factors: professional reputation (public contribution portfolios are visible to employers), community belonging, ideological commitment to open knowledge, and the practical benefits of improving tools one uses oneself. None of these motivations require IP exclusivity.</w:t>
+        <w:t xml:space="preserve">If IP incentives are necessary for high-quality creation, how do we explain Linux, Wikipedia, and the thousands of other projects that form the de facto infrastructure of the internet? Researchers studying these communities find a mix of motives: professional reputation, community belonging, ideological commitment to open knowledge, and the benefit of improving tools one uses oneself. None require exclusivity.</w:t>
       </w:r>
     </w:p>
     <w:bookmarkEnd w:id="61"/>
@@ -3884,7 +3767,7 @@
         <w:pStyle w:val="FirstParagraph"/>
       </w:pPr>
       <w:r>
-        <w:t xml:space="preserve">Founded in 2001 by Lawrence Lessig and others, Creative Commons provides a standardized set of licenses for non-software creative content. Where traditional copyright is all-or-nothing (all rights reserved), Creative Commons licenses allow creators to grant specific permissions in advance, enabling a spectrum from nearly public domain to only slightly less restrictive than full copyright.</w:t>
+        <w:t xml:space="preserve">Founded in 2001 by Lawrence Lessig and others, Creative Commons provides standardized licenses for non-software content. Where traditional copyright is all-or-nothing, CC licenses let creators grant specific permissions in advance, spanning nearly public domain to only slightly looser than full copyright.</w:t>
       </w:r>
     </w:p>
     <w:p>
@@ -4092,7 +3975,7 @@
         <w:pStyle w:val="BodyText"/>
       </w:pPr>
       <w:r>
-        <w:t xml:space="preserve">Wikipedia is the most prominent example of Creative Commons in practice: its content is licensed under CC BY-SA, meaning anyone can use, translate, or adapt Wikipedia's articles as long as they attribute Wikipedia and license their own derivative under the same terms. OpenStreetMap, Khan Academy's educational content, and the majority of educational open resources (OER) published for use in K-12 and higher education use Creative Commons licenses. These projects represent a form of intellectual commons — shared resources that anyone can use and build on — that the traditional IP system does not easily accommodate.</w:t>
+        <w:t xml:space="preserve">Wikipedia is the most prominent example: its content is CC BY-SA, so anyone can use, translate, or adapt its articles provided they attribute it and license derivatives on the same terms. OpenStreetMap, Khan Academy, and most open educational resources use CC licenses too — an intellectual commons the traditional IP system does not easily accommodate.</w:t>
       </w:r>
     </w:p>
     <w:p>
@@ -4100,7 +3983,7 @@
         <w:pStyle w:val="BodyText"/>
       </w:pPr>
       <w:r>
-        <w:t xml:space="preserve">The AI era has introduced a new complication for Creative Commons. Many AI image generators and language models were trained on content licensed under Creative Commons, including CC-licensed images from Flickr and CC-licensed text from Wikipedia. Whether this use was consistent with the spirit (if not the letter) of licenses that creators chose to share their work openly is a live debate. Some creators who chose CC licenses explicitly to enable human sharing and adaptation feel that training a commercial AI model on their work without compensation is a use they would not have authorized — while technically the license text may permit it.</w:t>
+        <w:t xml:space="preserve">The AI era has complicated this. Many image generators and language models were trained on CC-licensed content, including images from Flickr and text from Wikipedia. Whether that matches the spirit, if not the letter, of licenses chosen to enable sharing is a live debate: creators who picked CC licenses for human adaptation may feel that training a commercial model on their work without compensation is a use they never authorized, even where the license text permits it.</w:t>
       </w:r>
     </w:p>
     <w:p>
@@ -4120,7 +4003,7 @@
         <w:pStyle w:val="Compact"/>
       </w:pPr>
       <w:r>
-        <w:t xml:space="preserve">If massive quantities of high-quality software, encyclopedic knowledge, and educational content are produced without IP incentives, does this undermine the utilitarian case for strong IP protection? Or are open-source and CC projects exceptional cases that don't generalize?</w:t>
+        <w:t xml:space="preserve">If vast quantities of software, encyclopedic knowledge, and educational content are produced without IP incentives, does that undermine the utilitarian case for strong protection — or are these exceptional cases that don't generalize?</w:t>
       </w:r>
     </w:p>
     <w:p>
@@ -4132,7 +4015,7 @@
         <w:pStyle w:val="Compact"/>
       </w:pPr>
       <w:r>
-        <w:t xml:space="preserve">The GPL uses copyright law to enforce openness. Is this a clever hack that turns IP against itself — or a misuse of a system designed for a different purpose?</w:t>
+        <w:t xml:space="preserve">The GPL uses copyright to enforce openness. Is that a clever hack turning IP against itself, or a misuse of a system built for a different purpose?</w:t>
       </w:r>
     </w:p>
     <w:p>
@@ -4144,7 +4027,7 @@
         <w:pStyle w:val="Compact"/>
       </w:pPr>
       <w:r>
-        <w:t xml:space="preserve">If you release a work under a Creative Commons license allowing free use, and an AI company trains a commercial model on it, have your rights been violated? Should CC licenses be updated to address this case explicitly?</w:t>
+        <w:t xml:space="preserve">If you release a work under a CC license and an AI company trains a commercial model on it, have your rights been violated? Should CC licenses address this explicitly?</w:t>
       </w:r>
     </w:p>
     <w:bookmarkEnd w:id="62"/>
@@ -4187,7 +4070,7 @@
         <w:t xml:space="preserve"> </w:t>
       </w:r>
       <w:r>
-        <w:t xml:space="preserve">differs fundamentally from physical property: ideas are non-rivalrous (your use does not diminish mine), so IP law must create artificial scarcity through legal rules rather than relying on natural limits.</w:t>
+        <w:t xml:space="preserve">differs from physical property because ideas are non-rivalrous, so IP law must create artificial scarcity by legal rule rather than rely on natural limits.</w:t>
       </w:r>
     </w:p>
     <w:p>
@@ -4203,13 +4086,10 @@
           <w:bCs/>
           <w:b/>
         </w:rPr>
-        <w:t xml:space="preserve">Three philosophical justifications</w:t>
-      </w:r>
-      <w:r>
-        <w:t xml:space="preserve"> </w:t>
-      </w:r>
-      <w:r>
-        <w:t xml:space="preserve">compete for dominance: Locke's labor theory (creators deserve the fruits of their work), the utilitarian incentive argument (IP maximizes social welfare by motivating creation), and Hegel's personality theory (creative works express the creator's identity, justifying moral rights beyond economic ones).</w:t>
+        <w:t xml:space="preserve">Three justifications compete</w:t>
+      </w:r>
+      <w:r>
+        <w:t xml:space="preserve">: Locke's labor theory, the utilitarian incentive argument, and Hegel's personality theory, which grounds moral rights beyond economic ones.</w:t>
       </w:r>
     </w:p>
     <w:p>
@@ -4231,7 +4111,7 @@
         <w:t xml:space="preserve"> </w:t>
       </w:r>
       <w:r>
-        <w:t xml:space="preserve">— U.S. copyright has grown from 14 years to life + 70 years — in ways that outrun any incentive-based justification, suggesting that incumbent corporate interests rather than public welfare are driving the changes.</w:t>
+        <w:t xml:space="preserve">— U.S. copyright from 14 years to life + 70 — well past what any incentive-based justification supports.</w:t>
       </w:r>
     </w:p>
     <w:p>
@@ -4253,7 +4133,23 @@
         <w:t xml:space="preserve"> </w:t>
       </w:r>
       <w:r>
-        <w:t xml:space="preserve">invalidated IP law's core assumptions (costly copying, physical distribution, practical enforcement) simultaneously, forcing industries into painful adaptation that ultimately shifted economic value from content creators to platforms.</w:t>
+        <w:t xml:space="preserve">invalidated IP law's core assumptions at once, shifting economic value from creators to platforms; the</w:t>
+      </w:r>
+      <w:r>
+        <w:t xml:space="preserve"> </w:t>
+      </w:r>
+      <w:r>
+        <w:rPr>
+          <w:bCs/>
+          <w:b/>
+        </w:rPr>
+        <w:t xml:space="preserve">DMCA's anti-circumvention provision</w:t>
+      </w:r>
+      <w:r>
+        <w:t xml:space="preserve"> </w:t>
+      </w:r>
+      <w:r>
+        <w:t xml:space="preserve">then criminalized breaking digital locks even for legal purposes, blocking repair, security research, and accessibility.</w:t>
       </w:r>
     </w:p>
     <w:p>
@@ -4269,13 +4165,13 @@
           <w:bCs/>
           <w:b/>
         </w:rPr>
-        <w:t xml:space="preserve">The DMCA's anti-circumvention provision</w:t>
-      </w:r>
-      <w:r>
-        <w:t xml:space="preserve"> </w:t>
-      </w:r>
-      <w:r>
-        <w:t xml:space="preserve">criminalized breaking digital locks even for legal purposes — blocking repair, security research, and accessibility — effectively shifting power from content owners to manufacturers.</w:t>
+        <w:t xml:space="preserve">Critical scholars</w:t>
+      </w:r>
+      <w:r>
+        <w:t xml:space="preserve"> </w:t>
+      </w:r>
+      <w:r>
+        <w:t xml:space="preserve">— Drahos, Doctorow, Wu — argue that IP has been captured by incumbents who use it to extract rents and foreclose competition rather than to incentivize creation.</w:t>
       </w:r>
     </w:p>
     <w:p>
@@ -4291,13 +4187,10 @@
           <w:bCs/>
           <w:b/>
         </w:rPr>
-        <w:t xml:space="preserve">Critical scholars</w:t>
-      </w:r>
-      <w:r>
-        <w:t xml:space="preserve"> </w:t>
-      </w:r>
-      <w:r>
-        <w:t xml:space="preserve">— Drahos, Doctorow, Wu — argue that IP has been captured by large incumbents who use it to maintain market control, extract rents from creators and consumers, and foreclose competition, rather than to incentivize creation.</w:t>
+        <w:t xml:space="preserve">AI training and copyright remain unsettled</w:t>
+      </w:r>
+      <w:r>
+        <w:t xml:space="preserve">: no federal appeals court has ruled on whether training a model on copyrighted work is fair use, the first such case was argued in June 2026 and is undecided, and no Supreme Court decision exists or is pending.</w:t>
       </w:r>
     </w:p>
     <w:p>
@@ -4310,16 +4203,32 @@
       </w:pPr>
       <w:r>
         <w:rPr>
+          <w:iCs/>
+          <w:i/>
           <w:bCs/>
           <w:b/>
         </w:rPr>
-        <w:t xml:space="preserve">AI training and copyright remain unsettled.</w:t>
-      </w:r>
-      <w:r>
-        <w:t xml:space="preserve"> </w:t>
-      </w:r>
-      <w:r>
-        <w:t xml:space="preserve">No federal appeals court has yet ruled on whether training a model on copyrighted work is fair use; the first such case was argued in June 2026 and is undecided, and no Supreme Court decision exists or is pending.</w:t>
+        <w:t xml:space="preserve">Bartz v. Anthropic</w:t>
+      </w:r>
+      <w:r>
+        <w:rPr>
+          <w:bCs/>
+          <w:b/>
+        </w:rPr>
+        <w:t xml:space="preserve"> </w:t>
+      </w:r>
+      <w:r>
+        <w:rPr>
+          <w:bCs/>
+          <w:b/>
+        </w:rPr>
+        <w:t xml:space="preserve">split the conduct</w:t>
+      </w:r>
+      <w:r>
+        <w:t xml:space="preserve"> </w:t>
+      </w:r>
+      <w:r>
+        <w:t xml:space="preserve">rather than ruling on "AI training": training the model and scanning lawfully purchased books were fair use, keeping over seven million pirated books was not — and that last act produced the $1.5 billion settlement. Because the case settled, the ruling binds nobody.</w:t>
       </w:r>
     </w:p>
     <w:p>
@@ -4332,32 +4241,42 @@
       </w:pPr>
       <w:r>
         <w:rPr>
+          <w:bCs/>
+          <w:b/>
+        </w:rPr>
+        <w:t xml:space="preserve">The decisive question is increasingly acquisition, not learning</w:t>
+      </w:r>
+      <w:r>
+        <w:t xml:space="preserve">; the theory to watch is</w:t>
+      </w:r>
+      <w:r>
+        <w:t xml:space="preserve"> </w:t>
+      </w:r>
+      <w:r>
+        <w:rPr>
+          <w:bCs/>
+          <w:b/>
+        </w:rPr>
+        <w:t xml:space="preserve">market dilution</w:t>
+      </w:r>
+      <w:r>
+        <w:t xml:space="preserve">, endorsed as valid in</w:t>
+      </w:r>
+      <w:r>
+        <w:t xml:space="preserve"> </w:t>
+      </w:r>
+      <w:r>
+        <w:rPr>
           <w:iCs/>
           <w:i/>
-          <w:bCs/>
-          <w:b/>
-        </w:rPr>
-        <w:t xml:space="preserve">Bartz v. Anthropic</w:t>
-      </w:r>
-      <w:r>
-        <w:rPr>
-          <w:bCs/>
-          <w:b/>
-        </w:rPr>
-        <w:t xml:space="preserve"> </w:t>
-      </w:r>
-      <w:r>
-        <w:rPr>
-          <w:bCs/>
-          <w:b/>
-        </w:rPr>
-        <w:t xml:space="preserve">split the conduct</w:t>
-      </w:r>
-      <w:r>
-        <w:t xml:space="preserve"> </w:t>
-      </w:r>
-      <w:r>
-        <w:t xml:space="preserve">rather than issuing a verdict on "AI training": training the model and scanning lawfully purchased books were both fair use, but downloading and keeping over seven million pirated books was not — and it was that last act that produced a $1.5 billion settlement, the largest in US copyright history.</w:t>
+        </w:rPr>
+        <w:t xml:space="preserve">Kadrey v. Meta</w:t>
+      </w:r>
+      <w:r>
+        <w:t xml:space="preserve"> </w:t>
+      </w:r>
+      <w:r>
+        <w:t xml:space="preserve">even though those plaintiffs failed to prove it on that record.</w:t>
       </w:r>
     </w:p>
     <w:p>
@@ -4373,26 +4292,13 @@
           <w:bCs/>
           <w:b/>
         </w:rPr>
-        <w:t xml:space="preserve">The decisive question is increasingly acquisition, not learning</w:t>
-      </w:r>
-      <w:r>
-        <w:t xml:space="preserve"> </w:t>
-      </w:r>
-      <w:r>
-        <w:t xml:space="preserve">— how the training corpus was obtained, rather than what the model extracted from it. A second theory to watch is</w:t>
-      </w:r>
-      <w:r>
-        <w:t xml:space="preserve"> </w:t>
-      </w:r>
-      <w:r>
-        <w:rPr>
-          <w:bCs/>
-          <w:b/>
-        </w:rPr>
-        <w:t xml:space="preserve">market dilution</w:t>
-      </w:r>
-      <w:r>
-        <w:t xml:space="preserve">, endorsed as valid in</w:t>
+        <w:t xml:space="preserve">AI-generated content is not copyrightable</w:t>
+      </w:r>
+      <w:r>
+        <w:t xml:space="preserve"> </w:t>
+      </w:r>
+      <w:r>
+        <w:t xml:space="preserve">because copyright requires a human author — settled by</w:t>
       </w:r>
       <w:r>
         <w:t xml:space="preserve"> </w:t>
@@ -4402,13 +4308,10 @@
           <w:iCs/>
           <w:i/>
         </w:rPr>
-        <w:t xml:space="preserve">Kadrey v. Meta</w:t>
-      </w:r>
-      <w:r>
-        <w:t xml:space="preserve"> </w:t>
-      </w:r>
-      <w:r>
-        <w:t xml:space="preserve">even though those particular plaintiffs failed to prove it.</w:t>
+        <w:t xml:space="preserve">Thaler v. Perlmutter</w:t>
+      </w:r>
+      <w:r>
+        <w:t xml:space="preserve">, cert denied March 2026 — and prompts alone, however detailed, do not make you an author.</w:t>
       </w:r>
     </w:p>
     <w:p>
@@ -4424,51 +4327,13 @@
           <w:bCs/>
           <w:b/>
         </w:rPr>
-        <w:t xml:space="preserve">AI-generated content is not copyrightable</w:t>
-      </w:r>
-      <w:r>
-        <w:t xml:space="preserve"> </w:t>
-      </w:r>
-      <w:r>
-        <w:t xml:space="preserve">under U.S. law because copyright requires a human author — settled by</w:t>
-      </w:r>
-      <w:r>
-        <w:t xml:space="preserve"> </w:t>
-      </w:r>
-      <w:r>
-        <w:rPr>
-          <w:iCs/>
-          <w:i/>
-        </w:rPr>
-        <w:t xml:space="preserve">Thaler v. Perlmutter</w:t>
-      </w:r>
-      <w:r>
-        <w:t xml:space="preserve"> </w:t>
-      </w:r>
-      <w:r>
-        <w:t xml:space="preserve">when the Supreme Court denied review in March 2026 — and the Copyright Office holds that prompts alone, however detailed, do not make you an author.</w:t>
-      </w:r>
-    </w:p>
-    <w:p>
-      <w:pPr>
-        <w:numPr>
-          <w:ilvl w:val="0"/>
-          <w:numId w:val="1014"/>
-        </w:numPr>
-        <w:pStyle w:val="Compact"/>
-      </w:pPr>
-      <w:r>
-        <w:rPr>
-          <w:bCs/>
-          <w:b/>
-        </w:rPr>
         <w:t xml:space="preserve">Open source and Creative Commons</w:t>
       </w:r>
       <w:r>
         <w:t xml:space="preserve"> </w:t>
       </w:r>
       <w:r>
-        <w:t xml:space="preserve">demonstrate that significant, high-quality creative and technical work can be produced outside traditional IP incentive structures, challenging the universality of the utilitarian argument for strong IP protection.</w:t>
+        <w:t xml:space="preserve">show that high-quality work can be produced outside IP incentive structures, challenging the universality of the utilitarian argument.</w:t>
       </w:r>
     </w:p>
     <w:bookmarkEnd w:id="65"/>
